--- a/CRM/lab2/БПС2601 Вахонин Лабораторная №2.docx
+++ b/CRM/lab2/БПС2601 Вахонин Лабораторная №2.docx
@@ -399,6 +399,7 @@
           <w:rFonts w:ascii="Times New Roman" w:hAnsi="Times New Roman" w:cs="Times New Roman"/>
           <w:sz w:val="28"/>
           <w:szCs w:val="28"/>
+          <w:lang w:val="en-US"/>
         </w:rPr>
       </w:pPr>
       <w:r>
@@ -413,9 +414,111 @@
     <w:p>
       <w:pPr>
         <w:pStyle w:val="Standard"/>
-        <w:pageBreakBefore/>
-        <w:spacing w:line="360" w:lineRule="auto"/>
-        <w:ind w:firstLine="850"/>
+        <w:spacing w:line="360" w:lineRule="auto"/>
+        <w:ind w:firstLine="850"/>
+        <w:jc w:val="right"/>
+        <w:rPr>
+          <w:rFonts w:ascii="Times New Roman" w:hAnsi="Times New Roman" w:cs="Times New Roman"/>
+          <w:sz w:val="28"/>
+          <w:szCs w:val="28"/>
+          <w:lang w:val="en-US"/>
+        </w:rPr>
+      </w:pPr>
+    </w:p>
+    <w:p>
+      <w:pPr>
+        <w:pStyle w:val="a6"/>
+      </w:pPr>
+      <w:r>
+        <w:tab/>
+      </w:r>
+    </w:p>
+    <w:p>
+      <w:pPr>
+        <w:pStyle w:val="a6"/>
+      </w:pPr>
+    </w:p>
+    <w:p>
+      <w:pPr>
+        <w:pStyle w:val="a6"/>
+        <w:jc w:val="left"/>
+      </w:pPr>
+    </w:p>
+    <w:p>
+      <w:pPr>
+        <w:pStyle w:val="a6"/>
+      </w:pPr>
+    </w:p>
+    <w:p/>
+    <w:p/>
+    <w:p>
+      <w:pPr>
+        <w:pStyle w:val="a6"/>
+      </w:pPr>
+      <w:bookmarkStart w:id="0" w:name="_Toc243696830"/>
+      <w:r>
+        <w:lastRenderedPageBreak/>
+        <w:t>Постановка задачи</w:t>
+      </w:r>
+      <w:bookmarkEnd w:id="0"/>
+    </w:p>
+    <w:p>
+      <w:pPr>
+        <w:pStyle w:val="a8"/>
+      </w:pPr>
+      <w:bookmarkStart w:id="1" w:name="_Toc243696831"/>
+      <w:r>
+        <w:t>Цель:</w:t>
+      </w:r>
+      <w:bookmarkEnd w:id="1"/>
+    </w:p>
+    <w:p>
+      <w:pPr>
+        <w:rPr>
+          <w:rFonts w:cs="Times New Roman"/>
+        </w:rPr>
+      </w:pPr>
+      <w:r>
+        <w:t xml:space="preserve"> </w:t>
+      </w:r>
+      <w:r>
+        <w:rPr>
+          <w:rFonts w:cs="Times New Roman"/>
+          <w:szCs w:val="28"/>
+        </w:rPr>
+        <w:t>установить и настроить «1</w:t>
+      </w:r>
+      <w:proofErr w:type="gramStart"/>
+      <w:r>
+        <w:rPr>
+          <w:rFonts w:cs="Times New Roman"/>
+          <w:szCs w:val="28"/>
+        </w:rPr>
+        <w:t>С:Предприятие</w:t>
+      </w:r>
+      <w:proofErr w:type="gramEnd"/>
+      <w:r>
+        <w:rPr>
+          <w:rFonts w:cs="Times New Roman"/>
+          <w:szCs w:val="28"/>
+        </w:rPr>
+        <w:t xml:space="preserve"> 8.3» и «1С:УНФ»</w:t>
+      </w:r>
+    </w:p>
+    <w:p>
+      <w:pPr>
+        <w:pStyle w:val="a8"/>
+      </w:pPr>
+      <w:bookmarkStart w:id="2" w:name="_Toc243696832"/>
+      <w:r>
+        <w:t>Задачи:</w:t>
+      </w:r>
+      <w:bookmarkEnd w:id="2"/>
+    </w:p>
+    <w:p>
+      <w:pPr>
+        <w:pStyle w:val="Standard"/>
+        <w:spacing w:line="360" w:lineRule="auto"/>
         <w:jc w:val="both"/>
         <w:rPr>
           <w:rFonts w:ascii="Times New Roman" w:hAnsi="Times New Roman" w:cs="Times New Roman"/>
@@ -426,988 +529,1808 @@
       <w:r>
         <w:rPr>
           <w:rFonts w:ascii="Times New Roman" w:hAnsi="Times New Roman" w:cs="Times New Roman"/>
+          <w:sz w:val="28"/>
+          <w:szCs w:val="28"/>
+        </w:rPr>
+        <w:t xml:space="preserve">              1. Установка и настройка:</w:t>
+      </w:r>
+    </w:p>
+    <w:p>
+      <w:pPr>
+        <w:pStyle w:val="Standard"/>
+        <w:spacing w:line="360" w:lineRule="auto"/>
+        <w:jc w:val="both"/>
+        <w:rPr>
+          <w:rFonts w:ascii="Times New Roman" w:hAnsi="Times New Roman" w:cs="Times New Roman"/>
+          <w:sz w:val="28"/>
+          <w:szCs w:val="28"/>
+        </w:rPr>
+      </w:pPr>
+      <w:r>
+        <w:rPr>
+          <w:rFonts w:ascii="Times New Roman" w:hAnsi="Times New Roman" w:cs="Times New Roman"/>
+          <w:sz w:val="28"/>
+          <w:szCs w:val="28"/>
+        </w:rPr>
+        <w:t xml:space="preserve">                       Установите программный продукт «1</w:t>
+      </w:r>
+      <w:proofErr w:type="gramStart"/>
+      <w:r>
+        <w:rPr>
+          <w:rFonts w:ascii="Times New Roman" w:hAnsi="Times New Roman" w:cs="Times New Roman"/>
+          <w:sz w:val="28"/>
+          <w:szCs w:val="28"/>
+        </w:rPr>
+        <w:t>С:Предприятие</w:t>
+      </w:r>
+      <w:proofErr w:type="gramEnd"/>
+      <w:r>
+        <w:rPr>
+          <w:rFonts w:ascii="Times New Roman" w:hAnsi="Times New Roman" w:cs="Times New Roman"/>
+          <w:sz w:val="28"/>
+          <w:szCs w:val="28"/>
+        </w:rPr>
+        <w:t xml:space="preserve"> 8.3»;</w:t>
+      </w:r>
+    </w:p>
+    <w:p>
+      <w:pPr>
+        <w:pStyle w:val="Standard"/>
+        <w:spacing w:line="360" w:lineRule="auto"/>
+        <w:ind w:firstLine="850"/>
+        <w:jc w:val="both"/>
+        <w:rPr>
+          <w:rFonts w:ascii="Times New Roman" w:hAnsi="Times New Roman" w:cs="Times New Roman"/>
+          <w:sz w:val="28"/>
+          <w:szCs w:val="28"/>
+        </w:rPr>
+      </w:pPr>
+      <w:r>
+        <w:rPr>
+          <w:rFonts w:ascii="Times New Roman" w:hAnsi="Times New Roman" w:cs="Times New Roman"/>
+          <w:sz w:val="28"/>
+          <w:szCs w:val="28"/>
+        </w:rPr>
+        <w:t xml:space="preserve">                       Разверните конфигурацию «1</w:t>
+      </w:r>
+      <w:proofErr w:type="gramStart"/>
+      <w:r>
+        <w:rPr>
+          <w:rFonts w:ascii="Times New Roman" w:hAnsi="Times New Roman" w:cs="Times New Roman"/>
+          <w:sz w:val="28"/>
+          <w:szCs w:val="28"/>
+        </w:rPr>
+        <w:t>С:УНФ</w:t>
+      </w:r>
+      <w:proofErr w:type="gramEnd"/>
+      <w:r>
+        <w:rPr>
+          <w:rFonts w:ascii="Times New Roman" w:hAnsi="Times New Roman" w:cs="Times New Roman"/>
+          <w:sz w:val="28"/>
+          <w:szCs w:val="28"/>
+        </w:rPr>
+        <w:t>»;</w:t>
+      </w:r>
+    </w:p>
+    <w:p>
+      <w:pPr>
+        <w:pStyle w:val="Standard"/>
+        <w:spacing w:line="360" w:lineRule="auto"/>
+        <w:jc w:val="both"/>
+        <w:rPr>
+          <w:rFonts w:ascii="Times New Roman" w:hAnsi="Times New Roman" w:cs="Times New Roman"/>
+          <w:sz w:val="28"/>
+          <w:szCs w:val="28"/>
+        </w:rPr>
+      </w:pPr>
+      <w:r>
+        <w:rPr>
+          <w:rFonts w:ascii="Times New Roman" w:hAnsi="Times New Roman" w:cs="Times New Roman"/>
+          <w:sz w:val="28"/>
+          <w:szCs w:val="28"/>
+        </w:rPr>
+        <w:t xml:space="preserve">                       Выберите вариант интернет-магазина (Детские товары)</w:t>
+      </w:r>
+    </w:p>
+    <w:p>
+      <w:pPr>
+        <w:pStyle w:val="Standard"/>
+        <w:spacing w:line="360" w:lineRule="auto"/>
+        <w:jc w:val="both"/>
+        <w:rPr>
+          <w:rFonts w:ascii="Times New Roman" w:hAnsi="Times New Roman" w:cs="Times New Roman"/>
+          <w:sz w:val="28"/>
+          <w:szCs w:val="28"/>
+        </w:rPr>
+      </w:pPr>
+      <w:r>
+        <w:rPr>
+          <w:rFonts w:ascii="Times New Roman" w:hAnsi="Times New Roman" w:cs="Times New Roman"/>
+          <w:sz w:val="28"/>
+          <w:szCs w:val="28"/>
+        </w:rPr>
+        <w:tab/>
+        <w:t xml:space="preserve">  2. Настройка организации:</w:t>
+      </w:r>
+    </w:p>
+    <w:p>
+      <w:pPr>
+        <w:pStyle w:val="Standard"/>
+        <w:spacing w:line="360" w:lineRule="auto"/>
+        <w:ind w:firstLine="850"/>
+        <w:jc w:val="both"/>
+        <w:rPr>
+          <w:rFonts w:ascii="Times New Roman" w:hAnsi="Times New Roman" w:cs="Times New Roman"/>
+          <w:sz w:val="28"/>
+          <w:szCs w:val="28"/>
+        </w:rPr>
+      </w:pPr>
+      <w:r>
+        <w:rPr>
+          <w:rFonts w:ascii="Times New Roman" w:hAnsi="Times New Roman" w:cs="Times New Roman"/>
+          <w:sz w:val="28"/>
+          <w:szCs w:val="28"/>
+        </w:rPr>
+        <w:tab/>
+        <w:t>a. Создайте организацию. Вид организации: Индивидуальный предприниматель (ИП);</w:t>
+      </w:r>
+    </w:p>
+    <w:p>
+      <w:pPr>
+        <w:pStyle w:val="Standard"/>
+        <w:spacing w:line="360" w:lineRule="auto"/>
+        <w:ind w:firstLine="850"/>
+        <w:jc w:val="both"/>
+        <w:rPr>
+          <w:rFonts w:ascii="Times New Roman" w:hAnsi="Times New Roman" w:cs="Times New Roman"/>
+          <w:sz w:val="28"/>
+          <w:szCs w:val="28"/>
+        </w:rPr>
+      </w:pPr>
+      <w:r>
+        <w:rPr>
+          <w:rFonts w:ascii="Times New Roman" w:hAnsi="Times New Roman" w:cs="Times New Roman"/>
+          <w:sz w:val="28"/>
+          <w:szCs w:val="28"/>
+        </w:rPr>
+        <w:tab/>
+        <w:t>b. Юридическое название: ИП Фамилия И.О. студента;</w:t>
+      </w:r>
+    </w:p>
+    <w:p>
+      <w:pPr>
+        <w:pStyle w:val="Standard"/>
+        <w:spacing w:line="360" w:lineRule="auto"/>
+        <w:ind w:firstLine="850"/>
+        <w:jc w:val="both"/>
+        <w:rPr>
+          <w:rFonts w:ascii="Times New Roman" w:hAnsi="Times New Roman" w:cs="Times New Roman"/>
+          <w:sz w:val="28"/>
+          <w:szCs w:val="28"/>
+        </w:rPr>
+      </w:pPr>
+      <w:r>
+        <w:rPr>
+          <w:rFonts w:ascii="Times New Roman" w:hAnsi="Times New Roman" w:cs="Times New Roman"/>
+          <w:sz w:val="28"/>
+          <w:szCs w:val="28"/>
+        </w:rPr>
+        <w:tab/>
+        <w:t>c. Вид бизнеса: продажи, розничный магазин и интернет-магазин;</w:t>
+      </w:r>
+    </w:p>
+    <w:p>
+      <w:pPr>
+        <w:pStyle w:val="Standard"/>
+        <w:spacing w:line="360" w:lineRule="auto"/>
+        <w:ind w:firstLine="850"/>
+        <w:jc w:val="both"/>
+        <w:rPr>
+          <w:rFonts w:ascii="Times New Roman" w:hAnsi="Times New Roman" w:cs="Times New Roman"/>
+          <w:sz w:val="28"/>
+          <w:szCs w:val="28"/>
+        </w:rPr>
+      </w:pPr>
+      <w:r>
+        <w:rPr>
+          <w:rFonts w:ascii="Times New Roman" w:hAnsi="Times New Roman" w:cs="Times New Roman"/>
+          <w:sz w:val="28"/>
+          <w:szCs w:val="28"/>
+        </w:rPr>
+        <w:tab/>
+        <w:t>d. Сделайте скриншот настройки организации и добавьте его в отчет.</w:t>
+      </w:r>
+    </w:p>
+    <w:p>
+      <w:pPr>
+        <w:pStyle w:val="Standard"/>
+        <w:spacing w:line="360" w:lineRule="auto"/>
+        <w:ind w:firstLine="850"/>
+        <w:jc w:val="both"/>
+        <w:rPr>
+          <w:rFonts w:ascii="Times New Roman" w:hAnsi="Times New Roman" w:cs="Times New Roman"/>
+          <w:sz w:val="28"/>
+          <w:szCs w:val="28"/>
+        </w:rPr>
+      </w:pPr>
+      <w:r>
+        <w:rPr>
+          <w:rFonts w:ascii="Times New Roman" w:hAnsi="Times New Roman" w:cs="Times New Roman"/>
+          <w:sz w:val="28"/>
+          <w:szCs w:val="28"/>
+        </w:rPr>
+        <w:t>3. Создание номенклатуры:</w:t>
+      </w:r>
+    </w:p>
+    <w:p>
+      <w:pPr>
+        <w:pStyle w:val="Standard"/>
+        <w:spacing w:line="360" w:lineRule="auto"/>
+        <w:ind w:firstLine="850"/>
+        <w:jc w:val="both"/>
+        <w:rPr>
+          <w:rFonts w:ascii="Times New Roman" w:hAnsi="Times New Roman" w:cs="Times New Roman"/>
+          <w:sz w:val="28"/>
+          <w:szCs w:val="28"/>
+        </w:rPr>
+      </w:pPr>
+      <w:r>
+        <w:rPr>
+          <w:rFonts w:ascii="Times New Roman" w:hAnsi="Times New Roman" w:cs="Times New Roman"/>
+          <w:sz w:val="28"/>
+          <w:szCs w:val="28"/>
+        </w:rPr>
+        <w:tab/>
+        <w:t>a. Добавьте 5 позиций номенклатуры с типом «Запас» и 2 позиции с</w:t>
+      </w:r>
+    </w:p>
+    <w:p>
+      <w:pPr>
+        <w:pStyle w:val="Standard"/>
+        <w:spacing w:line="360" w:lineRule="auto"/>
+        <w:ind w:firstLine="850"/>
+        <w:jc w:val="both"/>
+        <w:rPr>
+          <w:rFonts w:ascii="Times New Roman" w:hAnsi="Times New Roman" w:cs="Times New Roman"/>
+          <w:sz w:val="28"/>
+          <w:szCs w:val="28"/>
+        </w:rPr>
+      </w:pPr>
+      <w:r>
+        <w:rPr>
+          <w:rFonts w:ascii="Times New Roman" w:hAnsi="Times New Roman" w:cs="Times New Roman"/>
+          <w:sz w:val="28"/>
+          <w:szCs w:val="28"/>
+        </w:rPr>
+        <w:t>типом «Услуга»;</w:t>
+      </w:r>
+    </w:p>
+    <w:p>
+      <w:pPr>
+        <w:pStyle w:val="Standard"/>
+        <w:spacing w:line="360" w:lineRule="auto"/>
+        <w:ind w:firstLine="850"/>
+        <w:jc w:val="both"/>
+        <w:rPr>
+          <w:rFonts w:ascii="Times New Roman" w:hAnsi="Times New Roman" w:cs="Times New Roman"/>
+          <w:sz w:val="28"/>
+          <w:szCs w:val="28"/>
+        </w:rPr>
+      </w:pPr>
+      <w:r>
+        <w:rPr>
+          <w:rFonts w:ascii="Times New Roman" w:hAnsi="Times New Roman" w:cs="Times New Roman"/>
+          <w:sz w:val="28"/>
+          <w:szCs w:val="28"/>
+        </w:rPr>
+        <w:tab/>
+        <w:t>b. Для каждой номенклатуры укажите:</w:t>
+      </w:r>
+    </w:p>
+    <w:p>
+      <w:pPr>
+        <w:pStyle w:val="Standard"/>
+        <w:spacing w:line="360" w:lineRule="auto"/>
+        <w:ind w:firstLine="850"/>
+        <w:jc w:val="both"/>
+        <w:rPr>
+          <w:rFonts w:ascii="Times New Roman" w:hAnsi="Times New Roman" w:cs="Times New Roman"/>
+          <w:sz w:val="28"/>
+          <w:szCs w:val="28"/>
+        </w:rPr>
+      </w:pPr>
+      <w:r>
+        <w:rPr>
+          <w:rFonts w:ascii="Times New Roman" w:hAnsi="Times New Roman" w:cs="Times New Roman"/>
+          <w:sz w:val="28"/>
+          <w:szCs w:val="28"/>
+        </w:rPr>
+        <w:tab/>
+      </w:r>
+      <w:r>
+        <w:rPr>
+          <w:rFonts w:ascii="Times New Roman" w:hAnsi="Times New Roman" w:cs="Times New Roman"/>
+          <w:sz w:val="28"/>
+          <w:szCs w:val="28"/>
+        </w:rPr>
+        <w:tab/>
+        <w:t>i. Наименование;</w:t>
+      </w:r>
+    </w:p>
+    <w:p>
+      <w:pPr>
+        <w:pStyle w:val="Standard"/>
+        <w:spacing w:line="360" w:lineRule="auto"/>
+        <w:ind w:firstLine="850"/>
+        <w:jc w:val="both"/>
+        <w:rPr>
+          <w:rFonts w:ascii="Times New Roman" w:hAnsi="Times New Roman" w:cs="Times New Roman"/>
+          <w:sz w:val="28"/>
+          <w:szCs w:val="28"/>
+        </w:rPr>
+      </w:pPr>
+      <w:r>
+        <w:rPr>
+          <w:rFonts w:ascii="Times New Roman" w:hAnsi="Times New Roman" w:cs="Times New Roman"/>
+          <w:sz w:val="28"/>
+          <w:szCs w:val="28"/>
+        </w:rPr>
+        <w:tab/>
+      </w:r>
+      <w:r>
+        <w:rPr>
+          <w:rFonts w:ascii="Times New Roman" w:hAnsi="Times New Roman" w:cs="Times New Roman"/>
+          <w:sz w:val="28"/>
+          <w:szCs w:val="28"/>
+        </w:rPr>
+        <w:tab/>
+      </w:r>
+      <w:proofErr w:type="spellStart"/>
+      <w:r>
+        <w:rPr>
+          <w:rFonts w:ascii="Times New Roman" w:hAnsi="Times New Roman" w:cs="Times New Roman"/>
+          <w:sz w:val="28"/>
+          <w:szCs w:val="28"/>
+        </w:rPr>
+        <w:t>ii</w:t>
+      </w:r>
+      <w:proofErr w:type="spellEnd"/>
+      <w:r>
+        <w:rPr>
+          <w:rFonts w:ascii="Times New Roman" w:hAnsi="Times New Roman" w:cs="Times New Roman"/>
+          <w:sz w:val="28"/>
+          <w:szCs w:val="28"/>
+        </w:rPr>
+        <w:t>. Описание;</w:t>
+      </w:r>
+    </w:p>
+    <w:p>
+      <w:pPr>
+        <w:pStyle w:val="Standard"/>
+        <w:spacing w:line="360" w:lineRule="auto"/>
+        <w:ind w:firstLine="850"/>
+        <w:jc w:val="both"/>
+        <w:rPr>
+          <w:rFonts w:ascii="Times New Roman" w:hAnsi="Times New Roman" w:cs="Times New Roman"/>
+          <w:sz w:val="28"/>
+          <w:szCs w:val="28"/>
+        </w:rPr>
+      </w:pPr>
+      <w:r>
+        <w:rPr>
+          <w:rFonts w:ascii="Times New Roman" w:hAnsi="Times New Roman" w:cs="Times New Roman"/>
+          <w:sz w:val="28"/>
+          <w:szCs w:val="28"/>
+        </w:rPr>
+        <w:tab/>
+      </w:r>
+      <w:r>
+        <w:rPr>
+          <w:rFonts w:ascii="Times New Roman" w:hAnsi="Times New Roman" w:cs="Times New Roman"/>
+          <w:sz w:val="28"/>
+          <w:szCs w:val="28"/>
+        </w:rPr>
+        <w:tab/>
+      </w:r>
+      <w:proofErr w:type="spellStart"/>
+      <w:r>
+        <w:rPr>
+          <w:rFonts w:ascii="Times New Roman" w:hAnsi="Times New Roman" w:cs="Times New Roman"/>
+          <w:sz w:val="28"/>
+          <w:szCs w:val="28"/>
+        </w:rPr>
+        <w:t>iii</w:t>
+      </w:r>
+      <w:proofErr w:type="spellEnd"/>
+      <w:r>
+        <w:rPr>
+          <w:rFonts w:ascii="Times New Roman" w:hAnsi="Times New Roman" w:cs="Times New Roman"/>
+          <w:sz w:val="28"/>
+          <w:szCs w:val="28"/>
+        </w:rPr>
+        <w:t>. Изображение;</w:t>
+      </w:r>
+    </w:p>
+    <w:p>
+      <w:pPr>
+        <w:pStyle w:val="Standard"/>
+        <w:spacing w:line="360" w:lineRule="auto"/>
+        <w:ind w:firstLine="850"/>
+        <w:jc w:val="both"/>
+        <w:rPr>
+          <w:rFonts w:ascii="Times New Roman" w:hAnsi="Times New Roman" w:cs="Times New Roman"/>
+          <w:sz w:val="28"/>
+          <w:szCs w:val="28"/>
+        </w:rPr>
+      </w:pPr>
+      <w:r>
+        <w:rPr>
+          <w:rFonts w:ascii="Times New Roman" w:hAnsi="Times New Roman" w:cs="Times New Roman"/>
+          <w:sz w:val="28"/>
+          <w:szCs w:val="28"/>
+        </w:rPr>
+        <w:tab/>
+      </w:r>
+      <w:r>
+        <w:rPr>
+          <w:rFonts w:ascii="Times New Roman" w:hAnsi="Times New Roman" w:cs="Times New Roman"/>
+          <w:sz w:val="28"/>
+          <w:szCs w:val="28"/>
+        </w:rPr>
+        <w:tab/>
+      </w:r>
+      <w:proofErr w:type="spellStart"/>
+      <w:r>
+        <w:rPr>
+          <w:rFonts w:ascii="Times New Roman" w:hAnsi="Times New Roman" w:cs="Times New Roman"/>
+          <w:sz w:val="28"/>
+          <w:szCs w:val="28"/>
+        </w:rPr>
+        <w:t>iv</w:t>
+      </w:r>
+      <w:proofErr w:type="spellEnd"/>
+      <w:r>
+        <w:rPr>
+          <w:rFonts w:ascii="Times New Roman" w:hAnsi="Times New Roman" w:cs="Times New Roman"/>
+          <w:sz w:val="28"/>
+          <w:szCs w:val="28"/>
+        </w:rPr>
+        <w:t>. Единицу измерения;</w:t>
+      </w:r>
+    </w:p>
+    <w:p>
+      <w:pPr>
+        <w:pStyle w:val="Standard"/>
+        <w:spacing w:line="360" w:lineRule="auto"/>
+        <w:ind w:firstLine="850"/>
+        <w:jc w:val="both"/>
+        <w:rPr>
+          <w:rFonts w:ascii="Times New Roman" w:hAnsi="Times New Roman" w:cs="Times New Roman"/>
+          <w:sz w:val="28"/>
+          <w:szCs w:val="28"/>
+        </w:rPr>
+      </w:pPr>
+      <w:r>
+        <w:rPr>
+          <w:rFonts w:ascii="Times New Roman" w:hAnsi="Times New Roman" w:cs="Times New Roman"/>
+          <w:sz w:val="28"/>
+          <w:szCs w:val="28"/>
+        </w:rPr>
+        <w:tab/>
+      </w:r>
+      <w:r>
+        <w:rPr>
+          <w:rFonts w:ascii="Times New Roman" w:hAnsi="Times New Roman" w:cs="Times New Roman"/>
+          <w:sz w:val="28"/>
+          <w:szCs w:val="28"/>
+        </w:rPr>
+        <w:tab/>
+        <w:t>v. При необходимости создайте новый вид номенклатуры;</w:t>
+      </w:r>
+    </w:p>
+    <w:p>
+      <w:pPr>
+        <w:pStyle w:val="Standard"/>
+        <w:spacing w:line="360" w:lineRule="auto"/>
+        <w:ind w:firstLine="850"/>
+        <w:jc w:val="both"/>
+        <w:rPr>
+          <w:rFonts w:ascii="Times New Roman" w:hAnsi="Times New Roman" w:cs="Times New Roman"/>
+          <w:sz w:val="28"/>
+          <w:szCs w:val="28"/>
+        </w:rPr>
+      </w:pPr>
+      <w:r>
+        <w:rPr>
+          <w:rFonts w:ascii="Times New Roman" w:hAnsi="Times New Roman" w:cs="Times New Roman"/>
+          <w:sz w:val="28"/>
+          <w:szCs w:val="28"/>
+        </w:rPr>
+        <w:tab/>
+        <w:t>c. Сделайте скриншоты карточек каждой номенклатуры и добавьте</w:t>
+      </w:r>
+    </w:p>
+    <w:p>
+      <w:pPr>
+        <w:pStyle w:val="Standard"/>
+        <w:spacing w:line="360" w:lineRule="auto"/>
+        <w:jc w:val="both"/>
+        <w:rPr>
+          <w:rFonts w:ascii="Times New Roman" w:hAnsi="Times New Roman" w:cs="Times New Roman"/>
+          <w:sz w:val="28"/>
+          <w:szCs w:val="28"/>
+        </w:rPr>
+      </w:pPr>
+      <w:r>
+        <w:rPr>
+          <w:rFonts w:ascii="Times New Roman" w:hAnsi="Times New Roman" w:cs="Times New Roman"/>
+          <w:sz w:val="28"/>
+          <w:szCs w:val="28"/>
+        </w:rPr>
+        <w:t>их в отчет.</w:t>
+      </w:r>
+    </w:p>
+    <w:p>
+      <w:pPr>
+        <w:pStyle w:val="Standard"/>
+        <w:spacing w:line="360" w:lineRule="auto"/>
+        <w:ind w:firstLine="850"/>
+        <w:jc w:val="both"/>
+        <w:rPr>
+          <w:rFonts w:ascii="Times New Roman" w:hAnsi="Times New Roman" w:cs="Times New Roman"/>
+          <w:sz w:val="28"/>
+          <w:szCs w:val="28"/>
+        </w:rPr>
+      </w:pPr>
+      <w:r>
+        <w:rPr>
+          <w:rFonts w:ascii="Times New Roman" w:hAnsi="Times New Roman" w:cs="Times New Roman"/>
+          <w:sz w:val="28"/>
+          <w:szCs w:val="28"/>
+        </w:rPr>
+        <w:t>4. Создание поставщика:</w:t>
+      </w:r>
+    </w:p>
+    <w:p>
+      <w:pPr>
+        <w:pStyle w:val="Standard"/>
+        <w:spacing w:line="360" w:lineRule="auto"/>
+        <w:ind w:firstLine="850"/>
+        <w:jc w:val="both"/>
+        <w:rPr>
+          <w:rFonts w:ascii="Times New Roman" w:hAnsi="Times New Roman" w:cs="Times New Roman"/>
+          <w:sz w:val="28"/>
+          <w:szCs w:val="28"/>
+        </w:rPr>
+      </w:pPr>
+      <w:r>
+        <w:rPr>
+          <w:rFonts w:ascii="Times New Roman" w:hAnsi="Times New Roman" w:cs="Times New Roman"/>
+          <w:sz w:val="28"/>
+          <w:szCs w:val="28"/>
+        </w:rPr>
+        <w:tab/>
+        <w:t>a. Создайте поставщика. Укажите:</w:t>
+      </w:r>
+    </w:p>
+    <w:p>
+      <w:pPr>
+        <w:pStyle w:val="Standard"/>
+        <w:spacing w:line="360" w:lineRule="auto"/>
+        <w:ind w:firstLine="850"/>
+        <w:jc w:val="both"/>
+        <w:rPr>
+          <w:rFonts w:ascii="Times New Roman" w:hAnsi="Times New Roman" w:cs="Times New Roman"/>
+          <w:sz w:val="28"/>
+          <w:szCs w:val="28"/>
+        </w:rPr>
+      </w:pPr>
+      <w:r>
+        <w:rPr>
+          <w:rFonts w:ascii="Times New Roman" w:hAnsi="Times New Roman" w:cs="Times New Roman"/>
+          <w:sz w:val="28"/>
+          <w:szCs w:val="28"/>
+        </w:rPr>
+        <w:tab/>
+      </w:r>
+      <w:r>
+        <w:rPr>
+          <w:rFonts w:ascii="Times New Roman" w:hAnsi="Times New Roman" w:cs="Times New Roman"/>
+          <w:sz w:val="28"/>
+          <w:szCs w:val="28"/>
+        </w:rPr>
+        <w:tab/>
+        <w:t>i. Название компании;</w:t>
+      </w:r>
+    </w:p>
+    <w:p>
+      <w:pPr>
+        <w:pStyle w:val="Standard"/>
+        <w:spacing w:line="360" w:lineRule="auto"/>
+        <w:ind w:firstLine="850"/>
+        <w:jc w:val="both"/>
+        <w:rPr>
+          <w:rFonts w:ascii="Times New Roman" w:hAnsi="Times New Roman" w:cs="Times New Roman"/>
+          <w:sz w:val="28"/>
+          <w:szCs w:val="28"/>
+        </w:rPr>
+      </w:pPr>
+      <w:r>
+        <w:rPr>
+          <w:rFonts w:ascii="Times New Roman" w:hAnsi="Times New Roman" w:cs="Times New Roman"/>
+          <w:sz w:val="28"/>
+          <w:szCs w:val="28"/>
+        </w:rPr>
+        <w:tab/>
+      </w:r>
+      <w:r>
+        <w:rPr>
+          <w:rFonts w:ascii="Times New Roman" w:hAnsi="Times New Roman" w:cs="Times New Roman"/>
+          <w:sz w:val="28"/>
+          <w:szCs w:val="28"/>
+        </w:rPr>
+        <w:tab/>
+      </w:r>
+      <w:proofErr w:type="spellStart"/>
+      <w:r>
+        <w:rPr>
+          <w:rFonts w:ascii="Times New Roman" w:hAnsi="Times New Roman" w:cs="Times New Roman"/>
+          <w:sz w:val="28"/>
+          <w:szCs w:val="28"/>
+        </w:rPr>
+        <w:t>ii</w:t>
+      </w:r>
+      <w:proofErr w:type="spellEnd"/>
+      <w:r>
+        <w:rPr>
+          <w:rFonts w:ascii="Times New Roman" w:hAnsi="Times New Roman" w:cs="Times New Roman"/>
+          <w:sz w:val="28"/>
+          <w:szCs w:val="28"/>
+        </w:rPr>
+        <w:t>. Представление;</w:t>
+      </w:r>
+    </w:p>
+    <w:p>
+      <w:pPr>
+        <w:pStyle w:val="Standard"/>
+        <w:spacing w:line="360" w:lineRule="auto"/>
+        <w:ind w:firstLine="850"/>
+        <w:jc w:val="both"/>
+        <w:rPr>
+          <w:rFonts w:ascii="Times New Roman" w:hAnsi="Times New Roman" w:cs="Times New Roman"/>
+          <w:sz w:val="28"/>
+          <w:szCs w:val="28"/>
+        </w:rPr>
+      </w:pPr>
+      <w:r>
+        <w:rPr>
+          <w:rFonts w:ascii="Times New Roman" w:hAnsi="Times New Roman" w:cs="Times New Roman"/>
+          <w:sz w:val="28"/>
+          <w:szCs w:val="28"/>
+        </w:rPr>
+        <w:lastRenderedPageBreak/>
+        <w:tab/>
+      </w:r>
+      <w:r>
+        <w:rPr>
+          <w:rFonts w:ascii="Times New Roman" w:hAnsi="Times New Roman" w:cs="Times New Roman"/>
+          <w:sz w:val="28"/>
+          <w:szCs w:val="28"/>
+        </w:rPr>
+        <w:tab/>
+      </w:r>
+      <w:proofErr w:type="spellStart"/>
+      <w:r>
+        <w:rPr>
+          <w:rFonts w:ascii="Times New Roman" w:hAnsi="Times New Roman" w:cs="Times New Roman"/>
+          <w:sz w:val="28"/>
+          <w:szCs w:val="28"/>
+        </w:rPr>
+        <w:t>iii</w:t>
+      </w:r>
+      <w:proofErr w:type="spellEnd"/>
+      <w:r>
+        <w:rPr>
+          <w:rFonts w:ascii="Times New Roman" w:hAnsi="Times New Roman" w:cs="Times New Roman"/>
+          <w:sz w:val="28"/>
+          <w:szCs w:val="28"/>
+        </w:rPr>
+        <w:t>. Ответственного сотрудника;</w:t>
+      </w:r>
+    </w:p>
+    <w:p>
+      <w:pPr>
+        <w:pStyle w:val="Standard"/>
+        <w:spacing w:line="360" w:lineRule="auto"/>
+        <w:ind w:firstLine="850"/>
+        <w:jc w:val="both"/>
+        <w:rPr>
+          <w:rFonts w:ascii="Times New Roman" w:hAnsi="Times New Roman" w:cs="Times New Roman"/>
+          <w:sz w:val="28"/>
+          <w:szCs w:val="28"/>
+        </w:rPr>
+      </w:pPr>
+      <w:r>
+        <w:rPr>
+          <w:rFonts w:ascii="Times New Roman" w:hAnsi="Times New Roman" w:cs="Times New Roman"/>
+          <w:sz w:val="28"/>
+          <w:szCs w:val="28"/>
+        </w:rPr>
+        <w:tab/>
+        <w:t>b. Сделайте скриншот карточки поставщика и добавьте его в отчет.</w:t>
+      </w:r>
+    </w:p>
+    <w:p>
+      <w:pPr>
+        <w:pStyle w:val="Standard"/>
+        <w:spacing w:line="360" w:lineRule="auto"/>
+        <w:ind w:firstLine="850"/>
+        <w:jc w:val="both"/>
+        <w:rPr>
+          <w:rFonts w:ascii="Times New Roman" w:hAnsi="Times New Roman" w:cs="Times New Roman"/>
+          <w:sz w:val="28"/>
+          <w:szCs w:val="28"/>
+        </w:rPr>
+      </w:pPr>
+      <w:r>
+        <w:rPr>
+          <w:rFonts w:ascii="Times New Roman" w:hAnsi="Times New Roman" w:cs="Times New Roman"/>
+          <w:sz w:val="28"/>
+          <w:szCs w:val="28"/>
+        </w:rPr>
+        <w:t>5. Задать начальные остатки:</w:t>
+      </w:r>
+    </w:p>
+    <w:p>
+      <w:pPr>
+        <w:pStyle w:val="Standard"/>
+        <w:spacing w:line="360" w:lineRule="auto"/>
+        <w:ind w:firstLine="850"/>
+        <w:jc w:val="both"/>
+        <w:rPr>
+          <w:rFonts w:ascii="Times New Roman" w:hAnsi="Times New Roman" w:cs="Times New Roman"/>
+          <w:sz w:val="28"/>
+          <w:szCs w:val="28"/>
+        </w:rPr>
+      </w:pPr>
+      <w:r>
+        <w:rPr>
+          <w:rFonts w:ascii="Times New Roman" w:hAnsi="Times New Roman" w:cs="Times New Roman"/>
+          <w:sz w:val="28"/>
+          <w:szCs w:val="28"/>
+        </w:rPr>
+        <w:tab/>
+        <w:t>a. Создайте вид цен — Розничные;</w:t>
+      </w:r>
+    </w:p>
+    <w:p>
+      <w:pPr>
+        <w:pStyle w:val="Standard"/>
+        <w:spacing w:line="360" w:lineRule="auto"/>
+        <w:ind w:firstLine="850"/>
+        <w:jc w:val="both"/>
+        <w:rPr>
+          <w:rFonts w:ascii="Times New Roman" w:hAnsi="Times New Roman" w:cs="Times New Roman"/>
+          <w:sz w:val="28"/>
+          <w:szCs w:val="28"/>
+        </w:rPr>
+      </w:pPr>
+      <w:r>
+        <w:rPr>
+          <w:rFonts w:ascii="Times New Roman" w:hAnsi="Times New Roman" w:cs="Times New Roman"/>
+          <w:sz w:val="28"/>
+          <w:szCs w:val="28"/>
+        </w:rPr>
+        <w:tab/>
+        <w:t>b. Установите начальные остатки;</w:t>
+      </w:r>
+    </w:p>
+    <w:p>
+      <w:pPr>
+        <w:pStyle w:val="Standard"/>
+        <w:spacing w:line="360" w:lineRule="auto"/>
+        <w:ind w:firstLine="850"/>
+        <w:jc w:val="both"/>
+        <w:rPr>
+          <w:rFonts w:ascii="Times New Roman" w:hAnsi="Times New Roman" w:cs="Times New Roman"/>
+          <w:sz w:val="28"/>
+          <w:szCs w:val="28"/>
+        </w:rPr>
+      </w:pPr>
+      <w:r>
+        <w:rPr>
+          <w:rFonts w:ascii="Times New Roman" w:hAnsi="Times New Roman" w:cs="Times New Roman"/>
+          <w:sz w:val="28"/>
+          <w:szCs w:val="28"/>
+        </w:rPr>
+        <w:tab/>
+        <w:t>c. Зафиксируйте этапы в отчете.</w:t>
+      </w:r>
+    </w:p>
+    <w:p>
+      <w:pPr>
+        <w:rPr>
+          <w:rFonts w:cs="Times New Roman"/>
+          <w:szCs w:val="28"/>
+        </w:rPr>
+      </w:pPr>
+      <w:r>
+        <w:rPr>
+          <w:rFonts w:cs="Times New Roman"/>
+          <w:szCs w:val="28"/>
+        </w:rPr>
+        <w:br w:type="page"/>
+      </w:r>
+    </w:p>
+    <w:sdt>
+      <w:sdtPr>
+        <w:id w:val="1890761729"/>
+        <w:docPartObj>
+          <w:docPartGallery w:val="Table of Contents"/>
+          <w:docPartUnique/>
+        </w:docPartObj>
+      </w:sdtPr>
+      <w:sdtEndPr>
+        <w:rPr>
           <w:b/>
           <w:bCs/>
-          <w:sz w:val="28"/>
-          <w:szCs w:val="28"/>
-        </w:rPr>
-        <w:lastRenderedPageBreak/>
-        <w:t>Цель</w:t>
-      </w:r>
-      <w:r>
-        <w:rPr>
-          <w:rFonts w:ascii="Times New Roman" w:hAnsi="Times New Roman" w:cs="Times New Roman"/>
-          <w:sz w:val="28"/>
-          <w:szCs w:val="28"/>
-        </w:rPr>
-        <w:t>: установить и настроить «1</w:t>
-      </w:r>
-      <w:proofErr w:type="gramStart"/>
-      <w:r>
-        <w:rPr>
-          <w:rFonts w:ascii="Times New Roman" w:hAnsi="Times New Roman" w:cs="Times New Roman"/>
-          <w:sz w:val="28"/>
-          <w:szCs w:val="28"/>
-        </w:rPr>
-        <w:t>С:Предприятие</w:t>
-      </w:r>
-      <w:proofErr w:type="gramEnd"/>
-      <w:r>
-        <w:rPr>
-          <w:rFonts w:ascii="Times New Roman" w:hAnsi="Times New Roman" w:cs="Times New Roman"/>
-          <w:sz w:val="28"/>
-          <w:szCs w:val="28"/>
-        </w:rPr>
-        <w:t xml:space="preserve"> 8.3» и «1С:УНФ»</w:t>
-      </w:r>
-    </w:p>
-    <w:p>
-      <w:pPr>
-        <w:pStyle w:val="Standard"/>
-        <w:spacing w:line="360" w:lineRule="auto"/>
-        <w:ind w:firstLine="850"/>
-        <w:jc w:val="both"/>
-        <w:rPr>
-          <w:rFonts w:ascii="Times New Roman" w:hAnsi="Times New Roman" w:cs="Times New Roman"/>
-          <w:sz w:val="28"/>
-          <w:szCs w:val="28"/>
-        </w:rPr>
-      </w:pPr>
-      <w:r>
-        <w:rPr>
-          <w:rFonts w:ascii="Times New Roman" w:hAnsi="Times New Roman" w:cs="Times New Roman"/>
+        </w:rPr>
+      </w:sdtEndPr>
+      <w:sdtContent>
+        <w:p>
+          <w:pPr>
+            <w:jc w:val="center"/>
+            <w:rPr>
+              <w:rFonts w:cs="Times New Roman"/>
+              <w:b/>
+              <w:bCs/>
+              <w:szCs w:val="28"/>
+            </w:rPr>
+          </w:pPr>
+          <w:r>
+            <w:rPr>
+              <w:rFonts w:cs="Times New Roman"/>
+              <w:b/>
+              <w:bCs/>
+              <w:szCs w:val="28"/>
+            </w:rPr>
+            <w:t>СОДЕРЖАНИЕ</w:t>
+          </w:r>
+        </w:p>
+        <w:p>
+          <w:pPr>
+            <w:pStyle w:val="11"/>
+            <w:tabs>
+              <w:tab w:val="right" w:leader="dot" w:pos="9628"/>
+            </w:tabs>
+            <w:rPr>
+              <w:rFonts w:cs="Times New Roman"/>
+              <w:noProof/>
+              <w:szCs w:val="28"/>
+            </w:rPr>
+          </w:pPr>
+          <w:r>
+            <w:rPr>
+              <w:rFonts w:cs="Times New Roman"/>
+              <w:szCs w:val="28"/>
+            </w:rPr>
+            <w:fldChar w:fldCharType="begin"/>
+          </w:r>
+          <w:r>
+            <w:rPr>
+              <w:rFonts w:cs="Times New Roman"/>
+              <w:szCs w:val="28"/>
+            </w:rPr>
+            <w:instrText xml:space="preserve"> TOC \o "1-3" \h \z \u </w:instrText>
+          </w:r>
+          <w:r>
+            <w:rPr>
+              <w:rFonts w:cs="Times New Roman"/>
+              <w:szCs w:val="28"/>
+            </w:rPr>
+            <w:fldChar w:fldCharType="separate"/>
+          </w:r>
+          <w:hyperlink w:anchor="_Toc243696830" w:history="1">
+            <w:r>
+              <w:rPr>
+                <w:rStyle w:val="ab"/>
+                <w:rFonts w:cs="Times New Roman"/>
+                <w:noProof/>
+                <w:szCs w:val="28"/>
+              </w:rPr>
+              <w:t>Постановка задачи</w:t>
+            </w:r>
+            <w:r>
+              <w:rPr>
+                <w:rFonts w:cs="Times New Roman"/>
+                <w:noProof/>
+                <w:webHidden/>
+                <w:szCs w:val="28"/>
+              </w:rPr>
+              <w:tab/>
+            </w:r>
+            <w:r>
+              <w:rPr>
+                <w:rFonts w:cs="Times New Roman"/>
+                <w:noProof/>
+                <w:webHidden/>
+                <w:szCs w:val="28"/>
+              </w:rPr>
+              <w:fldChar w:fldCharType="begin"/>
+            </w:r>
+            <w:r>
+              <w:rPr>
+                <w:rFonts w:cs="Times New Roman"/>
+                <w:noProof/>
+                <w:webHidden/>
+                <w:szCs w:val="28"/>
+              </w:rPr>
+              <w:instrText xml:space="preserve"> PAGEREF _Toc243696830 \h </w:instrText>
+            </w:r>
+            <w:r>
+              <w:rPr>
+                <w:rFonts w:cs="Times New Roman"/>
+                <w:noProof/>
+                <w:webHidden/>
+                <w:szCs w:val="28"/>
+              </w:rPr>
+            </w:r>
+            <w:r>
+              <w:rPr>
+                <w:rFonts w:cs="Times New Roman"/>
+                <w:noProof/>
+                <w:webHidden/>
+                <w:szCs w:val="28"/>
+              </w:rPr>
+              <w:fldChar w:fldCharType="separate"/>
+            </w:r>
+            <w:r>
+              <w:rPr>
+                <w:rFonts w:cs="Times New Roman"/>
+                <w:noProof/>
+                <w:webHidden/>
+                <w:szCs w:val="28"/>
+              </w:rPr>
+              <w:t>2</w:t>
+            </w:r>
+            <w:r>
+              <w:rPr>
+                <w:rFonts w:cs="Times New Roman"/>
+                <w:noProof/>
+                <w:webHidden/>
+                <w:szCs w:val="28"/>
+              </w:rPr>
+              <w:fldChar w:fldCharType="end"/>
+            </w:r>
+          </w:hyperlink>
+        </w:p>
+        <w:p>
+          <w:pPr>
+            <w:pStyle w:val="2"/>
+            <w:tabs>
+              <w:tab w:val="right" w:leader="dot" w:pos="9628"/>
+            </w:tabs>
+            <w:rPr>
+              <w:rFonts w:cs="Times New Roman"/>
+              <w:noProof/>
+              <w:szCs w:val="28"/>
+            </w:rPr>
+          </w:pPr>
+          <w:hyperlink w:anchor="_Toc243696831" w:history="1">
+            <w:r>
+              <w:rPr>
+                <w:rStyle w:val="ab"/>
+                <w:rFonts w:cs="Times New Roman"/>
+                <w:noProof/>
+                <w:szCs w:val="28"/>
+              </w:rPr>
+              <w:t>Цель:</w:t>
+            </w:r>
+            <w:r>
+              <w:rPr>
+                <w:rFonts w:cs="Times New Roman"/>
+                <w:noProof/>
+                <w:webHidden/>
+                <w:szCs w:val="28"/>
+              </w:rPr>
+              <w:tab/>
+            </w:r>
+            <w:r>
+              <w:rPr>
+                <w:rFonts w:cs="Times New Roman"/>
+                <w:noProof/>
+                <w:webHidden/>
+                <w:szCs w:val="28"/>
+              </w:rPr>
+              <w:fldChar w:fldCharType="begin"/>
+            </w:r>
+            <w:r>
+              <w:rPr>
+                <w:rFonts w:cs="Times New Roman"/>
+                <w:noProof/>
+                <w:webHidden/>
+                <w:szCs w:val="28"/>
+              </w:rPr>
+              <w:instrText xml:space="preserve"> PAGEREF _Toc243696831 \h </w:instrText>
+            </w:r>
+            <w:r>
+              <w:rPr>
+                <w:rFonts w:cs="Times New Roman"/>
+                <w:noProof/>
+                <w:webHidden/>
+                <w:szCs w:val="28"/>
+              </w:rPr>
+            </w:r>
+            <w:r>
+              <w:rPr>
+                <w:rFonts w:cs="Times New Roman"/>
+                <w:noProof/>
+                <w:webHidden/>
+                <w:szCs w:val="28"/>
+              </w:rPr>
+              <w:fldChar w:fldCharType="separate"/>
+            </w:r>
+            <w:r>
+              <w:rPr>
+                <w:rFonts w:cs="Times New Roman"/>
+                <w:noProof/>
+                <w:webHidden/>
+                <w:szCs w:val="28"/>
+              </w:rPr>
+              <w:t>2</w:t>
+            </w:r>
+            <w:r>
+              <w:rPr>
+                <w:rFonts w:cs="Times New Roman"/>
+                <w:noProof/>
+                <w:webHidden/>
+                <w:szCs w:val="28"/>
+              </w:rPr>
+              <w:fldChar w:fldCharType="end"/>
+            </w:r>
+          </w:hyperlink>
+        </w:p>
+        <w:p>
+          <w:pPr>
+            <w:pStyle w:val="2"/>
+            <w:tabs>
+              <w:tab w:val="right" w:leader="dot" w:pos="9628"/>
+            </w:tabs>
+            <w:rPr>
+              <w:rFonts w:cs="Times New Roman"/>
+              <w:noProof/>
+              <w:szCs w:val="28"/>
+            </w:rPr>
+          </w:pPr>
+          <w:hyperlink w:anchor="_Toc243696832" w:history="1">
+            <w:r>
+              <w:rPr>
+                <w:rStyle w:val="ab"/>
+                <w:rFonts w:cs="Times New Roman"/>
+                <w:noProof/>
+                <w:szCs w:val="28"/>
+              </w:rPr>
+              <w:t>Задачи:</w:t>
+            </w:r>
+            <w:r>
+              <w:rPr>
+                <w:rFonts w:cs="Times New Roman"/>
+                <w:noProof/>
+                <w:webHidden/>
+                <w:szCs w:val="28"/>
+              </w:rPr>
+              <w:tab/>
+            </w:r>
+            <w:r>
+              <w:rPr>
+                <w:rFonts w:cs="Times New Roman"/>
+                <w:noProof/>
+                <w:webHidden/>
+                <w:szCs w:val="28"/>
+              </w:rPr>
+              <w:fldChar w:fldCharType="begin"/>
+            </w:r>
+            <w:r>
+              <w:rPr>
+                <w:rFonts w:cs="Times New Roman"/>
+                <w:noProof/>
+                <w:webHidden/>
+                <w:szCs w:val="28"/>
+              </w:rPr>
+              <w:instrText xml:space="preserve"> PAGEREF _Toc243696832 \h </w:instrText>
+            </w:r>
+            <w:r>
+              <w:rPr>
+                <w:rFonts w:cs="Times New Roman"/>
+                <w:noProof/>
+                <w:webHidden/>
+                <w:szCs w:val="28"/>
+              </w:rPr>
+            </w:r>
+            <w:r>
+              <w:rPr>
+                <w:rFonts w:cs="Times New Roman"/>
+                <w:noProof/>
+                <w:webHidden/>
+                <w:szCs w:val="28"/>
+              </w:rPr>
+              <w:fldChar w:fldCharType="separate"/>
+            </w:r>
+            <w:r>
+              <w:rPr>
+                <w:rFonts w:cs="Times New Roman"/>
+                <w:noProof/>
+                <w:webHidden/>
+                <w:szCs w:val="28"/>
+              </w:rPr>
+              <w:t>2</w:t>
+            </w:r>
+            <w:r>
+              <w:rPr>
+                <w:rFonts w:cs="Times New Roman"/>
+                <w:noProof/>
+                <w:webHidden/>
+                <w:szCs w:val="28"/>
+              </w:rPr>
+              <w:fldChar w:fldCharType="end"/>
+            </w:r>
+          </w:hyperlink>
+        </w:p>
+        <w:p>
+          <w:pPr>
+            <w:pStyle w:val="11"/>
+            <w:tabs>
+              <w:tab w:val="right" w:leader="dot" w:pos="9628"/>
+            </w:tabs>
+            <w:rPr>
+              <w:rFonts w:cs="Times New Roman"/>
+              <w:noProof/>
+              <w:szCs w:val="28"/>
+            </w:rPr>
+          </w:pPr>
+          <w:hyperlink w:anchor="_Toc243696833" w:history="1">
+            <w:r>
+              <w:rPr>
+                <w:rStyle w:val="ab"/>
+                <w:rFonts w:cs="Times New Roman"/>
+                <w:noProof/>
+                <w:szCs w:val="28"/>
+              </w:rPr>
+              <w:t>Практическая часть.</w:t>
+            </w:r>
+            <w:r>
+              <w:rPr>
+                <w:rFonts w:cs="Times New Roman"/>
+                <w:noProof/>
+                <w:webHidden/>
+                <w:szCs w:val="28"/>
+              </w:rPr>
+              <w:tab/>
+            </w:r>
+            <w:r>
+              <w:rPr>
+                <w:rFonts w:cs="Times New Roman"/>
+                <w:noProof/>
+                <w:webHidden/>
+                <w:szCs w:val="28"/>
+              </w:rPr>
+              <w:fldChar w:fldCharType="begin"/>
+            </w:r>
+            <w:r>
+              <w:rPr>
+                <w:rFonts w:cs="Times New Roman"/>
+                <w:noProof/>
+                <w:webHidden/>
+                <w:szCs w:val="28"/>
+              </w:rPr>
+              <w:instrText xml:space="preserve"> PAGEREF _Toc243696833 \h </w:instrText>
+            </w:r>
+            <w:r>
+              <w:rPr>
+                <w:rFonts w:cs="Times New Roman"/>
+                <w:noProof/>
+                <w:webHidden/>
+                <w:szCs w:val="28"/>
+              </w:rPr>
+            </w:r>
+            <w:r>
+              <w:rPr>
+                <w:rFonts w:cs="Times New Roman"/>
+                <w:noProof/>
+                <w:webHidden/>
+                <w:szCs w:val="28"/>
+              </w:rPr>
+              <w:fldChar w:fldCharType="separate"/>
+            </w:r>
+            <w:r>
+              <w:rPr>
+                <w:rFonts w:cs="Times New Roman"/>
+                <w:noProof/>
+                <w:webHidden/>
+                <w:szCs w:val="28"/>
+              </w:rPr>
+              <w:t>5</w:t>
+            </w:r>
+            <w:r>
+              <w:rPr>
+                <w:rFonts w:cs="Times New Roman"/>
+                <w:noProof/>
+                <w:webHidden/>
+                <w:szCs w:val="28"/>
+              </w:rPr>
+              <w:fldChar w:fldCharType="end"/>
+            </w:r>
+          </w:hyperlink>
+        </w:p>
+        <w:p>
+          <w:pPr>
+            <w:pStyle w:val="2"/>
+            <w:tabs>
+              <w:tab w:val="right" w:leader="dot" w:pos="9628"/>
+            </w:tabs>
+            <w:rPr>
+              <w:rFonts w:cs="Times New Roman"/>
+              <w:noProof/>
+              <w:szCs w:val="28"/>
+            </w:rPr>
+          </w:pPr>
+          <w:hyperlink w:anchor="_Toc243696834" w:history="1">
+            <w:r>
+              <w:rPr>
+                <w:rStyle w:val="ab"/>
+                <w:rFonts w:cs="Times New Roman"/>
+                <w:noProof/>
+                <w:szCs w:val="28"/>
+              </w:rPr>
+              <w:t>Задача №1 установка и настройка.</w:t>
+            </w:r>
+            <w:r>
+              <w:rPr>
+                <w:rFonts w:cs="Times New Roman"/>
+                <w:noProof/>
+                <w:webHidden/>
+                <w:szCs w:val="28"/>
+              </w:rPr>
+              <w:tab/>
+            </w:r>
+            <w:r>
+              <w:rPr>
+                <w:rFonts w:cs="Times New Roman"/>
+                <w:noProof/>
+                <w:webHidden/>
+                <w:szCs w:val="28"/>
+              </w:rPr>
+              <w:fldChar w:fldCharType="begin"/>
+            </w:r>
+            <w:r>
+              <w:rPr>
+                <w:rFonts w:cs="Times New Roman"/>
+                <w:noProof/>
+                <w:webHidden/>
+                <w:szCs w:val="28"/>
+              </w:rPr>
+              <w:instrText xml:space="preserve"> PAGEREF _Toc243696834 \h </w:instrText>
+            </w:r>
+            <w:r>
+              <w:rPr>
+                <w:rFonts w:cs="Times New Roman"/>
+                <w:noProof/>
+                <w:webHidden/>
+                <w:szCs w:val="28"/>
+              </w:rPr>
+            </w:r>
+            <w:r>
+              <w:rPr>
+                <w:rFonts w:cs="Times New Roman"/>
+                <w:noProof/>
+                <w:webHidden/>
+                <w:szCs w:val="28"/>
+              </w:rPr>
+              <w:fldChar w:fldCharType="separate"/>
+            </w:r>
+            <w:r>
+              <w:rPr>
+                <w:rFonts w:cs="Times New Roman"/>
+                <w:noProof/>
+                <w:webHidden/>
+                <w:szCs w:val="28"/>
+              </w:rPr>
+              <w:t>5</w:t>
+            </w:r>
+            <w:r>
+              <w:rPr>
+                <w:rFonts w:cs="Times New Roman"/>
+                <w:noProof/>
+                <w:webHidden/>
+                <w:szCs w:val="28"/>
+              </w:rPr>
+              <w:fldChar w:fldCharType="end"/>
+            </w:r>
+          </w:hyperlink>
+        </w:p>
+        <w:p>
+          <w:pPr>
+            <w:pStyle w:val="2"/>
+            <w:tabs>
+              <w:tab w:val="right" w:leader="dot" w:pos="9628"/>
+            </w:tabs>
+            <w:rPr>
+              <w:rFonts w:cs="Times New Roman"/>
+              <w:noProof/>
+              <w:szCs w:val="28"/>
+            </w:rPr>
+          </w:pPr>
+          <w:hyperlink w:anchor="_Toc243696835" w:history="1">
+            <w:r>
+              <w:rPr>
+                <w:rStyle w:val="ab"/>
+                <w:rFonts w:cs="Times New Roman"/>
+                <w:noProof/>
+                <w:szCs w:val="28"/>
+              </w:rPr>
+              <w:t>Задача №2 настройка организации.</w:t>
+            </w:r>
+            <w:r>
+              <w:rPr>
+                <w:rFonts w:cs="Times New Roman"/>
+                <w:noProof/>
+                <w:webHidden/>
+                <w:szCs w:val="28"/>
+              </w:rPr>
+              <w:tab/>
+            </w:r>
+            <w:r>
+              <w:rPr>
+                <w:rFonts w:cs="Times New Roman"/>
+                <w:noProof/>
+                <w:webHidden/>
+                <w:szCs w:val="28"/>
+              </w:rPr>
+              <w:fldChar w:fldCharType="begin"/>
+            </w:r>
+            <w:r>
+              <w:rPr>
+                <w:rFonts w:cs="Times New Roman"/>
+                <w:noProof/>
+                <w:webHidden/>
+                <w:szCs w:val="28"/>
+              </w:rPr>
+              <w:instrText xml:space="preserve"> PAGEREF _Toc243696835 \h </w:instrText>
+            </w:r>
+            <w:r>
+              <w:rPr>
+                <w:rFonts w:cs="Times New Roman"/>
+                <w:noProof/>
+                <w:webHidden/>
+                <w:szCs w:val="28"/>
+              </w:rPr>
+            </w:r>
+            <w:r>
+              <w:rPr>
+                <w:rFonts w:cs="Times New Roman"/>
+                <w:noProof/>
+                <w:webHidden/>
+                <w:szCs w:val="28"/>
+              </w:rPr>
+              <w:fldChar w:fldCharType="separate"/>
+            </w:r>
+            <w:r>
+              <w:rPr>
+                <w:rFonts w:cs="Times New Roman"/>
+                <w:noProof/>
+                <w:webHidden/>
+                <w:szCs w:val="28"/>
+              </w:rPr>
+              <w:t>5</w:t>
+            </w:r>
+            <w:r>
+              <w:rPr>
+                <w:rFonts w:cs="Times New Roman"/>
+                <w:noProof/>
+                <w:webHidden/>
+                <w:szCs w:val="28"/>
+              </w:rPr>
+              <w:fldChar w:fldCharType="end"/>
+            </w:r>
+          </w:hyperlink>
+        </w:p>
+        <w:p>
+          <w:pPr>
+            <w:pStyle w:val="2"/>
+            <w:tabs>
+              <w:tab w:val="right" w:leader="dot" w:pos="9628"/>
+            </w:tabs>
+            <w:rPr>
+              <w:rFonts w:cs="Times New Roman"/>
+              <w:noProof/>
+              <w:szCs w:val="28"/>
+            </w:rPr>
+          </w:pPr>
+          <w:hyperlink w:anchor="_Toc243696836" w:history="1">
+            <w:r>
+              <w:rPr>
+                <w:rStyle w:val="ab"/>
+                <w:rFonts w:cs="Times New Roman"/>
+                <w:noProof/>
+                <w:szCs w:val="28"/>
+              </w:rPr>
+              <w:t>Задача №3 создание номенклатуры.</w:t>
+            </w:r>
+            <w:r>
+              <w:rPr>
+                <w:rFonts w:cs="Times New Roman"/>
+                <w:noProof/>
+                <w:webHidden/>
+                <w:szCs w:val="28"/>
+              </w:rPr>
+              <w:tab/>
+            </w:r>
+            <w:r>
+              <w:rPr>
+                <w:rFonts w:cs="Times New Roman"/>
+                <w:noProof/>
+                <w:webHidden/>
+                <w:szCs w:val="28"/>
+              </w:rPr>
+              <w:fldChar w:fldCharType="begin"/>
+            </w:r>
+            <w:r>
+              <w:rPr>
+                <w:rFonts w:cs="Times New Roman"/>
+                <w:noProof/>
+                <w:webHidden/>
+                <w:szCs w:val="28"/>
+              </w:rPr>
+              <w:instrText xml:space="preserve"> PAGEREF _Toc243696836 \h </w:instrText>
+            </w:r>
+            <w:r>
+              <w:rPr>
+                <w:rFonts w:cs="Times New Roman"/>
+                <w:noProof/>
+                <w:webHidden/>
+                <w:szCs w:val="28"/>
+              </w:rPr>
+            </w:r>
+            <w:r>
+              <w:rPr>
+                <w:rFonts w:cs="Times New Roman"/>
+                <w:noProof/>
+                <w:webHidden/>
+                <w:szCs w:val="28"/>
+              </w:rPr>
+              <w:fldChar w:fldCharType="separate"/>
+            </w:r>
+            <w:r>
+              <w:rPr>
+                <w:rFonts w:cs="Times New Roman"/>
+                <w:noProof/>
+                <w:webHidden/>
+                <w:szCs w:val="28"/>
+              </w:rPr>
+              <w:t>6</w:t>
+            </w:r>
+            <w:r>
+              <w:rPr>
+                <w:rFonts w:cs="Times New Roman"/>
+                <w:noProof/>
+                <w:webHidden/>
+                <w:szCs w:val="28"/>
+              </w:rPr>
+              <w:fldChar w:fldCharType="end"/>
+            </w:r>
+          </w:hyperlink>
+        </w:p>
+        <w:p>
+          <w:pPr>
+            <w:pStyle w:val="2"/>
+            <w:tabs>
+              <w:tab w:val="right" w:leader="dot" w:pos="9628"/>
+            </w:tabs>
+            <w:rPr>
+              <w:rFonts w:cs="Times New Roman"/>
+              <w:noProof/>
+              <w:szCs w:val="28"/>
+            </w:rPr>
+          </w:pPr>
+          <w:hyperlink w:anchor="_Toc243696837" w:history="1">
+            <w:r>
+              <w:rPr>
+                <w:rStyle w:val="ab"/>
+                <w:rFonts w:cs="Times New Roman"/>
+                <w:noProof/>
+                <w:szCs w:val="28"/>
+              </w:rPr>
+              <w:t>Задача №4 создание поставщика.</w:t>
+            </w:r>
+            <w:r>
+              <w:rPr>
+                <w:rFonts w:cs="Times New Roman"/>
+                <w:noProof/>
+                <w:webHidden/>
+                <w:szCs w:val="28"/>
+              </w:rPr>
+              <w:tab/>
+            </w:r>
+            <w:r>
+              <w:rPr>
+                <w:rFonts w:cs="Times New Roman"/>
+                <w:noProof/>
+                <w:webHidden/>
+                <w:szCs w:val="28"/>
+              </w:rPr>
+              <w:fldChar w:fldCharType="begin"/>
+            </w:r>
+            <w:r>
+              <w:rPr>
+                <w:rFonts w:cs="Times New Roman"/>
+                <w:noProof/>
+                <w:webHidden/>
+                <w:szCs w:val="28"/>
+              </w:rPr>
+              <w:instrText xml:space="preserve"> PAGEREF _Toc243696837 \h </w:instrText>
+            </w:r>
+            <w:r>
+              <w:rPr>
+                <w:rFonts w:cs="Times New Roman"/>
+                <w:noProof/>
+                <w:webHidden/>
+                <w:szCs w:val="28"/>
+              </w:rPr>
+            </w:r>
+            <w:r>
+              <w:rPr>
+                <w:rFonts w:cs="Times New Roman"/>
+                <w:noProof/>
+                <w:webHidden/>
+                <w:szCs w:val="28"/>
+              </w:rPr>
+              <w:fldChar w:fldCharType="separate"/>
+            </w:r>
+            <w:r>
+              <w:rPr>
+                <w:rFonts w:cs="Times New Roman"/>
+                <w:noProof/>
+                <w:webHidden/>
+                <w:szCs w:val="28"/>
+              </w:rPr>
+              <w:t>9</w:t>
+            </w:r>
+            <w:r>
+              <w:rPr>
+                <w:rFonts w:cs="Times New Roman"/>
+                <w:noProof/>
+                <w:webHidden/>
+                <w:szCs w:val="28"/>
+              </w:rPr>
+              <w:fldChar w:fldCharType="end"/>
+            </w:r>
+          </w:hyperlink>
+        </w:p>
+        <w:p>
+          <w:pPr>
+            <w:pStyle w:val="2"/>
+            <w:tabs>
+              <w:tab w:val="right" w:leader="dot" w:pos="9628"/>
+            </w:tabs>
+            <w:rPr>
+              <w:rFonts w:cs="Times New Roman"/>
+              <w:noProof/>
+              <w:szCs w:val="28"/>
+            </w:rPr>
+          </w:pPr>
+          <w:hyperlink w:anchor="_Toc243696838" w:history="1">
+            <w:r>
+              <w:rPr>
+                <w:rStyle w:val="ab"/>
+                <w:rFonts w:cs="Times New Roman"/>
+                <w:noProof/>
+                <w:szCs w:val="28"/>
+              </w:rPr>
+              <w:t>Задача №5 ввод начальных остатков.</w:t>
+            </w:r>
+            <w:r>
+              <w:rPr>
+                <w:rFonts w:cs="Times New Roman"/>
+                <w:noProof/>
+                <w:webHidden/>
+                <w:szCs w:val="28"/>
+              </w:rPr>
+              <w:tab/>
+            </w:r>
+            <w:r>
+              <w:rPr>
+                <w:rFonts w:cs="Times New Roman"/>
+                <w:noProof/>
+                <w:webHidden/>
+                <w:szCs w:val="28"/>
+              </w:rPr>
+              <w:fldChar w:fldCharType="begin"/>
+            </w:r>
+            <w:r>
+              <w:rPr>
+                <w:rFonts w:cs="Times New Roman"/>
+                <w:noProof/>
+                <w:webHidden/>
+                <w:szCs w:val="28"/>
+              </w:rPr>
+              <w:instrText xml:space="preserve"> PAGEREF _Toc243696838 \h </w:instrText>
+            </w:r>
+            <w:r>
+              <w:rPr>
+                <w:rFonts w:cs="Times New Roman"/>
+                <w:noProof/>
+                <w:webHidden/>
+                <w:szCs w:val="28"/>
+              </w:rPr>
+            </w:r>
+            <w:r>
+              <w:rPr>
+                <w:rFonts w:cs="Times New Roman"/>
+                <w:noProof/>
+                <w:webHidden/>
+                <w:szCs w:val="28"/>
+              </w:rPr>
+              <w:fldChar w:fldCharType="separate"/>
+            </w:r>
+            <w:r>
+              <w:rPr>
+                <w:rFonts w:cs="Times New Roman"/>
+                <w:noProof/>
+                <w:webHidden/>
+                <w:szCs w:val="28"/>
+              </w:rPr>
+              <w:t>10</w:t>
+            </w:r>
+            <w:r>
+              <w:rPr>
+                <w:rFonts w:cs="Times New Roman"/>
+                <w:noProof/>
+                <w:webHidden/>
+                <w:szCs w:val="28"/>
+              </w:rPr>
+              <w:fldChar w:fldCharType="end"/>
+            </w:r>
+          </w:hyperlink>
+        </w:p>
+        <w:p>
+          <w:pPr>
+            <w:pStyle w:val="11"/>
+            <w:tabs>
+              <w:tab w:val="right" w:leader="dot" w:pos="9628"/>
+            </w:tabs>
+            <w:rPr>
+              <w:rFonts w:cs="Times New Roman"/>
+              <w:noProof/>
+              <w:szCs w:val="28"/>
+            </w:rPr>
+          </w:pPr>
+          <w:hyperlink w:anchor="_Toc243696839" w:history="1">
+            <w:r>
+              <w:rPr>
+                <w:rStyle w:val="ab"/>
+                <w:rFonts w:cs="Times New Roman"/>
+                <w:noProof/>
+                <w:szCs w:val="28"/>
+              </w:rPr>
+              <w:t>Вывод.</w:t>
+            </w:r>
+            <w:r>
+              <w:rPr>
+                <w:rFonts w:cs="Times New Roman"/>
+                <w:noProof/>
+                <w:webHidden/>
+                <w:szCs w:val="28"/>
+              </w:rPr>
+              <w:tab/>
+            </w:r>
+            <w:r>
+              <w:rPr>
+                <w:rFonts w:cs="Times New Roman"/>
+                <w:noProof/>
+                <w:webHidden/>
+                <w:szCs w:val="28"/>
+              </w:rPr>
+              <w:fldChar w:fldCharType="begin"/>
+            </w:r>
+            <w:r>
+              <w:rPr>
+                <w:rFonts w:cs="Times New Roman"/>
+                <w:noProof/>
+                <w:webHidden/>
+                <w:szCs w:val="28"/>
+              </w:rPr>
+              <w:instrText xml:space="preserve"> PAGEREF _Toc243696839 \h </w:instrText>
+            </w:r>
+            <w:r>
+              <w:rPr>
+                <w:rFonts w:cs="Times New Roman"/>
+                <w:noProof/>
+                <w:webHidden/>
+                <w:szCs w:val="28"/>
+              </w:rPr>
+            </w:r>
+            <w:r>
+              <w:rPr>
+                <w:rFonts w:cs="Times New Roman"/>
+                <w:noProof/>
+                <w:webHidden/>
+                <w:szCs w:val="28"/>
+              </w:rPr>
+              <w:fldChar w:fldCharType="separate"/>
+            </w:r>
+            <w:r>
+              <w:rPr>
+                <w:rFonts w:cs="Times New Roman"/>
+                <w:noProof/>
+                <w:webHidden/>
+                <w:szCs w:val="28"/>
+              </w:rPr>
+              <w:t>10</w:t>
+            </w:r>
+            <w:r>
+              <w:rPr>
+                <w:rFonts w:cs="Times New Roman"/>
+                <w:noProof/>
+                <w:webHidden/>
+                <w:szCs w:val="28"/>
+              </w:rPr>
+              <w:fldChar w:fldCharType="end"/>
+            </w:r>
+          </w:hyperlink>
+        </w:p>
+        <w:p>
+          <w:r>
+            <w:rPr>
+              <w:rFonts w:cs="Times New Roman"/>
+              <w:b/>
+              <w:bCs/>
+              <w:szCs w:val="28"/>
+            </w:rPr>
+            <w:fldChar w:fldCharType="end"/>
+          </w:r>
+        </w:p>
+      </w:sdtContent>
+    </w:sdt>
+    <w:p>
+      <w:pPr>
+        <w:rPr>
+          <w:rFonts w:cs="Times New Roman"/>
           <w:b/>
           <w:bCs/>
-          <w:sz w:val="28"/>
-          <w:szCs w:val="28"/>
-        </w:rPr>
-        <w:t>Задачи</w:t>
-      </w:r>
-      <w:r>
-        <w:rPr>
-          <w:rFonts w:ascii="Times New Roman" w:hAnsi="Times New Roman" w:cs="Times New Roman"/>
-          <w:sz w:val="28"/>
-          <w:szCs w:val="28"/>
-        </w:rPr>
-        <w:t>:</w:t>
-      </w:r>
-    </w:p>
-    <w:p>
-      <w:pPr>
-        <w:pStyle w:val="Standard"/>
-        <w:spacing w:line="360" w:lineRule="auto"/>
-        <w:jc w:val="both"/>
-        <w:rPr>
-          <w:rFonts w:ascii="Times New Roman" w:hAnsi="Times New Roman" w:cs="Times New Roman"/>
-          <w:sz w:val="28"/>
-          <w:szCs w:val="28"/>
-        </w:rPr>
-      </w:pPr>
-      <w:r>
-        <w:rPr>
-          <w:rFonts w:ascii="Times New Roman" w:hAnsi="Times New Roman" w:cs="Times New Roman"/>
-          <w:sz w:val="28"/>
-          <w:szCs w:val="28"/>
-        </w:rPr>
-        <w:t xml:space="preserve">              1. Установка и настройка:</w:t>
-      </w:r>
-    </w:p>
-    <w:p>
-      <w:pPr>
-        <w:pStyle w:val="Standard"/>
-        <w:spacing w:line="360" w:lineRule="auto"/>
-        <w:jc w:val="both"/>
-        <w:rPr>
-          <w:rFonts w:ascii="Times New Roman" w:hAnsi="Times New Roman" w:cs="Times New Roman"/>
-          <w:sz w:val="28"/>
-          <w:szCs w:val="28"/>
-        </w:rPr>
-      </w:pPr>
-      <w:r>
-        <w:rPr>
-          <w:rFonts w:ascii="Times New Roman" w:hAnsi="Times New Roman" w:cs="Times New Roman"/>
-          <w:sz w:val="28"/>
-          <w:szCs w:val="28"/>
-        </w:rPr>
-        <w:t xml:space="preserve">                       Установите программный продукт «1</w:t>
-      </w:r>
-      <w:proofErr w:type="gramStart"/>
-      <w:r>
-        <w:rPr>
-          <w:rFonts w:ascii="Times New Roman" w:hAnsi="Times New Roman" w:cs="Times New Roman"/>
-          <w:sz w:val="28"/>
-          <w:szCs w:val="28"/>
-        </w:rPr>
-        <w:t>С:Предприятие</w:t>
-      </w:r>
-      <w:proofErr w:type="gramEnd"/>
-      <w:r>
-        <w:rPr>
-          <w:rFonts w:ascii="Times New Roman" w:hAnsi="Times New Roman" w:cs="Times New Roman"/>
-          <w:sz w:val="28"/>
-          <w:szCs w:val="28"/>
-        </w:rPr>
-        <w:t xml:space="preserve"> 8.3»;</w:t>
-      </w:r>
-    </w:p>
-    <w:p>
-      <w:pPr>
-        <w:pStyle w:val="Standard"/>
-        <w:spacing w:line="360" w:lineRule="auto"/>
-        <w:ind w:firstLine="850"/>
-        <w:jc w:val="both"/>
-        <w:rPr>
-          <w:rFonts w:ascii="Times New Roman" w:hAnsi="Times New Roman" w:cs="Times New Roman"/>
-          <w:sz w:val="28"/>
-          <w:szCs w:val="28"/>
-        </w:rPr>
-      </w:pPr>
-      <w:r>
-        <w:rPr>
-          <w:rFonts w:ascii="Times New Roman" w:hAnsi="Times New Roman" w:cs="Times New Roman"/>
-          <w:sz w:val="28"/>
-          <w:szCs w:val="28"/>
-        </w:rPr>
-        <w:t xml:space="preserve">                       Разверните конфигурацию «1</w:t>
-      </w:r>
-      <w:proofErr w:type="gramStart"/>
-      <w:r>
-        <w:rPr>
-          <w:rFonts w:ascii="Times New Roman" w:hAnsi="Times New Roman" w:cs="Times New Roman"/>
-          <w:sz w:val="28"/>
-          <w:szCs w:val="28"/>
-        </w:rPr>
-        <w:t>С:УНФ</w:t>
-      </w:r>
-      <w:proofErr w:type="gramEnd"/>
-      <w:r>
-        <w:rPr>
-          <w:rFonts w:ascii="Times New Roman" w:hAnsi="Times New Roman" w:cs="Times New Roman"/>
-          <w:sz w:val="28"/>
-          <w:szCs w:val="28"/>
-        </w:rPr>
-        <w:t>»;</w:t>
-      </w:r>
-    </w:p>
-    <w:p>
-      <w:pPr>
-        <w:pStyle w:val="Standard"/>
-        <w:spacing w:line="360" w:lineRule="auto"/>
-        <w:jc w:val="both"/>
-        <w:rPr>
-          <w:rFonts w:ascii="Times New Roman" w:hAnsi="Times New Roman" w:cs="Times New Roman"/>
-          <w:sz w:val="28"/>
-          <w:szCs w:val="28"/>
-        </w:rPr>
-      </w:pPr>
-      <w:r>
-        <w:rPr>
-          <w:rFonts w:ascii="Times New Roman" w:hAnsi="Times New Roman" w:cs="Times New Roman"/>
-          <w:sz w:val="28"/>
-          <w:szCs w:val="28"/>
-        </w:rPr>
-        <w:t xml:space="preserve">                       Выберите вариант интернет-магазина (Детские товары)</w:t>
-      </w:r>
-    </w:p>
-    <w:p>
-      <w:pPr>
-        <w:pStyle w:val="Standard"/>
-        <w:spacing w:line="360" w:lineRule="auto"/>
-        <w:jc w:val="both"/>
-        <w:rPr>
-          <w:rFonts w:ascii="Times New Roman" w:hAnsi="Times New Roman" w:cs="Times New Roman"/>
-          <w:sz w:val="28"/>
-          <w:szCs w:val="28"/>
-        </w:rPr>
-      </w:pPr>
-      <w:r>
-        <w:rPr>
-          <w:rFonts w:ascii="Times New Roman" w:hAnsi="Times New Roman" w:cs="Times New Roman"/>
-          <w:sz w:val="28"/>
-          <w:szCs w:val="28"/>
-        </w:rPr>
-        <w:tab/>
-        <w:t xml:space="preserve">  2. Настройка организации:</w:t>
-      </w:r>
-    </w:p>
-    <w:p>
-      <w:pPr>
-        <w:pStyle w:val="Standard"/>
-        <w:spacing w:line="360" w:lineRule="auto"/>
-        <w:ind w:firstLine="850"/>
-        <w:jc w:val="both"/>
-        <w:rPr>
-          <w:rFonts w:ascii="Times New Roman" w:hAnsi="Times New Roman" w:cs="Times New Roman"/>
-          <w:sz w:val="28"/>
-          <w:szCs w:val="28"/>
-        </w:rPr>
-      </w:pPr>
-      <w:r>
-        <w:rPr>
-          <w:rFonts w:ascii="Times New Roman" w:hAnsi="Times New Roman" w:cs="Times New Roman"/>
-          <w:sz w:val="28"/>
-          <w:szCs w:val="28"/>
-        </w:rPr>
-        <w:tab/>
-        <w:t>a. Создайте организацию. Вид организации: Индивидуальный предприниматель (ИП);</w:t>
-      </w:r>
-    </w:p>
-    <w:p>
-      <w:pPr>
-        <w:pStyle w:val="Standard"/>
-        <w:spacing w:line="360" w:lineRule="auto"/>
-        <w:ind w:firstLine="850"/>
-        <w:jc w:val="both"/>
-        <w:rPr>
-          <w:rFonts w:ascii="Times New Roman" w:hAnsi="Times New Roman" w:cs="Times New Roman"/>
-          <w:sz w:val="28"/>
-          <w:szCs w:val="28"/>
-        </w:rPr>
-      </w:pPr>
-      <w:r>
-        <w:rPr>
-          <w:rFonts w:ascii="Times New Roman" w:hAnsi="Times New Roman" w:cs="Times New Roman"/>
-          <w:sz w:val="28"/>
-          <w:szCs w:val="28"/>
-        </w:rPr>
-        <w:tab/>
-        <w:t>b. Юридическое название: ИП Фамилия И.О. студента;</w:t>
-      </w:r>
-    </w:p>
-    <w:p>
-      <w:pPr>
-        <w:pStyle w:val="Standard"/>
-        <w:spacing w:line="360" w:lineRule="auto"/>
-        <w:ind w:firstLine="850"/>
-        <w:jc w:val="both"/>
-        <w:rPr>
-          <w:rFonts w:ascii="Times New Roman" w:hAnsi="Times New Roman" w:cs="Times New Roman"/>
-          <w:sz w:val="28"/>
-          <w:szCs w:val="28"/>
-        </w:rPr>
-      </w:pPr>
-      <w:r>
-        <w:rPr>
-          <w:rFonts w:ascii="Times New Roman" w:hAnsi="Times New Roman" w:cs="Times New Roman"/>
-          <w:sz w:val="28"/>
-          <w:szCs w:val="28"/>
-        </w:rPr>
-        <w:tab/>
-        <w:t>c. Вид бизнеса: продажи, розничный магазин и интернет-магазин;</w:t>
-      </w:r>
-    </w:p>
-    <w:p>
-      <w:pPr>
-        <w:pStyle w:val="Standard"/>
-        <w:spacing w:line="360" w:lineRule="auto"/>
-        <w:ind w:firstLine="850"/>
-        <w:jc w:val="both"/>
-        <w:rPr>
-          <w:rFonts w:ascii="Times New Roman" w:hAnsi="Times New Roman" w:cs="Times New Roman"/>
-          <w:sz w:val="28"/>
-          <w:szCs w:val="28"/>
-        </w:rPr>
-      </w:pPr>
-      <w:r>
-        <w:rPr>
-          <w:rFonts w:ascii="Times New Roman" w:hAnsi="Times New Roman" w:cs="Times New Roman"/>
-          <w:sz w:val="28"/>
-          <w:szCs w:val="28"/>
-        </w:rPr>
-        <w:tab/>
-        <w:t>d. Сделайте скриншот настройки организации и добавьте его в отчет.</w:t>
-      </w:r>
-    </w:p>
-    <w:p>
-      <w:pPr>
-        <w:pStyle w:val="Standard"/>
-        <w:spacing w:line="360" w:lineRule="auto"/>
-        <w:ind w:firstLine="850"/>
-        <w:jc w:val="both"/>
-        <w:rPr>
-          <w:rFonts w:ascii="Times New Roman" w:hAnsi="Times New Roman" w:cs="Times New Roman"/>
-          <w:sz w:val="28"/>
-          <w:szCs w:val="28"/>
-        </w:rPr>
-      </w:pPr>
-      <w:r>
-        <w:rPr>
-          <w:rFonts w:ascii="Times New Roman" w:hAnsi="Times New Roman" w:cs="Times New Roman"/>
-          <w:sz w:val="28"/>
-          <w:szCs w:val="28"/>
-        </w:rPr>
-        <w:t>3. Создание номенклатуры:</w:t>
-      </w:r>
-    </w:p>
-    <w:p>
-      <w:pPr>
-        <w:pStyle w:val="Standard"/>
-        <w:spacing w:line="360" w:lineRule="auto"/>
-        <w:ind w:firstLine="850"/>
-        <w:jc w:val="both"/>
-        <w:rPr>
-          <w:rFonts w:ascii="Times New Roman" w:hAnsi="Times New Roman" w:cs="Times New Roman"/>
-          <w:sz w:val="28"/>
-          <w:szCs w:val="28"/>
-        </w:rPr>
-      </w:pPr>
-      <w:r>
-        <w:rPr>
-          <w:rFonts w:ascii="Times New Roman" w:hAnsi="Times New Roman" w:cs="Times New Roman"/>
-          <w:sz w:val="28"/>
-          <w:szCs w:val="28"/>
-        </w:rPr>
-        <w:tab/>
-        <w:t>a. Добавьте 5 позиций номенклатуры с типом «Запас» и 2 позиции с</w:t>
-      </w:r>
-    </w:p>
-    <w:p>
-      <w:pPr>
-        <w:pStyle w:val="Standard"/>
-        <w:spacing w:line="360" w:lineRule="auto"/>
-        <w:ind w:firstLine="850"/>
-        <w:jc w:val="both"/>
-        <w:rPr>
-          <w:rFonts w:ascii="Times New Roman" w:hAnsi="Times New Roman" w:cs="Times New Roman"/>
-          <w:sz w:val="28"/>
-          <w:szCs w:val="28"/>
-        </w:rPr>
-      </w:pPr>
-      <w:r>
-        <w:rPr>
-          <w:rFonts w:ascii="Times New Roman" w:hAnsi="Times New Roman" w:cs="Times New Roman"/>
-          <w:sz w:val="28"/>
-          <w:szCs w:val="28"/>
-        </w:rPr>
-        <w:t>типом «Услуга»;</w:t>
-      </w:r>
-    </w:p>
-    <w:p>
-      <w:pPr>
-        <w:pStyle w:val="Standard"/>
-        <w:spacing w:line="360" w:lineRule="auto"/>
-        <w:ind w:firstLine="850"/>
-        <w:jc w:val="both"/>
-        <w:rPr>
-          <w:rFonts w:ascii="Times New Roman" w:hAnsi="Times New Roman" w:cs="Times New Roman"/>
-          <w:sz w:val="28"/>
-          <w:szCs w:val="28"/>
-        </w:rPr>
-      </w:pPr>
-      <w:r>
-        <w:rPr>
-          <w:rFonts w:ascii="Times New Roman" w:hAnsi="Times New Roman" w:cs="Times New Roman"/>
-          <w:sz w:val="28"/>
-          <w:szCs w:val="28"/>
-        </w:rPr>
-        <w:tab/>
-        <w:t>b. Для каждой номенклатуры укажите:</w:t>
-      </w:r>
-    </w:p>
-    <w:p>
-      <w:pPr>
-        <w:pStyle w:val="Standard"/>
-        <w:spacing w:line="360" w:lineRule="auto"/>
-        <w:ind w:firstLine="850"/>
-        <w:jc w:val="both"/>
-        <w:rPr>
-          <w:rFonts w:ascii="Times New Roman" w:hAnsi="Times New Roman" w:cs="Times New Roman"/>
-          <w:sz w:val="28"/>
-          <w:szCs w:val="28"/>
-        </w:rPr>
-      </w:pPr>
-      <w:r>
-        <w:rPr>
-          <w:rFonts w:ascii="Times New Roman" w:hAnsi="Times New Roman" w:cs="Times New Roman"/>
-          <w:sz w:val="28"/>
-          <w:szCs w:val="28"/>
-        </w:rPr>
-        <w:tab/>
-      </w:r>
-      <w:r>
-        <w:rPr>
-          <w:rFonts w:ascii="Times New Roman" w:hAnsi="Times New Roman" w:cs="Times New Roman"/>
-          <w:sz w:val="28"/>
-          <w:szCs w:val="28"/>
-        </w:rPr>
-        <w:tab/>
-        <w:t>i. Наименование;</w:t>
-      </w:r>
-    </w:p>
-    <w:p>
-      <w:pPr>
-        <w:pStyle w:val="Standard"/>
-        <w:spacing w:line="360" w:lineRule="auto"/>
-        <w:ind w:firstLine="850"/>
-        <w:jc w:val="both"/>
-        <w:rPr>
-          <w:rFonts w:ascii="Times New Roman" w:hAnsi="Times New Roman" w:cs="Times New Roman"/>
-          <w:sz w:val="28"/>
-          <w:szCs w:val="28"/>
-        </w:rPr>
-      </w:pPr>
-      <w:r>
-        <w:rPr>
-          <w:rFonts w:ascii="Times New Roman" w:hAnsi="Times New Roman" w:cs="Times New Roman"/>
-          <w:sz w:val="28"/>
-          <w:szCs w:val="28"/>
-        </w:rPr>
-        <w:tab/>
-      </w:r>
-      <w:r>
-        <w:rPr>
-          <w:rFonts w:ascii="Times New Roman" w:hAnsi="Times New Roman" w:cs="Times New Roman"/>
-          <w:sz w:val="28"/>
-          <w:szCs w:val="28"/>
-        </w:rPr>
-        <w:tab/>
-      </w:r>
-      <w:proofErr w:type="spellStart"/>
-      <w:r>
-        <w:rPr>
-          <w:rFonts w:ascii="Times New Roman" w:hAnsi="Times New Roman" w:cs="Times New Roman"/>
-          <w:sz w:val="28"/>
-          <w:szCs w:val="28"/>
-        </w:rPr>
-        <w:t>ii</w:t>
-      </w:r>
-      <w:proofErr w:type="spellEnd"/>
-      <w:r>
-        <w:rPr>
-          <w:rFonts w:ascii="Times New Roman" w:hAnsi="Times New Roman" w:cs="Times New Roman"/>
-          <w:sz w:val="28"/>
-          <w:szCs w:val="28"/>
-        </w:rPr>
-        <w:t>. Описание;</w:t>
-      </w:r>
-    </w:p>
-    <w:p>
-      <w:pPr>
-        <w:pStyle w:val="Standard"/>
-        <w:spacing w:line="360" w:lineRule="auto"/>
-        <w:ind w:firstLine="850"/>
-        <w:jc w:val="both"/>
-        <w:rPr>
-          <w:rFonts w:ascii="Times New Roman" w:hAnsi="Times New Roman" w:cs="Times New Roman"/>
-          <w:sz w:val="28"/>
-          <w:szCs w:val="28"/>
-        </w:rPr>
-      </w:pPr>
-      <w:r>
-        <w:rPr>
-          <w:rFonts w:ascii="Times New Roman" w:hAnsi="Times New Roman" w:cs="Times New Roman"/>
-          <w:sz w:val="28"/>
-          <w:szCs w:val="28"/>
-        </w:rPr>
-        <w:tab/>
-      </w:r>
-      <w:r>
-        <w:rPr>
-          <w:rFonts w:ascii="Times New Roman" w:hAnsi="Times New Roman" w:cs="Times New Roman"/>
-          <w:sz w:val="28"/>
-          <w:szCs w:val="28"/>
-        </w:rPr>
-        <w:tab/>
-      </w:r>
-      <w:proofErr w:type="spellStart"/>
-      <w:r>
-        <w:rPr>
-          <w:rFonts w:ascii="Times New Roman" w:hAnsi="Times New Roman" w:cs="Times New Roman"/>
-          <w:sz w:val="28"/>
-          <w:szCs w:val="28"/>
-        </w:rPr>
-        <w:t>iii</w:t>
-      </w:r>
-      <w:proofErr w:type="spellEnd"/>
-      <w:r>
-        <w:rPr>
-          <w:rFonts w:ascii="Times New Roman" w:hAnsi="Times New Roman" w:cs="Times New Roman"/>
-          <w:sz w:val="28"/>
-          <w:szCs w:val="28"/>
-        </w:rPr>
-        <w:t>. Изображение;</w:t>
-      </w:r>
-    </w:p>
-    <w:p>
-      <w:pPr>
-        <w:pStyle w:val="Standard"/>
-        <w:spacing w:line="360" w:lineRule="auto"/>
-        <w:ind w:firstLine="850"/>
-        <w:jc w:val="both"/>
-        <w:rPr>
-          <w:rFonts w:ascii="Times New Roman" w:hAnsi="Times New Roman" w:cs="Times New Roman"/>
-          <w:sz w:val="28"/>
-          <w:szCs w:val="28"/>
-        </w:rPr>
-      </w:pPr>
-      <w:r>
-        <w:rPr>
-          <w:rFonts w:ascii="Times New Roman" w:hAnsi="Times New Roman" w:cs="Times New Roman"/>
-          <w:sz w:val="28"/>
-          <w:szCs w:val="28"/>
-        </w:rPr>
-        <w:tab/>
-      </w:r>
-      <w:r>
-        <w:rPr>
-          <w:rFonts w:ascii="Times New Roman" w:hAnsi="Times New Roman" w:cs="Times New Roman"/>
-          <w:sz w:val="28"/>
-          <w:szCs w:val="28"/>
-        </w:rPr>
-        <w:tab/>
-      </w:r>
-      <w:proofErr w:type="spellStart"/>
-      <w:r>
-        <w:rPr>
-          <w:rFonts w:ascii="Times New Roman" w:hAnsi="Times New Roman" w:cs="Times New Roman"/>
-          <w:sz w:val="28"/>
-          <w:szCs w:val="28"/>
-        </w:rPr>
-        <w:t>iv</w:t>
-      </w:r>
-      <w:proofErr w:type="spellEnd"/>
-      <w:r>
-        <w:rPr>
-          <w:rFonts w:ascii="Times New Roman" w:hAnsi="Times New Roman" w:cs="Times New Roman"/>
-          <w:sz w:val="28"/>
-          <w:szCs w:val="28"/>
-        </w:rPr>
-        <w:t>. Единицу измерения;</w:t>
-      </w:r>
-    </w:p>
-    <w:p>
-      <w:pPr>
-        <w:pStyle w:val="Standard"/>
-        <w:spacing w:line="360" w:lineRule="auto"/>
-        <w:ind w:firstLine="850"/>
-        <w:jc w:val="both"/>
-        <w:rPr>
-          <w:rFonts w:ascii="Times New Roman" w:hAnsi="Times New Roman" w:cs="Times New Roman"/>
-          <w:sz w:val="28"/>
-          <w:szCs w:val="28"/>
-        </w:rPr>
-      </w:pPr>
-      <w:r>
-        <w:rPr>
-          <w:rFonts w:ascii="Times New Roman" w:hAnsi="Times New Roman" w:cs="Times New Roman"/>
-          <w:sz w:val="28"/>
-          <w:szCs w:val="28"/>
-        </w:rPr>
-        <w:tab/>
-      </w:r>
-      <w:r>
-        <w:rPr>
-          <w:rFonts w:ascii="Times New Roman" w:hAnsi="Times New Roman" w:cs="Times New Roman"/>
-          <w:sz w:val="28"/>
-          <w:szCs w:val="28"/>
-        </w:rPr>
-        <w:tab/>
-        <w:t>v. При необходимости создайте новый вид номенклатуры;</w:t>
-      </w:r>
-    </w:p>
-    <w:p>
-      <w:pPr>
-        <w:pStyle w:val="Standard"/>
-        <w:spacing w:line="360" w:lineRule="auto"/>
-        <w:ind w:firstLine="850"/>
-        <w:jc w:val="both"/>
-        <w:rPr>
-          <w:rFonts w:ascii="Times New Roman" w:hAnsi="Times New Roman" w:cs="Times New Roman"/>
-          <w:sz w:val="28"/>
-          <w:szCs w:val="28"/>
-        </w:rPr>
-      </w:pPr>
-      <w:r>
-        <w:rPr>
-          <w:rFonts w:ascii="Times New Roman" w:hAnsi="Times New Roman" w:cs="Times New Roman"/>
-          <w:sz w:val="28"/>
-          <w:szCs w:val="28"/>
-        </w:rPr>
-        <w:tab/>
-        <w:t>c. Сделайте скриншоты карточек каждой номенклатуры и добавьте</w:t>
-      </w:r>
-    </w:p>
-    <w:p>
-      <w:pPr>
-        <w:pStyle w:val="Standard"/>
-        <w:spacing w:line="360" w:lineRule="auto"/>
-        <w:jc w:val="both"/>
-        <w:rPr>
-          <w:rFonts w:ascii="Times New Roman" w:hAnsi="Times New Roman" w:cs="Times New Roman"/>
-          <w:sz w:val="28"/>
-          <w:szCs w:val="28"/>
-        </w:rPr>
-      </w:pPr>
-      <w:r>
-        <w:rPr>
-          <w:rFonts w:ascii="Times New Roman" w:hAnsi="Times New Roman" w:cs="Times New Roman"/>
-          <w:sz w:val="28"/>
-          <w:szCs w:val="28"/>
-        </w:rPr>
-        <w:t>их в отчет.</w:t>
-      </w:r>
-    </w:p>
-    <w:p>
-      <w:pPr>
-        <w:pStyle w:val="Standard"/>
-        <w:spacing w:line="360" w:lineRule="auto"/>
-        <w:ind w:firstLine="850"/>
-        <w:jc w:val="both"/>
-        <w:rPr>
-          <w:rFonts w:ascii="Times New Roman" w:hAnsi="Times New Roman" w:cs="Times New Roman"/>
-          <w:sz w:val="28"/>
-          <w:szCs w:val="28"/>
-        </w:rPr>
-      </w:pPr>
-      <w:r>
-        <w:rPr>
-          <w:rFonts w:ascii="Times New Roman" w:hAnsi="Times New Roman" w:cs="Times New Roman"/>
-          <w:sz w:val="28"/>
-          <w:szCs w:val="28"/>
-        </w:rPr>
-        <w:t>4. Создание поставщика:</w:t>
-      </w:r>
-    </w:p>
-    <w:p>
-      <w:pPr>
-        <w:pStyle w:val="Standard"/>
-        <w:spacing w:line="360" w:lineRule="auto"/>
-        <w:ind w:firstLine="850"/>
-        <w:jc w:val="both"/>
-        <w:rPr>
-          <w:rFonts w:ascii="Times New Roman" w:hAnsi="Times New Roman" w:cs="Times New Roman"/>
-          <w:sz w:val="28"/>
-          <w:szCs w:val="28"/>
-        </w:rPr>
-      </w:pPr>
-      <w:r>
-        <w:rPr>
-          <w:rFonts w:ascii="Times New Roman" w:hAnsi="Times New Roman" w:cs="Times New Roman"/>
-          <w:sz w:val="28"/>
-          <w:szCs w:val="28"/>
-        </w:rPr>
-        <w:tab/>
-        <w:t>a. Создайте поставщика. Укажите:</w:t>
-      </w:r>
-    </w:p>
-    <w:p>
-      <w:pPr>
-        <w:pStyle w:val="Standard"/>
-        <w:spacing w:line="360" w:lineRule="auto"/>
-        <w:ind w:firstLine="850"/>
-        <w:jc w:val="both"/>
-        <w:rPr>
-          <w:rFonts w:ascii="Times New Roman" w:hAnsi="Times New Roman" w:cs="Times New Roman"/>
-          <w:sz w:val="28"/>
-          <w:szCs w:val="28"/>
-        </w:rPr>
-      </w:pPr>
-      <w:r>
-        <w:rPr>
-          <w:rFonts w:ascii="Times New Roman" w:hAnsi="Times New Roman" w:cs="Times New Roman"/>
-          <w:sz w:val="28"/>
-          <w:szCs w:val="28"/>
-        </w:rPr>
-        <w:tab/>
-      </w:r>
-      <w:r>
-        <w:rPr>
-          <w:rFonts w:ascii="Times New Roman" w:hAnsi="Times New Roman" w:cs="Times New Roman"/>
-          <w:sz w:val="28"/>
-          <w:szCs w:val="28"/>
-        </w:rPr>
-        <w:tab/>
-        <w:t>i. Название компании;</w:t>
-      </w:r>
-    </w:p>
-    <w:p>
-      <w:pPr>
-        <w:pStyle w:val="Standard"/>
-        <w:spacing w:line="360" w:lineRule="auto"/>
-        <w:ind w:firstLine="850"/>
-        <w:jc w:val="both"/>
-        <w:rPr>
-          <w:rFonts w:ascii="Times New Roman" w:hAnsi="Times New Roman" w:cs="Times New Roman"/>
-          <w:sz w:val="28"/>
-          <w:szCs w:val="28"/>
-        </w:rPr>
-      </w:pPr>
-      <w:r>
-        <w:rPr>
-          <w:rFonts w:ascii="Times New Roman" w:hAnsi="Times New Roman" w:cs="Times New Roman"/>
-          <w:sz w:val="28"/>
-          <w:szCs w:val="28"/>
-        </w:rPr>
-        <w:tab/>
-      </w:r>
-      <w:r>
-        <w:rPr>
-          <w:rFonts w:ascii="Times New Roman" w:hAnsi="Times New Roman" w:cs="Times New Roman"/>
-          <w:sz w:val="28"/>
-          <w:szCs w:val="28"/>
-        </w:rPr>
-        <w:tab/>
-      </w:r>
-      <w:proofErr w:type="spellStart"/>
-      <w:r>
-        <w:rPr>
-          <w:rFonts w:ascii="Times New Roman" w:hAnsi="Times New Roman" w:cs="Times New Roman"/>
-          <w:sz w:val="28"/>
-          <w:szCs w:val="28"/>
-        </w:rPr>
-        <w:t>ii</w:t>
-      </w:r>
-      <w:proofErr w:type="spellEnd"/>
-      <w:r>
-        <w:rPr>
-          <w:rFonts w:ascii="Times New Roman" w:hAnsi="Times New Roman" w:cs="Times New Roman"/>
-          <w:sz w:val="28"/>
-          <w:szCs w:val="28"/>
-        </w:rPr>
-        <w:t>. Представление;</w:t>
-      </w:r>
-    </w:p>
-    <w:p>
-      <w:pPr>
-        <w:pStyle w:val="Standard"/>
-        <w:spacing w:line="360" w:lineRule="auto"/>
-        <w:ind w:firstLine="850"/>
-        <w:jc w:val="both"/>
-        <w:rPr>
-          <w:rFonts w:ascii="Times New Roman" w:hAnsi="Times New Roman" w:cs="Times New Roman"/>
-          <w:sz w:val="28"/>
-          <w:szCs w:val="28"/>
-        </w:rPr>
-      </w:pPr>
-      <w:r>
-        <w:rPr>
-          <w:rFonts w:ascii="Times New Roman" w:hAnsi="Times New Roman" w:cs="Times New Roman"/>
-          <w:sz w:val="28"/>
-          <w:szCs w:val="28"/>
-        </w:rPr>
-        <w:tab/>
-      </w:r>
-      <w:r>
-        <w:rPr>
-          <w:rFonts w:ascii="Times New Roman" w:hAnsi="Times New Roman" w:cs="Times New Roman"/>
-          <w:sz w:val="28"/>
-          <w:szCs w:val="28"/>
-        </w:rPr>
-        <w:tab/>
-      </w:r>
-      <w:proofErr w:type="spellStart"/>
-      <w:r>
-        <w:rPr>
-          <w:rFonts w:ascii="Times New Roman" w:hAnsi="Times New Roman" w:cs="Times New Roman"/>
-          <w:sz w:val="28"/>
-          <w:szCs w:val="28"/>
-        </w:rPr>
-        <w:t>iii</w:t>
-      </w:r>
-      <w:proofErr w:type="spellEnd"/>
-      <w:r>
-        <w:rPr>
-          <w:rFonts w:ascii="Times New Roman" w:hAnsi="Times New Roman" w:cs="Times New Roman"/>
-          <w:sz w:val="28"/>
-          <w:szCs w:val="28"/>
-        </w:rPr>
-        <w:t>. Ответственного сотрудника;</w:t>
-      </w:r>
-    </w:p>
-    <w:p>
-      <w:pPr>
-        <w:pStyle w:val="Standard"/>
-        <w:spacing w:line="360" w:lineRule="auto"/>
-        <w:ind w:firstLine="850"/>
-        <w:jc w:val="both"/>
-        <w:rPr>
-          <w:rFonts w:ascii="Times New Roman" w:hAnsi="Times New Roman" w:cs="Times New Roman"/>
-          <w:sz w:val="28"/>
-          <w:szCs w:val="28"/>
-        </w:rPr>
-      </w:pPr>
-      <w:r>
-        <w:rPr>
-          <w:rFonts w:ascii="Times New Roman" w:hAnsi="Times New Roman" w:cs="Times New Roman"/>
-          <w:sz w:val="28"/>
-          <w:szCs w:val="28"/>
-        </w:rPr>
-        <w:tab/>
-        <w:t>b. Сделайте скриншот карточки поставщика и добавьте его в отчет.</w:t>
-      </w:r>
-    </w:p>
-    <w:p>
-      <w:pPr>
-        <w:pStyle w:val="Standard"/>
-        <w:spacing w:line="360" w:lineRule="auto"/>
-        <w:ind w:firstLine="850"/>
-        <w:jc w:val="both"/>
-        <w:rPr>
-          <w:rFonts w:ascii="Times New Roman" w:hAnsi="Times New Roman" w:cs="Times New Roman"/>
-          <w:sz w:val="28"/>
-          <w:szCs w:val="28"/>
-        </w:rPr>
-      </w:pPr>
-      <w:r>
-        <w:rPr>
-          <w:rFonts w:ascii="Times New Roman" w:hAnsi="Times New Roman" w:cs="Times New Roman"/>
-          <w:sz w:val="28"/>
-          <w:szCs w:val="28"/>
-        </w:rPr>
-        <w:lastRenderedPageBreak/>
-        <w:t>5. Задать начальные остатки:</w:t>
-      </w:r>
-    </w:p>
-    <w:p>
-      <w:pPr>
-        <w:pStyle w:val="Standard"/>
-        <w:spacing w:line="360" w:lineRule="auto"/>
-        <w:ind w:firstLine="850"/>
-        <w:jc w:val="both"/>
-        <w:rPr>
-          <w:rFonts w:ascii="Times New Roman" w:hAnsi="Times New Roman" w:cs="Times New Roman"/>
-          <w:sz w:val="28"/>
-          <w:szCs w:val="28"/>
-        </w:rPr>
-      </w:pPr>
-      <w:r>
-        <w:rPr>
-          <w:rFonts w:ascii="Times New Roman" w:hAnsi="Times New Roman" w:cs="Times New Roman"/>
-          <w:sz w:val="28"/>
-          <w:szCs w:val="28"/>
-        </w:rPr>
-        <w:tab/>
-        <w:t>a. Создайте вид цен — Розничные;</w:t>
-      </w:r>
-    </w:p>
-    <w:p>
-      <w:pPr>
-        <w:pStyle w:val="Standard"/>
-        <w:spacing w:line="360" w:lineRule="auto"/>
-        <w:ind w:firstLine="850"/>
-        <w:jc w:val="both"/>
-        <w:rPr>
-          <w:rFonts w:ascii="Times New Roman" w:hAnsi="Times New Roman" w:cs="Times New Roman"/>
-          <w:sz w:val="28"/>
-          <w:szCs w:val="28"/>
-        </w:rPr>
-      </w:pPr>
-      <w:r>
-        <w:rPr>
-          <w:rFonts w:ascii="Times New Roman" w:hAnsi="Times New Roman" w:cs="Times New Roman"/>
-          <w:sz w:val="28"/>
-          <w:szCs w:val="28"/>
-        </w:rPr>
-        <w:tab/>
-        <w:t>b. Установите начальные остатки;</w:t>
-      </w:r>
-    </w:p>
-    <w:p>
-      <w:pPr>
-        <w:pStyle w:val="Standard"/>
-        <w:spacing w:line="360" w:lineRule="auto"/>
-        <w:ind w:firstLine="850"/>
-        <w:jc w:val="both"/>
-        <w:rPr>
-          <w:rFonts w:ascii="Times New Roman" w:hAnsi="Times New Roman" w:cs="Times New Roman"/>
-          <w:sz w:val="28"/>
-          <w:szCs w:val="28"/>
-        </w:rPr>
-      </w:pPr>
-      <w:r>
-        <w:rPr>
-          <w:rFonts w:ascii="Times New Roman" w:hAnsi="Times New Roman" w:cs="Times New Roman"/>
-          <w:sz w:val="28"/>
-          <w:szCs w:val="28"/>
-        </w:rPr>
-        <w:tab/>
-        <w:t>c. Зафиксируйте этапы в отчете.</w:t>
-      </w:r>
-    </w:p>
-    <w:p>
-      <w:pPr>
-        <w:rPr>
-          <w:rFonts w:ascii="Times New Roman" w:hAnsi="Times New Roman" w:cs="Times New Roman"/>
-          <w:sz w:val="28"/>
-          <w:szCs w:val="28"/>
-        </w:rPr>
-      </w:pPr>
-      <w:r>
-        <w:rPr>
-          <w:rFonts w:ascii="Times New Roman" w:hAnsi="Times New Roman" w:cs="Times New Roman"/>
-          <w:sz w:val="28"/>
-          <w:szCs w:val="28"/>
-        </w:rPr>
-        <w:br w:type="page"/>
-      </w:r>
-    </w:p>
-    <w:p>
-      <w:pPr>
-        <w:pStyle w:val="Standard"/>
-        <w:spacing w:line="360" w:lineRule="auto"/>
-        <w:ind w:firstLine="850"/>
-        <w:jc w:val="center"/>
-        <w:rPr>
-          <w:rFonts w:ascii="Times New Roman" w:hAnsi="Times New Roman" w:cs="Times New Roman"/>
+          <w:szCs w:val="28"/>
+          <w:lang w:val="en-US"/>
+        </w:rPr>
+      </w:pPr>
+      <w:r>
+        <w:rPr>
+          <w:rFonts w:cs="Times New Roman"/>
           <w:b/>
           <w:bCs/>
-          <w:sz w:val="28"/>
-          <w:szCs w:val="28"/>
-        </w:rPr>
-      </w:pPr>
-      <w:r>
-        <w:rPr>
-          <w:rFonts w:ascii="Times New Roman" w:hAnsi="Times New Roman" w:cs="Times New Roman"/>
-          <w:b/>
-          <w:bCs/>
-          <w:sz w:val="28"/>
-          <w:szCs w:val="28"/>
-        </w:rPr>
-        <w:lastRenderedPageBreak/>
-        <w:t>ОГЛАВЛЕНИЕ</w:t>
-      </w:r>
-    </w:p>
-    <w:p>
-      <w:pPr>
-        <w:pStyle w:val="Standard"/>
-        <w:spacing w:line="360" w:lineRule="auto"/>
-        <w:ind w:firstLine="850"/>
-        <w:jc w:val="center"/>
-        <w:rPr>
-          <w:rFonts w:ascii="Times New Roman" w:hAnsi="Times New Roman" w:cs="Times New Roman"/>
-          <w:b/>
-          <w:bCs/>
-          <w:sz w:val="28"/>
-          <w:szCs w:val="28"/>
-        </w:rPr>
-      </w:pPr>
-    </w:p>
-    <w:p>
-      <w:pPr>
-        <w:pStyle w:val="Standard"/>
-        <w:pageBreakBefore/>
-        <w:spacing w:line="360" w:lineRule="auto"/>
-        <w:ind w:firstLine="850"/>
-        <w:jc w:val="center"/>
-        <w:rPr>
-          <w:rFonts w:ascii="Times New Roman" w:hAnsi="Times New Roman" w:cs="Times New Roman"/>
-          <w:b/>
-          <w:bCs/>
-          <w:sz w:val="28"/>
-          <w:szCs w:val="28"/>
-        </w:rPr>
-      </w:pPr>
-      <w:r>
-        <w:rPr>
-          <w:rFonts w:ascii="Times New Roman" w:hAnsi="Times New Roman" w:cs="Times New Roman"/>
-          <w:b/>
-          <w:bCs/>
-          <w:sz w:val="28"/>
-          <w:szCs w:val="28"/>
-        </w:rPr>
+          <w:szCs w:val="28"/>
+        </w:rPr>
+        <w:br w:type="page"/>
+      </w:r>
+    </w:p>
+    <w:p>
+      <w:pPr>
+        <w:pStyle w:val="a6"/>
+      </w:pPr>
+      <w:bookmarkStart w:id="3" w:name="_Toc243696833"/>
+      <w:r>
         <w:lastRenderedPageBreak/>
         <w:t>Практическая часть.</w:t>
       </w:r>
+      <w:bookmarkEnd w:id="3"/>
+    </w:p>
+    <w:p>
+      <w:pPr>
+        <w:pStyle w:val="a8"/>
+      </w:pPr>
+      <w:bookmarkStart w:id="4" w:name="_Toc243696834"/>
+      <w:r>
+        <w:t>Задача №1 установка и настройка.</w:t>
+      </w:r>
+      <w:bookmarkEnd w:id="4"/>
     </w:p>
     <w:p>
       <w:pPr>
@@ -1417,31 +2340,6 @@
         <w:jc w:val="both"/>
         <w:rPr>
           <w:rFonts w:ascii="Times New Roman" w:hAnsi="Times New Roman" w:cs="Times New Roman"/>
-          <w:b/>
-          <w:bCs/>
-          <w:sz w:val="28"/>
-          <w:szCs w:val="28"/>
-        </w:rPr>
-      </w:pPr>
-      <w:r>
-        <w:rPr>
-          <w:rFonts w:ascii="Times New Roman" w:hAnsi="Times New Roman" w:cs="Times New Roman"/>
-          <w:b/>
-          <w:bCs/>
-          <w:sz w:val="28"/>
-          <w:szCs w:val="28"/>
-        </w:rPr>
-        <w:t>Задача №1 установка и настройка.</w:t>
-      </w:r>
-    </w:p>
-    <w:p>
-      <w:pPr>
-        <w:pStyle w:val="Standard"/>
-        <w:spacing w:line="360" w:lineRule="auto"/>
-        <w:ind w:firstLine="850"/>
-        <w:jc w:val="both"/>
-        <w:rPr>
-          <w:rFonts w:ascii="Times New Roman" w:hAnsi="Times New Roman" w:cs="Times New Roman"/>
           <w:sz w:val="28"/>
           <w:szCs w:val="28"/>
         </w:rPr>
@@ -1475,28 +2373,13 @@
     </w:p>
     <w:p>
       <w:pPr>
-        <w:pStyle w:val="Standard"/>
-        <w:spacing w:line="360" w:lineRule="auto"/>
-        <w:ind w:firstLine="850"/>
-        <w:jc w:val="both"/>
-        <w:rPr>
-          <w:rFonts w:ascii="Times New Roman" w:hAnsi="Times New Roman" w:cs="Times New Roman"/>
-          <w:b/>
-          <w:bCs/>
-          <w:sz w:val="28"/>
-          <w:szCs w:val="28"/>
-        </w:rPr>
-      </w:pPr>
-      <w:r>
-        <w:rPr>
-          <w:rFonts w:ascii="Times New Roman" w:hAnsi="Times New Roman" w:cs="Times New Roman"/>
-          <w:b/>
-          <w:bCs/>
-          <w:sz w:val="28"/>
-          <w:szCs w:val="28"/>
-        </w:rPr>
+        <w:pStyle w:val="a8"/>
+      </w:pPr>
+      <w:bookmarkStart w:id="5" w:name="_Toc243696835"/>
+      <w:r>
         <w:t>Задача №2 настройка организации.</w:t>
       </w:r>
+      <w:bookmarkEnd w:id="5"/>
     </w:p>
     <w:p>
       <w:pPr>
@@ -1587,7 +2470,7 @@
                                           <pic:cNvPicPr/>
                                         </pic:nvPicPr>
                                         <pic:blipFill>
-                                          <a:blip r:embed="rId7">
+                                          <a:blip r:embed="rId8">
                                             <a:lum/>
                                             <a:alphaModFix/>
                                           </a:blip>
@@ -1661,7 +2544,7 @@
                                     <pic:cNvPicPr/>
                                   </pic:nvPicPr>
                                   <pic:blipFill>
-                                    <a:blip r:embed="rId7">
+                                    <a:blip r:embed="rId8">
                                       <a:lum/>
                                       <a:alphaModFix/>
                                     </a:blip>
@@ -1771,7 +2654,7 @@
                                           <pic:cNvPicPr/>
                                         </pic:nvPicPr>
                                         <pic:blipFill>
-                                          <a:blip r:embed="rId8">
+                                          <a:blip r:embed="rId9">
                                             <a:lum/>
                                             <a:alphaModFix/>
                                           </a:blip>
@@ -1841,7 +2724,7 @@
                                     <pic:cNvPicPr/>
                                   </pic:nvPicPr>
                                   <pic:blipFill>
-                                    <a:blip r:embed="rId8">
+                                    <a:blip r:embed="rId9">
                                       <a:lum/>
                                       <a:alphaModFix/>
                                     </a:blip>
@@ -1884,28 +2767,13 @@
     </w:p>
     <w:p>
       <w:pPr>
-        <w:pStyle w:val="Standard"/>
-        <w:spacing w:line="360" w:lineRule="auto"/>
-        <w:ind w:firstLine="850"/>
-        <w:jc w:val="both"/>
-        <w:rPr>
-          <w:rFonts w:ascii="Times New Roman" w:hAnsi="Times New Roman" w:cs="Times New Roman"/>
-          <w:b/>
-          <w:bCs/>
-          <w:sz w:val="28"/>
-          <w:szCs w:val="28"/>
-        </w:rPr>
-      </w:pPr>
-      <w:r>
-        <w:rPr>
-          <w:rFonts w:ascii="Times New Roman" w:hAnsi="Times New Roman" w:cs="Times New Roman"/>
-          <w:b/>
-          <w:bCs/>
-          <w:sz w:val="28"/>
-          <w:szCs w:val="28"/>
-        </w:rPr>
+        <w:pStyle w:val="a8"/>
+      </w:pPr>
+      <w:bookmarkStart w:id="6" w:name="_Toc243696836"/>
+      <w:r>
         <w:t>Задача №3 создание номенклатуры.</w:t>
       </w:r>
+      <w:bookmarkEnd w:id="6"/>
     </w:p>
     <w:p>
       <w:pPr>
@@ -1996,7 +2864,7 @@
                                           <pic:cNvPicPr/>
                                         </pic:nvPicPr>
                                         <pic:blipFill>
-                                          <a:blip r:embed="rId9">
+                                          <a:blip r:embed="rId10">
                                             <a:lum/>
                                             <a:alphaModFix/>
                                           </a:blip>
@@ -2066,7 +2934,7 @@
                                     <pic:cNvPicPr/>
                                   </pic:nvPicPr>
                                   <pic:blipFill>
-                                    <a:blip r:embed="rId9">
+                                    <a:blip r:embed="rId10">
                                       <a:lum/>
                                       <a:alphaModFix/>
                                     </a:blip>
@@ -2176,7 +3044,7 @@
                                           <pic:cNvPicPr/>
                                         </pic:nvPicPr>
                                         <pic:blipFill>
-                                          <a:blip r:embed="rId10">
+                                          <a:blip r:embed="rId11">
                                             <a:lum/>
                                             <a:alphaModFix/>
                                           </a:blip>
@@ -2246,7 +3114,7 @@
                                     <pic:cNvPicPr/>
                                   </pic:nvPicPr>
                                   <pic:blipFill>
-                                    <a:blip r:embed="rId10">
+                                    <a:blip r:embed="rId11">
                                       <a:lum/>
                                       <a:alphaModFix/>
                                     </a:blip>
@@ -2355,7 +3223,7 @@
                                           <pic:cNvPicPr/>
                                         </pic:nvPicPr>
                                         <pic:blipFill>
-                                          <a:blip r:embed="rId11">
+                                          <a:blip r:embed="rId12">
                                             <a:lum/>
                                             <a:alphaModFix/>
                                           </a:blip>
@@ -2425,7 +3293,7 @@
                                     <pic:cNvPicPr/>
                                   </pic:nvPicPr>
                                   <pic:blipFill>
-                                    <a:blip r:embed="rId11">
+                                    <a:blip r:embed="rId12">
                                       <a:lum/>
                                       <a:alphaModFix/>
                                     </a:blip>
@@ -2539,7 +3407,7 @@
                                           <pic:cNvPicPr/>
                                         </pic:nvPicPr>
                                         <pic:blipFill>
-                                          <a:blip r:embed="rId12">
+                                          <a:blip r:embed="rId13">
                                             <a:lum/>
                                             <a:alphaModFix/>
                                           </a:blip>
@@ -2609,7 +3477,7 @@
                                     <pic:cNvPicPr/>
                                   </pic:nvPicPr>
                                   <pic:blipFill>
-                                    <a:blip r:embed="rId12">
+                                    <a:blip r:embed="rId13">
                                       <a:lum/>
                                       <a:alphaModFix/>
                                     </a:blip>
@@ -2722,7 +3590,7 @@
                                           <pic:cNvPicPr/>
                                         </pic:nvPicPr>
                                         <pic:blipFill>
-                                          <a:blip r:embed="rId13">
+                                          <a:blip r:embed="rId14">
                                             <a:lum/>
                                             <a:alphaModFix/>
                                           </a:blip>
@@ -2792,7 +3660,7 @@
                                     <pic:cNvPicPr/>
                                   </pic:nvPicPr>
                                   <pic:blipFill>
-                                    <a:blip r:embed="rId13">
+                                    <a:blip r:embed="rId14">
                                       <a:lum/>
                                       <a:alphaModFix/>
                                     </a:blip>
@@ -2906,7 +3774,7 @@
                                           <pic:cNvPicPr/>
                                         </pic:nvPicPr>
                                         <pic:blipFill>
-                                          <a:blip r:embed="rId14">
+                                          <a:blip r:embed="rId15">
                                             <a:lum/>
                                             <a:alphaModFix/>
                                           </a:blip>
@@ -2976,7 +3844,7 @@
                                     <pic:cNvPicPr/>
                                   </pic:nvPicPr>
                                   <pic:blipFill>
-                                    <a:blip r:embed="rId14">
+                                    <a:blip r:embed="rId15">
                                       <a:lum/>
                                       <a:alphaModFix/>
                                     </a:blip>
@@ -3089,7 +3957,7 @@
                                           <pic:cNvPicPr/>
                                         </pic:nvPicPr>
                                         <pic:blipFill>
-                                          <a:blip r:embed="rId15">
+                                          <a:blip r:embed="rId16">
                                             <a:lum/>
                                             <a:alphaModFix/>
                                           </a:blip>
@@ -3159,7 +4027,7 @@
                                     <pic:cNvPicPr/>
                                   </pic:nvPicPr>
                                   <pic:blipFill>
-                                    <a:blip r:embed="rId15">
+                                    <a:blip r:embed="rId16">
                                       <a:lum/>
                                       <a:alphaModFix/>
                                     </a:blip>
@@ -3202,28 +4070,13 @@
     </w:p>
     <w:p>
       <w:pPr>
-        <w:pStyle w:val="Standard"/>
-        <w:spacing w:line="360" w:lineRule="auto"/>
-        <w:ind w:firstLine="850"/>
-        <w:jc w:val="both"/>
-        <w:rPr>
-          <w:rFonts w:ascii="Times New Roman" w:hAnsi="Times New Roman" w:cs="Times New Roman"/>
-          <w:b/>
-          <w:bCs/>
-          <w:sz w:val="28"/>
-          <w:szCs w:val="28"/>
-        </w:rPr>
-      </w:pPr>
-      <w:r>
-        <w:rPr>
-          <w:rFonts w:ascii="Times New Roman" w:hAnsi="Times New Roman" w:cs="Times New Roman"/>
-          <w:b/>
-          <w:bCs/>
-          <w:sz w:val="28"/>
-          <w:szCs w:val="28"/>
-        </w:rPr>
+        <w:pStyle w:val="a8"/>
+      </w:pPr>
+      <w:bookmarkStart w:id="7" w:name="_Toc243696837"/>
+      <w:r>
         <w:t>Задача №4 создание поставщика.</w:t>
       </w:r>
+      <w:bookmarkEnd w:id="7"/>
     </w:p>
     <w:p>
       <w:pPr>
@@ -3319,7 +4172,7 @@
                                           <pic:cNvPicPr/>
                                         </pic:nvPicPr>
                                         <pic:blipFill>
-                                          <a:blip r:embed="rId16">
+                                          <a:blip r:embed="rId17">
                                             <a:lum/>
                                             <a:alphaModFix/>
                                           </a:blip>
@@ -3389,7 +4242,7 @@
                                     <pic:cNvPicPr/>
                                   </pic:nvPicPr>
                                   <pic:blipFill>
-                                    <a:blip r:embed="rId16">
+                                    <a:blip r:embed="rId17">
                                       <a:lum/>
                                       <a:alphaModFix/>
                                     </a:blip>
@@ -3432,28 +4285,13 @@
     </w:p>
     <w:p>
       <w:pPr>
-        <w:pStyle w:val="Standard"/>
-        <w:spacing w:line="360" w:lineRule="auto"/>
-        <w:ind w:firstLine="850"/>
-        <w:jc w:val="both"/>
-        <w:rPr>
-          <w:rFonts w:ascii="Times New Roman" w:hAnsi="Times New Roman" w:cs="Times New Roman"/>
-          <w:b/>
-          <w:bCs/>
-          <w:sz w:val="28"/>
-          <w:szCs w:val="28"/>
-        </w:rPr>
-      </w:pPr>
-      <w:r>
-        <w:rPr>
-          <w:rFonts w:ascii="Times New Roman" w:hAnsi="Times New Roman" w:cs="Times New Roman"/>
-          <w:b/>
-          <w:bCs/>
-          <w:sz w:val="28"/>
-          <w:szCs w:val="28"/>
-        </w:rPr>
+        <w:pStyle w:val="a8"/>
+      </w:pPr>
+      <w:bookmarkStart w:id="8" w:name="_Toc243696838"/>
+      <w:r>
         <w:t>Задача №5 ввод начальных остатков.</w:t>
       </w:r>
+      <w:bookmarkEnd w:id="8"/>
     </w:p>
     <w:p>
       <w:pPr>
@@ -3544,7 +4382,7 @@
                                           <pic:cNvPicPr/>
                                         </pic:nvPicPr>
                                         <pic:blipFill>
-                                          <a:blip r:embed="rId17">
+                                          <a:blip r:embed="rId18">
                                             <a:lum/>
                                             <a:alphaModFix/>
                                           </a:blip>
@@ -3614,7 +4452,7 @@
                                     <pic:cNvPicPr/>
                                   </pic:nvPicPr>
                                   <pic:blipFill>
-                                    <a:blip r:embed="rId17">
+                                    <a:blip r:embed="rId18">
                                       <a:lum/>
                                       <a:alphaModFix/>
                                     </a:blip>
@@ -3657,110 +4495,34 @@
     </w:p>
     <w:p>
       <w:pPr>
+        <w:pStyle w:val="a6"/>
+      </w:pPr>
+      <w:bookmarkStart w:id="9" w:name="_Toc243696839"/>
+      <w:r>
+        <w:t>Вывод.</w:t>
+      </w:r>
+      <w:bookmarkEnd w:id="9"/>
+    </w:p>
+    <w:p>
+      <w:pPr>
         <w:pStyle w:val="Standard"/>
         <w:spacing w:line="360" w:lineRule="auto"/>
         <w:ind w:firstLine="850"/>
         <w:jc w:val="both"/>
         <w:rPr>
           <w:rFonts w:ascii="Times New Roman" w:hAnsi="Times New Roman" w:cs="Times New Roman"/>
-          <w:b/>
-          <w:bCs/>
-          <w:sz w:val="28"/>
-          <w:szCs w:val="28"/>
-        </w:rPr>
-      </w:pPr>
-      <w:r>
-        <w:rPr>
-          <w:rFonts w:ascii="Times New Roman" w:hAnsi="Times New Roman" w:cs="Times New Roman"/>
-          <w:b/>
-          <w:bCs/>
-          <w:sz w:val="28"/>
-          <w:szCs w:val="28"/>
-        </w:rPr>
-        <w:t>Контрольные вопросы:</w:t>
-      </w:r>
-    </w:p>
-    <w:p>
-      <w:pPr>
-        <w:pStyle w:val="Standard"/>
-        <w:numPr>
-          <w:ilvl w:val="2"/>
-          <w:numId w:val="1"/>
-        </w:numPr>
-        <w:spacing w:line="360" w:lineRule="auto"/>
-        <w:jc w:val="both"/>
-        <w:rPr>
-          <w:rFonts w:ascii="Times New Roman" w:hAnsi="Times New Roman" w:cs="Times New Roman"/>
-          <w:sz w:val="28"/>
-          <w:szCs w:val="28"/>
-        </w:rPr>
-      </w:pPr>
-      <w:r>
-        <w:rPr>
-          <w:rFonts w:ascii="Times New Roman" w:hAnsi="Times New Roman" w:cs="Times New Roman"/>
-          <w:sz w:val="28"/>
-          <w:szCs w:val="28"/>
-        </w:rPr>
-        <w:t>Виды режимов работы 1</w:t>
-      </w:r>
-      <w:proofErr w:type="gramStart"/>
-      <w:r>
-        <w:rPr>
-          <w:rFonts w:ascii="Times New Roman" w:hAnsi="Times New Roman" w:cs="Times New Roman"/>
-          <w:sz w:val="28"/>
-          <w:szCs w:val="28"/>
-        </w:rPr>
-        <w:t>С:Предприятие</w:t>
-      </w:r>
-      <w:proofErr w:type="gramEnd"/>
-      <w:r>
-        <w:rPr>
-          <w:rFonts w:ascii="Times New Roman" w:hAnsi="Times New Roman" w:cs="Times New Roman"/>
-          <w:sz w:val="28"/>
-          <w:szCs w:val="28"/>
-        </w:rPr>
-        <w:t xml:space="preserve"> 8.5?</w:t>
-      </w:r>
-    </w:p>
-    <w:p>
-      <w:pPr>
-        <w:pStyle w:val="Standard"/>
-        <w:numPr>
-          <w:ilvl w:val="2"/>
-          <w:numId w:val="1"/>
-        </w:numPr>
-        <w:spacing w:line="360" w:lineRule="auto"/>
-        <w:jc w:val="both"/>
-        <w:rPr>
-          <w:rFonts w:ascii="Times New Roman" w:hAnsi="Times New Roman" w:cs="Times New Roman"/>
-          <w:sz w:val="28"/>
-          <w:szCs w:val="28"/>
-        </w:rPr>
-      </w:pPr>
-      <w:r>
-        <w:rPr>
-          <w:rFonts w:ascii="Times New Roman" w:hAnsi="Times New Roman" w:cs="Times New Roman"/>
-          <w:sz w:val="28"/>
-          <w:szCs w:val="28"/>
-        </w:rPr>
-        <w:t>Разница между ООО и ИП?</w:t>
-      </w:r>
-    </w:p>
-    <w:p>
-      <w:pPr>
-        <w:pStyle w:val="Standard"/>
-        <w:numPr>
-          <w:ilvl w:val="2"/>
-          <w:numId w:val="1"/>
-        </w:numPr>
-        <w:spacing w:line="360" w:lineRule="auto"/>
-        <w:jc w:val="both"/>
-        <w:rPr>
-          <w:rFonts w:ascii="Times New Roman" w:hAnsi="Times New Roman" w:cs="Times New Roman"/>
-          <w:sz w:val="28"/>
-          <w:szCs w:val="28"/>
-        </w:rPr>
-      </w:pPr>
+          <w:sz w:val="28"/>
+          <w:szCs w:val="28"/>
+        </w:rPr>
+      </w:pPr>
+      <w:r>
+        <w:rPr>
+          <w:rFonts w:ascii="Times New Roman" w:hAnsi="Times New Roman" w:cs="Times New Roman"/>
+          <w:sz w:val="28"/>
+          <w:szCs w:val="28"/>
+        </w:rPr>
+        <w:t xml:space="preserve">В ходе выполнения лабораторной работы была выполнена поставленная цель. Были получены практические навыки по установке, настройке и работе с </w:t>
+      </w:r>
       <w:r>
         <w:rPr>
           <w:rFonts w:ascii="Times New Roman" w:hAnsi="Times New Roman" w:cs="Times New Roman"/>
@@ -3768,335 +4530,12 @@
           <w:szCs w:val="28"/>
         </w:rPr>
         <w:lastRenderedPageBreak/>
-        <w:t>Какие данные необходимо указывать при начальной настройке 1</w:t>
-      </w:r>
-      <w:proofErr w:type="gramStart"/>
-      <w:r>
-        <w:rPr>
-          <w:rFonts w:ascii="Times New Roman" w:hAnsi="Times New Roman" w:cs="Times New Roman"/>
-          <w:sz w:val="28"/>
-          <w:szCs w:val="28"/>
-        </w:rPr>
-        <w:t>С:УНФ</w:t>
-      </w:r>
-      <w:proofErr w:type="gramEnd"/>
-      <w:r>
-        <w:rPr>
-          <w:rFonts w:ascii="Times New Roman" w:hAnsi="Times New Roman" w:cs="Times New Roman"/>
-          <w:sz w:val="28"/>
-          <w:szCs w:val="28"/>
-        </w:rPr>
-        <w:t>?</w:t>
-      </w:r>
-    </w:p>
-    <w:p>
-      <w:pPr>
-        <w:pStyle w:val="Standard"/>
-        <w:numPr>
-          <w:ilvl w:val="2"/>
-          <w:numId w:val="1"/>
-        </w:numPr>
-        <w:spacing w:line="360" w:lineRule="auto"/>
-        <w:jc w:val="both"/>
-        <w:rPr>
-          <w:rFonts w:ascii="Times New Roman" w:hAnsi="Times New Roman" w:cs="Times New Roman"/>
-          <w:sz w:val="28"/>
-          <w:szCs w:val="28"/>
-        </w:rPr>
-      </w:pPr>
-      <w:r>
-        <w:rPr>
-          <w:rFonts w:ascii="Times New Roman" w:hAnsi="Times New Roman" w:cs="Times New Roman"/>
-          <w:sz w:val="28"/>
-          <w:szCs w:val="28"/>
-        </w:rPr>
-        <w:t>Назовите несколько отличий учебной версии от лицензионной?</w:t>
-      </w:r>
-    </w:p>
-    <w:p>
-      <w:pPr>
-        <w:pStyle w:val="Standard"/>
-        <w:numPr>
-          <w:ilvl w:val="2"/>
-          <w:numId w:val="1"/>
-        </w:numPr>
-        <w:spacing w:line="360" w:lineRule="auto"/>
-        <w:jc w:val="both"/>
-        <w:rPr>
-          <w:rFonts w:ascii="Times New Roman" w:hAnsi="Times New Roman" w:cs="Times New Roman"/>
-          <w:sz w:val="28"/>
-          <w:szCs w:val="28"/>
-        </w:rPr>
-      </w:pPr>
-      <w:r>
-        <w:rPr>
-          <w:rFonts w:ascii="Times New Roman" w:hAnsi="Times New Roman" w:cs="Times New Roman"/>
-          <w:sz w:val="28"/>
-          <w:szCs w:val="28"/>
-        </w:rPr>
-        <w:t>Как выглядят поля, обязательные к заполнению?</w:t>
-      </w:r>
-    </w:p>
-    <w:p>
-      <w:pPr>
-        <w:pStyle w:val="Standard"/>
-        <w:numPr>
-          <w:ilvl w:val="2"/>
-          <w:numId w:val="1"/>
-        </w:numPr>
-        <w:spacing w:line="360" w:lineRule="auto"/>
-        <w:jc w:val="both"/>
-        <w:rPr>
-          <w:rFonts w:ascii="Times New Roman" w:hAnsi="Times New Roman" w:cs="Times New Roman"/>
-          <w:sz w:val="28"/>
-          <w:szCs w:val="28"/>
-        </w:rPr>
-      </w:pPr>
-      <w:r>
-        <w:rPr>
-          <w:rFonts w:ascii="Times New Roman" w:hAnsi="Times New Roman" w:cs="Times New Roman"/>
-          <w:sz w:val="28"/>
-          <w:szCs w:val="28"/>
-        </w:rPr>
-        <w:t>Что такое ссылка?</w:t>
-      </w:r>
-    </w:p>
-    <w:p>
-      <w:pPr>
-        <w:pStyle w:val="Standard"/>
-        <w:spacing w:line="360" w:lineRule="auto"/>
-        <w:ind w:firstLine="850"/>
-        <w:jc w:val="both"/>
-        <w:rPr>
-          <w:rFonts w:ascii="Times New Roman" w:hAnsi="Times New Roman" w:cs="Times New Roman"/>
-          <w:b/>
-          <w:bCs/>
-          <w:sz w:val="28"/>
-          <w:szCs w:val="28"/>
-        </w:rPr>
-      </w:pPr>
-      <w:r>
-        <w:rPr>
-          <w:rFonts w:ascii="Times New Roman" w:hAnsi="Times New Roman" w:cs="Times New Roman"/>
-          <w:b/>
-          <w:bCs/>
-          <w:sz w:val="28"/>
-          <w:szCs w:val="28"/>
-        </w:rPr>
-        <w:t>Ответы на контрольные вопросы.</w:t>
-      </w:r>
-    </w:p>
-    <w:p>
-      <w:pPr>
-        <w:pStyle w:val="Standard"/>
-        <w:spacing w:line="360" w:lineRule="auto"/>
-        <w:ind w:firstLine="850"/>
-        <w:jc w:val="both"/>
-        <w:rPr>
-          <w:rFonts w:ascii="Times New Roman" w:hAnsi="Times New Roman" w:cs="Times New Roman"/>
-          <w:sz w:val="28"/>
-          <w:szCs w:val="28"/>
-        </w:rPr>
-      </w:pPr>
-      <w:r>
-        <w:rPr>
-          <w:rFonts w:ascii="Times New Roman" w:hAnsi="Times New Roman" w:cs="Times New Roman"/>
-          <w:sz w:val="28"/>
-          <w:szCs w:val="28"/>
-        </w:rPr>
-        <w:t>1. Есть два вида: 1</w:t>
-      </w:r>
-      <w:proofErr w:type="gramStart"/>
-      <w:r>
-        <w:rPr>
-          <w:rFonts w:ascii="Times New Roman" w:hAnsi="Times New Roman" w:cs="Times New Roman"/>
-          <w:sz w:val="28"/>
-          <w:szCs w:val="28"/>
-        </w:rPr>
-        <w:t>С:Предприятие</w:t>
-      </w:r>
-      <w:proofErr w:type="gramEnd"/>
-      <w:r>
-        <w:rPr>
-          <w:rFonts w:ascii="Times New Roman" w:hAnsi="Times New Roman" w:cs="Times New Roman"/>
-          <w:sz w:val="28"/>
-          <w:szCs w:val="28"/>
-        </w:rPr>
-        <w:t xml:space="preserve"> и Конфигуратор</w:t>
-      </w:r>
-    </w:p>
-    <w:p>
-      <w:pPr>
-        <w:pStyle w:val="Standard"/>
-        <w:spacing w:line="360" w:lineRule="auto"/>
-        <w:ind w:firstLine="850"/>
-        <w:jc w:val="both"/>
-        <w:rPr>
-          <w:rFonts w:ascii="Times New Roman" w:hAnsi="Times New Roman" w:cs="Times New Roman"/>
-          <w:sz w:val="28"/>
-          <w:szCs w:val="28"/>
-        </w:rPr>
-      </w:pPr>
-      <w:r>
-        <w:rPr>
-          <w:rFonts w:ascii="Times New Roman" w:hAnsi="Times New Roman" w:cs="Times New Roman"/>
-          <w:sz w:val="28"/>
-          <w:szCs w:val="28"/>
-        </w:rPr>
-        <w:t>2.ИП — физическое лицо, ООО — юридическое лицо. У них есть различия в ответственности по долгам, распоряжении капиталом, регистрации, отчетности. Так же ИП не могут заниматься некоторыми видами бизнеса.</w:t>
-      </w:r>
-    </w:p>
-    <w:p>
-      <w:pPr>
-        <w:pStyle w:val="Standard"/>
-        <w:spacing w:line="360" w:lineRule="auto"/>
-        <w:ind w:firstLine="850"/>
-        <w:jc w:val="both"/>
-        <w:rPr>
-          <w:rFonts w:ascii="Times New Roman" w:hAnsi="Times New Roman" w:cs="Times New Roman"/>
-          <w:sz w:val="28"/>
-          <w:szCs w:val="28"/>
-        </w:rPr>
-      </w:pPr>
-      <w:r>
-        <w:rPr>
-          <w:rFonts w:ascii="Times New Roman" w:hAnsi="Times New Roman" w:cs="Times New Roman"/>
-          <w:sz w:val="28"/>
-          <w:szCs w:val="28"/>
-        </w:rPr>
-        <w:t>3. Необходимо заполнить сведение о компании, далее нужно ввести начальные остатки.</w:t>
-      </w:r>
-    </w:p>
-    <w:p>
-      <w:pPr>
-        <w:pStyle w:val="Standard"/>
-        <w:spacing w:line="360" w:lineRule="auto"/>
-        <w:ind w:firstLine="850"/>
-        <w:jc w:val="both"/>
-        <w:rPr>
-          <w:rFonts w:ascii="Times New Roman" w:hAnsi="Times New Roman" w:cs="Times New Roman"/>
-          <w:sz w:val="28"/>
-          <w:szCs w:val="28"/>
-        </w:rPr>
-      </w:pPr>
-      <w:r>
-        <w:rPr>
-          <w:rFonts w:ascii="Times New Roman" w:hAnsi="Times New Roman" w:cs="Times New Roman"/>
-          <w:sz w:val="28"/>
-          <w:szCs w:val="28"/>
-        </w:rPr>
-        <w:t>4. В учебной версии ограничено количество данных, она не может использоваться на предприятии для ведения реального учета, не поддерживается работа в варианте клиент-сервер и др.</w:t>
-      </w:r>
-    </w:p>
-    <w:p>
-      <w:pPr>
-        <w:pStyle w:val="Standard"/>
-        <w:spacing w:line="360" w:lineRule="auto"/>
-        <w:ind w:firstLine="850"/>
-        <w:jc w:val="both"/>
-        <w:rPr>
-          <w:rFonts w:ascii="Times New Roman" w:hAnsi="Times New Roman" w:cs="Times New Roman"/>
-          <w:sz w:val="28"/>
-          <w:szCs w:val="28"/>
-        </w:rPr>
-      </w:pPr>
-      <w:r>
-        <w:rPr>
-          <w:rFonts w:ascii="Times New Roman" w:hAnsi="Times New Roman" w:cs="Times New Roman"/>
-          <w:sz w:val="28"/>
-          <w:szCs w:val="28"/>
-        </w:rPr>
-        <w:t>5. Поля, обязательные к заполнению обозначаются красным символом «*».</w:t>
-      </w:r>
-    </w:p>
-    <w:p>
-      <w:pPr>
-        <w:pStyle w:val="Standard"/>
-        <w:spacing w:line="360" w:lineRule="auto"/>
-        <w:ind w:firstLine="850"/>
-        <w:jc w:val="both"/>
-        <w:rPr>
-          <w:rFonts w:ascii="Times New Roman" w:hAnsi="Times New Roman" w:cs="Times New Roman"/>
-          <w:sz w:val="28"/>
-          <w:szCs w:val="28"/>
-        </w:rPr>
-      </w:pPr>
-      <w:r>
-        <w:rPr>
-          <w:rFonts w:ascii="Times New Roman" w:hAnsi="Times New Roman" w:cs="Times New Roman"/>
-          <w:sz w:val="28"/>
-          <w:szCs w:val="28"/>
-        </w:rPr>
-        <w:t xml:space="preserve">6.  Ссылка — это </w:t>
-      </w:r>
-      <w:proofErr w:type="gramStart"/>
-      <w:r>
-        <w:rPr>
-          <w:rFonts w:ascii="Times New Roman" w:hAnsi="Times New Roman" w:cs="Times New Roman"/>
-          <w:sz w:val="28"/>
-          <w:szCs w:val="28"/>
-        </w:rPr>
-        <w:t>особый текст</w:t>
-      </w:r>
-      <w:proofErr w:type="gramEnd"/>
-      <w:r>
-        <w:rPr>
-          <w:rFonts w:ascii="Times New Roman" w:hAnsi="Times New Roman" w:cs="Times New Roman"/>
-          <w:sz w:val="28"/>
-          <w:szCs w:val="28"/>
-        </w:rPr>
-        <w:t xml:space="preserve"> который перенаправляет пользователя к информации о данных, зашифрованных в ней.</w:t>
-      </w:r>
-    </w:p>
-    <w:p>
-      <w:pPr>
-        <w:pStyle w:val="Standard"/>
-        <w:spacing w:line="360" w:lineRule="auto"/>
-        <w:ind w:firstLine="850"/>
-        <w:jc w:val="center"/>
-        <w:rPr>
-          <w:rFonts w:ascii="Times New Roman" w:hAnsi="Times New Roman" w:cs="Times New Roman"/>
-          <w:b/>
-          <w:bCs/>
-          <w:sz w:val="28"/>
-          <w:szCs w:val="28"/>
-        </w:rPr>
-      </w:pPr>
-      <w:r>
-        <w:rPr>
-          <w:rFonts w:ascii="Times New Roman" w:hAnsi="Times New Roman" w:cs="Times New Roman"/>
-          <w:b/>
-          <w:bCs/>
-          <w:sz w:val="28"/>
-          <w:szCs w:val="28"/>
-        </w:rPr>
-        <w:t>Вывод.</w:t>
-      </w:r>
-    </w:p>
-    <w:p>
-      <w:pPr>
-        <w:pStyle w:val="Standard"/>
-        <w:spacing w:line="360" w:lineRule="auto"/>
-        <w:ind w:firstLine="850"/>
-        <w:jc w:val="both"/>
-        <w:rPr>
-          <w:rFonts w:ascii="Times New Roman" w:hAnsi="Times New Roman" w:cs="Times New Roman"/>
-          <w:sz w:val="28"/>
-          <w:szCs w:val="28"/>
-        </w:rPr>
-      </w:pPr>
-      <w:r>
-        <w:rPr>
-          <w:rFonts w:ascii="Times New Roman" w:hAnsi="Times New Roman" w:cs="Times New Roman"/>
-          <w:sz w:val="28"/>
-          <w:szCs w:val="28"/>
-        </w:rPr>
-        <w:t>В ходе выполнения лабораторной работы была выполнена поставленная цель. Были получены практические навыки по установке, настройке и работе с основным интерфейсом программы 1С: Предприятие, такие как: регистрация компании, создание номенклатуры, создание поставщика и ввод начальных остатков. Эти навыки являются фундаментом в работе с программой и введения учета.</w:t>
+        <w:t>основным интерфейсом программы 1С: Предприятие, такие как: регистрация компании, создание номенклатуры, создание поставщика и ввод начальных остатков. Эти навыки являются фундаментом в работе с программой и введения учета.</w:t>
       </w:r>
     </w:p>
     <w:sectPr>
-      <w:footerReference w:type="default" r:id="rId18"/>
-      <w:footerReference w:type="first" r:id="rId19"/>
+      <w:footerReference w:type="default" r:id="rId19"/>
+      <w:footerReference w:type="first" r:id="rId20"/>
       <w:pgSz w:w="11906" w:h="16838"/>
       <w:pgMar w:top="1134" w:right="1134" w:bottom="1474" w:left="1134" w:header="720" w:footer="1134" w:gutter="0"/>
       <w:cols w:space="720"/>
@@ -4683,6 +5122,37 @@
   <w:style w:type="paragraph" w:default="1" w:styleId="a">
     <w:name w:val="Normal"/>
     <w:qFormat/>
+    <w:rsid w:val="007A339A"/>
+    <w:pPr>
+      <w:spacing w:line="360" w:lineRule="auto"/>
+      <w:ind w:firstLine="851"/>
+      <w:jc w:val="both"/>
+    </w:pPr>
+    <w:rPr>
+      <w:rFonts w:ascii="Times New Roman" w:hAnsi="Times New Roman"/>
+      <w:sz w:val="28"/>
+    </w:rPr>
+  </w:style>
+  <w:style w:type="paragraph" w:styleId="1">
+    <w:name w:val="heading 1"/>
+    <w:basedOn w:val="a"/>
+    <w:next w:val="a"/>
+    <w:link w:val="10"/>
+    <w:uiPriority w:val="9"/>
+    <w:qFormat/>
+    <w:rsid w:val="007C33BD"/>
+    <w:pPr>
+      <w:keepNext/>
+      <w:keepLines/>
+      <w:spacing w:before="240"/>
+      <w:outlineLvl w:val="0"/>
+    </w:pPr>
+    <w:rPr>
+      <w:rFonts w:asciiTheme="majorHAnsi" w:eastAsiaTheme="majorEastAsia" w:hAnsiTheme="majorHAnsi" w:cs="Mangal"/>
+      <w:color w:val="0F4761" w:themeColor="accent1" w:themeShade="BF"/>
+      <w:sz w:val="32"/>
+      <w:szCs w:val="29"/>
+    </w:rPr>
   </w:style>
   <w:style w:type="character" w:default="1" w:styleId="a0">
     <w:name w:val="Default Paragraph Font"/>
@@ -4788,6 +5258,164 @@
         <w:numId w:val="1"/>
       </w:numPr>
     </w:pPr>
+  </w:style>
+  <w:style w:type="paragraph" w:styleId="a6">
+    <w:name w:val="Title"/>
+    <w:aliases w:val="ЗАГОЛОВОК"/>
+    <w:basedOn w:val="1"/>
+    <w:next w:val="a"/>
+    <w:link w:val="a7"/>
+    <w:autoRedefine/>
+    <w:uiPriority w:val="10"/>
+    <w:qFormat/>
+    <w:rsid w:val="007C33BD"/>
+    <w:pPr>
+      <w:spacing w:before="0"/>
+      <w:contextualSpacing/>
+      <w:jc w:val="center"/>
+    </w:pPr>
+    <w:rPr>
+      <w:rFonts w:ascii="Times New Roman" w:hAnsi="Times New Roman"/>
+      <w:b/>
+      <w:color w:val="auto"/>
+      <w:spacing w:val="-10"/>
+      <w:kern w:val="28"/>
+      <w:sz w:val="28"/>
+      <w:szCs w:val="50"/>
+    </w:rPr>
+  </w:style>
+  <w:style w:type="character" w:customStyle="1" w:styleId="a7">
+    <w:name w:val="Заголовок Знак"/>
+    <w:aliases w:val="ЗАГОЛОВОК Знак"/>
+    <w:basedOn w:val="a0"/>
+    <w:link w:val="a6"/>
+    <w:uiPriority w:val="10"/>
+    <w:rsid w:val="007C33BD"/>
+    <w:rPr>
+      <w:rFonts w:ascii="Times New Roman" w:eastAsiaTheme="majorEastAsia" w:hAnsi="Times New Roman" w:cs="Mangal"/>
+      <w:b/>
+      <w:spacing w:val="-10"/>
+      <w:kern w:val="28"/>
+      <w:sz w:val="28"/>
+      <w:szCs w:val="50"/>
+    </w:rPr>
+  </w:style>
+  <w:style w:type="paragraph" w:styleId="a8">
+    <w:name w:val="Subtitle"/>
+    <w:basedOn w:val="a"/>
+    <w:next w:val="a"/>
+    <w:link w:val="a9"/>
+    <w:autoRedefine/>
+    <w:uiPriority w:val="11"/>
+    <w:qFormat/>
+    <w:rsid w:val="007C33BD"/>
+    <w:pPr>
+      <w:numPr>
+        <w:ilvl w:val="1"/>
+      </w:numPr>
+      <w:outlineLvl w:val="1"/>
+    </w:pPr>
+    <w:rPr>
+      <w:rFonts w:eastAsiaTheme="minorEastAsia" w:cs="Mangal"/>
+      <w:b/>
+      <w:color w:val="000000" w:themeColor="text1"/>
+      <w:spacing w:val="15"/>
+      <w:szCs w:val="20"/>
+    </w:rPr>
+  </w:style>
+  <w:style w:type="character" w:customStyle="1" w:styleId="a9">
+    <w:name w:val="Подзаголовок Знак"/>
+    <w:basedOn w:val="a0"/>
+    <w:link w:val="a8"/>
+    <w:uiPriority w:val="11"/>
+    <w:rsid w:val="007C33BD"/>
+    <w:rPr>
+      <w:rFonts w:ascii="Times New Roman" w:eastAsiaTheme="minorEastAsia" w:hAnsi="Times New Roman" w:cs="Mangal"/>
+      <w:b/>
+      <w:color w:val="000000" w:themeColor="text1"/>
+      <w:spacing w:val="15"/>
+      <w:sz w:val="28"/>
+      <w:szCs w:val="20"/>
+    </w:rPr>
+  </w:style>
+  <w:style w:type="character" w:customStyle="1" w:styleId="10">
+    <w:name w:val="Заголовок 1 Знак"/>
+    <w:basedOn w:val="a0"/>
+    <w:link w:val="1"/>
+    <w:uiPriority w:val="9"/>
+    <w:rsid w:val="007C33BD"/>
+    <w:rPr>
+      <w:rFonts w:asciiTheme="majorHAnsi" w:eastAsiaTheme="majorEastAsia" w:hAnsiTheme="majorHAnsi" w:cs="Mangal"/>
+      <w:color w:val="0F4761" w:themeColor="accent1" w:themeShade="BF"/>
+      <w:sz w:val="32"/>
+      <w:szCs w:val="29"/>
+    </w:rPr>
+  </w:style>
+  <w:style w:type="paragraph" w:styleId="aa">
+    <w:name w:val="TOC Heading"/>
+    <w:basedOn w:val="1"/>
+    <w:next w:val="a"/>
+    <w:uiPriority w:val="39"/>
+    <w:unhideWhenUsed/>
+    <w:qFormat/>
+    <w:rsid w:val="007C33BD"/>
+    <w:pPr>
+      <w:suppressAutoHyphens w:val="0"/>
+      <w:autoSpaceDN/>
+      <w:spacing w:line="259" w:lineRule="auto"/>
+      <w:textAlignment w:val="auto"/>
+      <w:outlineLvl w:val="9"/>
+    </w:pPr>
+    <w:rPr>
+      <w:rFonts w:cstheme="majorBidi"/>
+      <w:kern w:val="0"/>
+      <w:szCs w:val="32"/>
+      <w:lang w:eastAsia="ru-RU" w:bidi="ar-SA"/>
+    </w:rPr>
+  </w:style>
+  <w:style w:type="paragraph" w:styleId="11">
+    <w:name w:val="toc 1"/>
+    <w:basedOn w:val="a"/>
+    <w:next w:val="a"/>
+    <w:autoRedefine/>
+    <w:uiPriority w:val="39"/>
+    <w:unhideWhenUsed/>
+    <w:rsid w:val="007C33BD"/>
+    <w:pPr>
+      <w:spacing w:after="100"/>
+    </w:pPr>
+    <w:rPr>
+      <w:rFonts w:cs="Mangal"/>
+      <w:szCs w:val="21"/>
+    </w:rPr>
+  </w:style>
+  <w:style w:type="paragraph" w:styleId="2">
+    <w:name w:val="toc 2"/>
+    <w:basedOn w:val="a"/>
+    <w:next w:val="a"/>
+    <w:autoRedefine/>
+    <w:uiPriority w:val="39"/>
+    <w:unhideWhenUsed/>
+    <w:rsid w:val="007C33BD"/>
+    <w:pPr>
+      <w:spacing w:after="100"/>
+      <w:ind w:left="240"/>
+    </w:pPr>
+    <w:rPr>
+      <w:rFonts w:cs="Mangal"/>
+      <w:szCs w:val="21"/>
+    </w:rPr>
+  </w:style>
+  <w:style w:type="character" w:styleId="ab">
+    <w:name w:val="Hyperlink"/>
+    <w:basedOn w:val="a0"/>
+    <w:uiPriority w:val="99"/>
+    <w:unhideWhenUsed/>
+    <w:rsid w:val="007C33BD"/>
+    <w:rPr>
+      <w:color w:val="467886" w:themeColor="hyperlink"/>
+      <w:u w:val="single"/>
+    </w:rPr>
   </w:style>
 </w:styles>
 </file>
@@ -5085,4 +5713,16 @@
     </a:ext>
   </a:extLst>
 </a:theme>
+</file>
+
+<file path=customXml/item1.xml><?xml version="1.0" encoding="utf-8"?>
+<b:Sources xmlns:b="http://schemas.openxmlformats.org/officeDocument/2006/bibliography" xmlns="http://schemas.openxmlformats.org/officeDocument/2006/bibliography" SelectedStyle="\APASixthEditionOfficeOnline.xsl" StyleName="APA" Version="6"/>
+</file>
+
+<file path=customXml/itemProps1.xml><?xml version="1.0" encoding="utf-8"?>
+<ds:datastoreItem xmlns:ds="http://schemas.openxmlformats.org/officeDocument/2006/customXml" ds:itemID="{6E071BC5-23D6-41AD-BE6A-D250EB55C2A6}">
+  <ds:schemaRefs>
+    <ds:schemaRef ds:uri="http://schemas.openxmlformats.org/officeDocument/2006/bibliography"/>
+  </ds:schemaRefs>
+</ds:datastoreItem>
 </file>
--- a/CRM/lab2/БПС2601 Вахонин Лабораторная №2.docx
+++ b/CRM/lab2/БПС2601 Вахонин Лабораторная №2.docx
@@ -399,7 +399,6 @@
           <w:rFonts w:ascii="Times New Roman" w:hAnsi="Times New Roman" w:cs="Times New Roman"/>
           <w:sz w:val="28"/>
           <w:szCs w:val="28"/>
-          <w:lang w:val="en-US"/>
         </w:rPr>
       </w:pPr>
       <w:r>
@@ -421,7 +420,6 @@
           <w:rFonts w:ascii="Times New Roman" w:hAnsi="Times New Roman" w:cs="Times New Roman"/>
           <w:sz w:val="28"/>
           <w:szCs w:val="28"/>
-          <w:lang w:val="en-US"/>
         </w:rPr>
       </w:pPr>
     </w:p>
@@ -451,917 +449,6 @@
     </w:p>
     <w:p/>
     <w:p/>
-    <w:p>
-      <w:pPr>
-        <w:pStyle w:val="a6"/>
-      </w:pPr>
-      <w:bookmarkStart w:id="0" w:name="_Toc243696830"/>
-      <w:r>
-        <w:lastRenderedPageBreak/>
-        <w:t>Постановка задачи</w:t>
-      </w:r>
-      <w:bookmarkEnd w:id="0"/>
-    </w:p>
-    <w:p>
-      <w:pPr>
-        <w:pStyle w:val="a8"/>
-      </w:pPr>
-      <w:bookmarkStart w:id="1" w:name="_Toc243696831"/>
-      <w:r>
-        <w:t>Цель:</w:t>
-      </w:r>
-      <w:bookmarkEnd w:id="1"/>
-    </w:p>
-    <w:p>
-      <w:pPr>
-        <w:rPr>
-          <w:rFonts w:cs="Times New Roman"/>
-        </w:rPr>
-      </w:pPr>
-      <w:r>
-        <w:t xml:space="preserve"> </w:t>
-      </w:r>
-      <w:r>
-        <w:rPr>
-          <w:rFonts w:cs="Times New Roman"/>
-          <w:szCs w:val="28"/>
-        </w:rPr>
-        <w:t>установить и настроить «1</w:t>
-      </w:r>
-      <w:proofErr w:type="gramStart"/>
-      <w:r>
-        <w:rPr>
-          <w:rFonts w:cs="Times New Roman"/>
-          <w:szCs w:val="28"/>
-        </w:rPr>
-        <w:t>С:Предприятие</w:t>
-      </w:r>
-      <w:proofErr w:type="gramEnd"/>
-      <w:r>
-        <w:rPr>
-          <w:rFonts w:cs="Times New Roman"/>
-          <w:szCs w:val="28"/>
-        </w:rPr>
-        <w:t xml:space="preserve"> 8.3» и «1С:УНФ»</w:t>
-      </w:r>
-    </w:p>
-    <w:p>
-      <w:pPr>
-        <w:pStyle w:val="a8"/>
-      </w:pPr>
-      <w:bookmarkStart w:id="2" w:name="_Toc243696832"/>
-      <w:r>
-        <w:t>Задачи:</w:t>
-      </w:r>
-      <w:bookmarkEnd w:id="2"/>
-    </w:p>
-    <w:p>
-      <w:pPr>
-        <w:pStyle w:val="Standard"/>
-        <w:spacing w:line="360" w:lineRule="auto"/>
-        <w:jc w:val="both"/>
-        <w:rPr>
-          <w:rFonts w:ascii="Times New Roman" w:hAnsi="Times New Roman" w:cs="Times New Roman"/>
-          <w:sz w:val="28"/>
-          <w:szCs w:val="28"/>
-        </w:rPr>
-      </w:pPr>
-      <w:r>
-        <w:rPr>
-          <w:rFonts w:ascii="Times New Roman" w:hAnsi="Times New Roman" w:cs="Times New Roman"/>
-          <w:sz w:val="28"/>
-          <w:szCs w:val="28"/>
-        </w:rPr>
-        <w:t xml:space="preserve">              1. Установка и настройка:</w:t>
-      </w:r>
-    </w:p>
-    <w:p>
-      <w:pPr>
-        <w:pStyle w:val="Standard"/>
-        <w:spacing w:line="360" w:lineRule="auto"/>
-        <w:jc w:val="both"/>
-        <w:rPr>
-          <w:rFonts w:ascii="Times New Roman" w:hAnsi="Times New Roman" w:cs="Times New Roman"/>
-          <w:sz w:val="28"/>
-          <w:szCs w:val="28"/>
-        </w:rPr>
-      </w:pPr>
-      <w:r>
-        <w:rPr>
-          <w:rFonts w:ascii="Times New Roman" w:hAnsi="Times New Roman" w:cs="Times New Roman"/>
-          <w:sz w:val="28"/>
-          <w:szCs w:val="28"/>
-        </w:rPr>
-        <w:t xml:space="preserve">                       Установите программный продукт «1</w:t>
-      </w:r>
-      <w:proofErr w:type="gramStart"/>
-      <w:r>
-        <w:rPr>
-          <w:rFonts w:ascii="Times New Roman" w:hAnsi="Times New Roman" w:cs="Times New Roman"/>
-          <w:sz w:val="28"/>
-          <w:szCs w:val="28"/>
-        </w:rPr>
-        <w:t>С:Предприятие</w:t>
-      </w:r>
-      <w:proofErr w:type="gramEnd"/>
-      <w:r>
-        <w:rPr>
-          <w:rFonts w:ascii="Times New Roman" w:hAnsi="Times New Roman" w:cs="Times New Roman"/>
-          <w:sz w:val="28"/>
-          <w:szCs w:val="28"/>
-        </w:rPr>
-        <w:t xml:space="preserve"> 8.3»;</w:t>
-      </w:r>
-    </w:p>
-    <w:p>
-      <w:pPr>
-        <w:pStyle w:val="Standard"/>
-        <w:spacing w:line="360" w:lineRule="auto"/>
-        <w:ind w:firstLine="850"/>
-        <w:jc w:val="both"/>
-        <w:rPr>
-          <w:rFonts w:ascii="Times New Roman" w:hAnsi="Times New Roman" w:cs="Times New Roman"/>
-          <w:sz w:val="28"/>
-          <w:szCs w:val="28"/>
-        </w:rPr>
-      </w:pPr>
-      <w:r>
-        <w:rPr>
-          <w:rFonts w:ascii="Times New Roman" w:hAnsi="Times New Roman" w:cs="Times New Roman"/>
-          <w:sz w:val="28"/>
-          <w:szCs w:val="28"/>
-        </w:rPr>
-        <w:t xml:space="preserve">                       Разверните конфигурацию «1</w:t>
-      </w:r>
-      <w:proofErr w:type="gramStart"/>
-      <w:r>
-        <w:rPr>
-          <w:rFonts w:ascii="Times New Roman" w:hAnsi="Times New Roman" w:cs="Times New Roman"/>
-          <w:sz w:val="28"/>
-          <w:szCs w:val="28"/>
-        </w:rPr>
-        <w:t>С:УНФ</w:t>
-      </w:r>
-      <w:proofErr w:type="gramEnd"/>
-      <w:r>
-        <w:rPr>
-          <w:rFonts w:ascii="Times New Roman" w:hAnsi="Times New Roman" w:cs="Times New Roman"/>
-          <w:sz w:val="28"/>
-          <w:szCs w:val="28"/>
-        </w:rPr>
-        <w:t>»;</w:t>
-      </w:r>
-    </w:p>
-    <w:p>
-      <w:pPr>
-        <w:pStyle w:val="Standard"/>
-        <w:spacing w:line="360" w:lineRule="auto"/>
-        <w:jc w:val="both"/>
-        <w:rPr>
-          <w:rFonts w:ascii="Times New Roman" w:hAnsi="Times New Roman" w:cs="Times New Roman"/>
-          <w:sz w:val="28"/>
-          <w:szCs w:val="28"/>
-        </w:rPr>
-      </w:pPr>
-      <w:r>
-        <w:rPr>
-          <w:rFonts w:ascii="Times New Roman" w:hAnsi="Times New Roman" w:cs="Times New Roman"/>
-          <w:sz w:val="28"/>
-          <w:szCs w:val="28"/>
-        </w:rPr>
-        <w:t xml:space="preserve">                       Выберите вариант интернет-магазина (Детские товары)</w:t>
-      </w:r>
-    </w:p>
-    <w:p>
-      <w:pPr>
-        <w:pStyle w:val="Standard"/>
-        <w:spacing w:line="360" w:lineRule="auto"/>
-        <w:jc w:val="both"/>
-        <w:rPr>
-          <w:rFonts w:ascii="Times New Roman" w:hAnsi="Times New Roman" w:cs="Times New Roman"/>
-          <w:sz w:val="28"/>
-          <w:szCs w:val="28"/>
-        </w:rPr>
-      </w:pPr>
-      <w:r>
-        <w:rPr>
-          <w:rFonts w:ascii="Times New Roman" w:hAnsi="Times New Roman" w:cs="Times New Roman"/>
-          <w:sz w:val="28"/>
-          <w:szCs w:val="28"/>
-        </w:rPr>
-        <w:tab/>
-        <w:t xml:space="preserve">  2. Настройка организации:</w:t>
-      </w:r>
-    </w:p>
-    <w:p>
-      <w:pPr>
-        <w:pStyle w:val="Standard"/>
-        <w:spacing w:line="360" w:lineRule="auto"/>
-        <w:ind w:firstLine="850"/>
-        <w:jc w:val="both"/>
-        <w:rPr>
-          <w:rFonts w:ascii="Times New Roman" w:hAnsi="Times New Roman" w:cs="Times New Roman"/>
-          <w:sz w:val="28"/>
-          <w:szCs w:val="28"/>
-        </w:rPr>
-      </w:pPr>
-      <w:r>
-        <w:rPr>
-          <w:rFonts w:ascii="Times New Roman" w:hAnsi="Times New Roman" w:cs="Times New Roman"/>
-          <w:sz w:val="28"/>
-          <w:szCs w:val="28"/>
-        </w:rPr>
-        <w:tab/>
-        <w:t>a. Создайте организацию. Вид организации: Индивидуальный предприниматель (ИП);</w:t>
-      </w:r>
-    </w:p>
-    <w:p>
-      <w:pPr>
-        <w:pStyle w:val="Standard"/>
-        <w:spacing w:line="360" w:lineRule="auto"/>
-        <w:ind w:firstLine="850"/>
-        <w:jc w:val="both"/>
-        <w:rPr>
-          <w:rFonts w:ascii="Times New Roman" w:hAnsi="Times New Roman" w:cs="Times New Roman"/>
-          <w:sz w:val="28"/>
-          <w:szCs w:val="28"/>
-        </w:rPr>
-      </w:pPr>
-      <w:r>
-        <w:rPr>
-          <w:rFonts w:ascii="Times New Roman" w:hAnsi="Times New Roman" w:cs="Times New Roman"/>
-          <w:sz w:val="28"/>
-          <w:szCs w:val="28"/>
-        </w:rPr>
-        <w:tab/>
-        <w:t>b. Юридическое название: ИП Фамилия И.О. студента;</w:t>
-      </w:r>
-    </w:p>
-    <w:p>
-      <w:pPr>
-        <w:pStyle w:val="Standard"/>
-        <w:spacing w:line="360" w:lineRule="auto"/>
-        <w:ind w:firstLine="850"/>
-        <w:jc w:val="both"/>
-        <w:rPr>
-          <w:rFonts w:ascii="Times New Roman" w:hAnsi="Times New Roman" w:cs="Times New Roman"/>
-          <w:sz w:val="28"/>
-          <w:szCs w:val="28"/>
-        </w:rPr>
-      </w:pPr>
-      <w:r>
-        <w:rPr>
-          <w:rFonts w:ascii="Times New Roman" w:hAnsi="Times New Roman" w:cs="Times New Roman"/>
-          <w:sz w:val="28"/>
-          <w:szCs w:val="28"/>
-        </w:rPr>
-        <w:tab/>
-        <w:t>c. Вид бизнеса: продажи, розничный магазин и интернет-магазин;</w:t>
-      </w:r>
-    </w:p>
-    <w:p>
-      <w:pPr>
-        <w:pStyle w:val="Standard"/>
-        <w:spacing w:line="360" w:lineRule="auto"/>
-        <w:ind w:firstLine="850"/>
-        <w:jc w:val="both"/>
-        <w:rPr>
-          <w:rFonts w:ascii="Times New Roman" w:hAnsi="Times New Roman" w:cs="Times New Roman"/>
-          <w:sz w:val="28"/>
-          <w:szCs w:val="28"/>
-        </w:rPr>
-      </w:pPr>
-      <w:r>
-        <w:rPr>
-          <w:rFonts w:ascii="Times New Roman" w:hAnsi="Times New Roman" w:cs="Times New Roman"/>
-          <w:sz w:val="28"/>
-          <w:szCs w:val="28"/>
-        </w:rPr>
-        <w:tab/>
-        <w:t>d. Сделайте скриншот настройки организации и добавьте его в отчет.</w:t>
-      </w:r>
-    </w:p>
-    <w:p>
-      <w:pPr>
-        <w:pStyle w:val="Standard"/>
-        <w:spacing w:line="360" w:lineRule="auto"/>
-        <w:ind w:firstLine="850"/>
-        <w:jc w:val="both"/>
-        <w:rPr>
-          <w:rFonts w:ascii="Times New Roman" w:hAnsi="Times New Roman" w:cs="Times New Roman"/>
-          <w:sz w:val="28"/>
-          <w:szCs w:val="28"/>
-        </w:rPr>
-      </w:pPr>
-      <w:r>
-        <w:rPr>
-          <w:rFonts w:ascii="Times New Roman" w:hAnsi="Times New Roman" w:cs="Times New Roman"/>
-          <w:sz w:val="28"/>
-          <w:szCs w:val="28"/>
-        </w:rPr>
-        <w:t>3. Создание номенклатуры:</w:t>
-      </w:r>
-    </w:p>
-    <w:p>
-      <w:pPr>
-        <w:pStyle w:val="Standard"/>
-        <w:spacing w:line="360" w:lineRule="auto"/>
-        <w:ind w:firstLine="850"/>
-        <w:jc w:val="both"/>
-        <w:rPr>
-          <w:rFonts w:ascii="Times New Roman" w:hAnsi="Times New Roman" w:cs="Times New Roman"/>
-          <w:sz w:val="28"/>
-          <w:szCs w:val="28"/>
-        </w:rPr>
-      </w:pPr>
-      <w:r>
-        <w:rPr>
-          <w:rFonts w:ascii="Times New Roman" w:hAnsi="Times New Roman" w:cs="Times New Roman"/>
-          <w:sz w:val="28"/>
-          <w:szCs w:val="28"/>
-        </w:rPr>
-        <w:tab/>
-        <w:t>a. Добавьте 5 позиций номенклатуры с типом «Запас» и 2 позиции с</w:t>
-      </w:r>
-    </w:p>
-    <w:p>
-      <w:pPr>
-        <w:pStyle w:val="Standard"/>
-        <w:spacing w:line="360" w:lineRule="auto"/>
-        <w:ind w:firstLine="850"/>
-        <w:jc w:val="both"/>
-        <w:rPr>
-          <w:rFonts w:ascii="Times New Roman" w:hAnsi="Times New Roman" w:cs="Times New Roman"/>
-          <w:sz w:val="28"/>
-          <w:szCs w:val="28"/>
-        </w:rPr>
-      </w:pPr>
-      <w:r>
-        <w:rPr>
-          <w:rFonts w:ascii="Times New Roman" w:hAnsi="Times New Roman" w:cs="Times New Roman"/>
-          <w:sz w:val="28"/>
-          <w:szCs w:val="28"/>
-        </w:rPr>
-        <w:t>типом «Услуга»;</w:t>
-      </w:r>
-    </w:p>
-    <w:p>
-      <w:pPr>
-        <w:pStyle w:val="Standard"/>
-        <w:spacing w:line="360" w:lineRule="auto"/>
-        <w:ind w:firstLine="850"/>
-        <w:jc w:val="both"/>
-        <w:rPr>
-          <w:rFonts w:ascii="Times New Roman" w:hAnsi="Times New Roman" w:cs="Times New Roman"/>
-          <w:sz w:val="28"/>
-          <w:szCs w:val="28"/>
-        </w:rPr>
-      </w:pPr>
-      <w:r>
-        <w:rPr>
-          <w:rFonts w:ascii="Times New Roman" w:hAnsi="Times New Roman" w:cs="Times New Roman"/>
-          <w:sz w:val="28"/>
-          <w:szCs w:val="28"/>
-        </w:rPr>
-        <w:tab/>
-        <w:t>b. Для каждой номенклатуры укажите:</w:t>
-      </w:r>
-    </w:p>
-    <w:p>
-      <w:pPr>
-        <w:pStyle w:val="Standard"/>
-        <w:spacing w:line="360" w:lineRule="auto"/>
-        <w:ind w:firstLine="850"/>
-        <w:jc w:val="both"/>
-        <w:rPr>
-          <w:rFonts w:ascii="Times New Roman" w:hAnsi="Times New Roman" w:cs="Times New Roman"/>
-          <w:sz w:val="28"/>
-          <w:szCs w:val="28"/>
-        </w:rPr>
-      </w:pPr>
-      <w:r>
-        <w:rPr>
-          <w:rFonts w:ascii="Times New Roman" w:hAnsi="Times New Roman" w:cs="Times New Roman"/>
-          <w:sz w:val="28"/>
-          <w:szCs w:val="28"/>
-        </w:rPr>
-        <w:tab/>
-      </w:r>
-      <w:r>
-        <w:rPr>
-          <w:rFonts w:ascii="Times New Roman" w:hAnsi="Times New Roman" w:cs="Times New Roman"/>
-          <w:sz w:val="28"/>
-          <w:szCs w:val="28"/>
-        </w:rPr>
-        <w:tab/>
-        <w:t>i. Наименование;</w:t>
-      </w:r>
-    </w:p>
-    <w:p>
-      <w:pPr>
-        <w:pStyle w:val="Standard"/>
-        <w:spacing w:line="360" w:lineRule="auto"/>
-        <w:ind w:firstLine="850"/>
-        <w:jc w:val="both"/>
-        <w:rPr>
-          <w:rFonts w:ascii="Times New Roman" w:hAnsi="Times New Roman" w:cs="Times New Roman"/>
-          <w:sz w:val="28"/>
-          <w:szCs w:val="28"/>
-        </w:rPr>
-      </w:pPr>
-      <w:r>
-        <w:rPr>
-          <w:rFonts w:ascii="Times New Roman" w:hAnsi="Times New Roman" w:cs="Times New Roman"/>
-          <w:sz w:val="28"/>
-          <w:szCs w:val="28"/>
-        </w:rPr>
-        <w:tab/>
-      </w:r>
-      <w:r>
-        <w:rPr>
-          <w:rFonts w:ascii="Times New Roman" w:hAnsi="Times New Roman" w:cs="Times New Roman"/>
-          <w:sz w:val="28"/>
-          <w:szCs w:val="28"/>
-        </w:rPr>
-        <w:tab/>
-      </w:r>
-      <w:proofErr w:type="spellStart"/>
-      <w:r>
-        <w:rPr>
-          <w:rFonts w:ascii="Times New Roman" w:hAnsi="Times New Roman" w:cs="Times New Roman"/>
-          <w:sz w:val="28"/>
-          <w:szCs w:val="28"/>
-        </w:rPr>
-        <w:t>ii</w:t>
-      </w:r>
-      <w:proofErr w:type="spellEnd"/>
-      <w:r>
-        <w:rPr>
-          <w:rFonts w:ascii="Times New Roman" w:hAnsi="Times New Roman" w:cs="Times New Roman"/>
-          <w:sz w:val="28"/>
-          <w:szCs w:val="28"/>
-        </w:rPr>
-        <w:t>. Описание;</w:t>
-      </w:r>
-    </w:p>
-    <w:p>
-      <w:pPr>
-        <w:pStyle w:val="Standard"/>
-        <w:spacing w:line="360" w:lineRule="auto"/>
-        <w:ind w:firstLine="850"/>
-        <w:jc w:val="both"/>
-        <w:rPr>
-          <w:rFonts w:ascii="Times New Roman" w:hAnsi="Times New Roman" w:cs="Times New Roman"/>
-          <w:sz w:val="28"/>
-          <w:szCs w:val="28"/>
-        </w:rPr>
-      </w:pPr>
-      <w:r>
-        <w:rPr>
-          <w:rFonts w:ascii="Times New Roman" w:hAnsi="Times New Roman" w:cs="Times New Roman"/>
-          <w:sz w:val="28"/>
-          <w:szCs w:val="28"/>
-        </w:rPr>
-        <w:tab/>
-      </w:r>
-      <w:r>
-        <w:rPr>
-          <w:rFonts w:ascii="Times New Roman" w:hAnsi="Times New Roman" w:cs="Times New Roman"/>
-          <w:sz w:val="28"/>
-          <w:szCs w:val="28"/>
-        </w:rPr>
-        <w:tab/>
-      </w:r>
-      <w:proofErr w:type="spellStart"/>
-      <w:r>
-        <w:rPr>
-          <w:rFonts w:ascii="Times New Roman" w:hAnsi="Times New Roman" w:cs="Times New Roman"/>
-          <w:sz w:val="28"/>
-          <w:szCs w:val="28"/>
-        </w:rPr>
-        <w:t>iii</w:t>
-      </w:r>
-      <w:proofErr w:type="spellEnd"/>
-      <w:r>
-        <w:rPr>
-          <w:rFonts w:ascii="Times New Roman" w:hAnsi="Times New Roman" w:cs="Times New Roman"/>
-          <w:sz w:val="28"/>
-          <w:szCs w:val="28"/>
-        </w:rPr>
-        <w:t>. Изображение;</w:t>
-      </w:r>
-    </w:p>
-    <w:p>
-      <w:pPr>
-        <w:pStyle w:val="Standard"/>
-        <w:spacing w:line="360" w:lineRule="auto"/>
-        <w:ind w:firstLine="850"/>
-        <w:jc w:val="both"/>
-        <w:rPr>
-          <w:rFonts w:ascii="Times New Roman" w:hAnsi="Times New Roman" w:cs="Times New Roman"/>
-          <w:sz w:val="28"/>
-          <w:szCs w:val="28"/>
-        </w:rPr>
-      </w:pPr>
-      <w:r>
-        <w:rPr>
-          <w:rFonts w:ascii="Times New Roman" w:hAnsi="Times New Roman" w:cs="Times New Roman"/>
-          <w:sz w:val="28"/>
-          <w:szCs w:val="28"/>
-        </w:rPr>
-        <w:tab/>
-      </w:r>
-      <w:r>
-        <w:rPr>
-          <w:rFonts w:ascii="Times New Roman" w:hAnsi="Times New Roman" w:cs="Times New Roman"/>
-          <w:sz w:val="28"/>
-          <w:szCs w:val="28"/>
-        </w:rPr>
-        <w:tab/>
-      </w:r>
-      <w:proofErr w:type="spellStart"/>
-      <w:r>
-        <w:rPr>
-          <w:rFonts w:ascii="Times New Roman" w:hAnsi="Times New Roman" w:cs="Times New Roman"/>
-          <w:sz w:val="28"/>
-          <w:szCs w:val="28"/>
-        </w:rPr>
-        <w:t>iv</w:t>
-      </w:r>
-      <w:proofErr w:type="spellEnd"/>
-      <w:r>
-        <w:rPr>
-          <w:rFonts w:ascii="Times New Roman" w:hAnsi="Times New Roman" w:cs="Times New Roman"/>
-          <w:sz w:val="28"/>
-          <w:szCs w:val="28"/>
-        </w:rPr>
-        <w:t>. Единицу измерения;</w:t>
-      </w:r>
-    </w:p>
-    <w:p>
-      <w:pPr>
-        <w:pStyle w:val="Standard"/>
-        <w:spacing w:line="360" w:lineRule="auto"/>
-        <w:ind w:firstLine="850"/>
-        <w:jc w:val="both"/>
-        <w:rPr>
-          <w:rFonts w:ascii="Times New Roman" w:hAnsi="Times New Roman" w:cs="Times New Roman"/>
-          <w:sz w:val="28"/>
-          <w:szCs w:val="28"/>
-        </w:rPr>
-      </w:pPr>
-      <w:r>
-        <w:rPr>
-          <w:rFonts w:ascii="Times New Roman" w:hAnsi="Times New Roman" w:cs="Times New Roman"/>
-          <w:sz w:val="28"/>
-          <w:szCs w:val="28"/>
-        </w:rPr>
-        <w:tab/>
-      </w:r>
-      <w:r>
-        <w:rPr>
-          <w:rFonts w:ascii="Times New Roman" w:hAnsi="Times New Roman" w:cs="Times New Roman"/>
-          <w:sz w:val="28"/>
-          <w:szCs w:val="28"/>
-        </w:rPr>
-        <w:tab/>
-        <w:t>v. При необходимости создайте новый вид номенклатуры;</w:t>
-      </w:r>
-    </w:p>
-    <w:p>
-      <w:pPr>
-        <w:pStyle w:val="Standard"/>
-        <w:spacing w:line="360" w:lineRule="auto"/>
-        <w:ind w:firstLine="850"/>
-        <w:jc w:val="both"/>
-        <w:rPr>
-          <w:rFonts w:ascii="Times New Roman" w:hAnsi="Times New Roman" w:cs="Times New Roman"/>
-          <w:sz w:val="28"/>
-          <w:szCs w:val="28"/>
-        </w:rPr>
-      </w:pPr>
-      <w:r>
-        <w:rPr>
-          <w:rFonts w:ascii="Times New Roman" w:hAnsi="Times New Roman" w:cs="Times New Roman"/>
-          <w:sz w:val="28"/>
-          <w:szCs w:val="28"/>
-        </w:rPr>
-        <w:tab/>
-        <w:t>c. Сделайте скриншоты карточек каждой номенклатуры и добавьте</w:t>
-      </w:r>
-    </w:p>
-    <w:p>
-      <w:pPr>
-        <w:pStyle w:val="Standard"/>
-        <w:spacing w:line="360" w:lineRule="auto"/>
-        <w:jc w:val="both"/>
-        <w:rPr>
-          <w:rFonts w:ascii="Times New Roman" w:hAnsi="Times New Roman" w:cs="Times New Roman"/>
-          <w:sz w:val="28"/>
-          <w:szCs w:val="28"/>
-        </w:rPr>
-      </w:pPr>
-      <w:r>
-        <w:rPr>
-          <w:rFonts w:ascii="Times New Roman" w:hAnsi="Times New Roman" w:cs="Times New Roman"/>
-          <w:sz w:val="28"/>
-          <w:szCs w:val="28"/>
-        </w:rPr>
-        <w:t>их в отчет.</w:t>
-      </w:r>
-    </w:p>
-    <w:p>
-      <w:pPr>
-        <w:pStyle w:val="Standard"/>
-        <w:spacing w:line="360" w:lineRule="auto"/>
-        <w:ind w:firstLine="850"/>
-        <w:jc w:val="both"/>
-        <w:rPr>
-          <w:rFonts w:ascii="Times New Roman" w:hAnsi="Times New Roman" w:cs="Times New Roman"/>
-          <w:sz w:val="28"/>
-          <w:szCs w:val="28"/>
-        </w:rPr>
-      </w:pPr>
-      <w:r>
-        <w:rPr>
-          <w:rFonts w:ascii="Times New Roman" w:hAnsi="Times New Roman" w:cs="Times New Roman"/>
-          <w:sz w:val="28"/>
-          <w:szCs w:val="28"/>
-        </w:rPr>
-        <w:t>4. Создание поставщика:</w:t>
-      </w:r>
-    </w:p>
-    <w:p>
-      <w:pPr>
-        <w:pStyle w:val="Standard"/>
-        <w:spacing w:line="360" w:lineRule="auto"/>
-        <w:ind w:firstLine="850"/>
-        <w:jc w:val="both"/>
-        <w:rPr>
-          <w:rFonts w:ascii="Times New Roman" w:hAnsi="Times New Roman" w:cs="Times New Roman"/>
-          <w:sz w:val="28"/>
-          <w:szCs w:val="28"/>
-        </w:rPr>
-      </w:pPr>
-      <w:r>
-        <w:rPr>
-          <w:rFonts w:ascii="Times New Roman" w:hAnsi="Times New Roman" w:cs="Times New Roman"/>
-          <w:sz w:val="28"/>
-          <w:szCs w:val="28"/>
-        </w:rPr>
-        <w:tab/>
-        <w:t>a. Создайте поставщика. Укажите:</w:t>
-      </w:r>
-    </w:p>
-    <w:p>
-      <w:pPr>
-        <w:pStyle w:val="Standard"/>
-        <w:spacing w:line="360" w:lineRule="auto"/>
-        <w:ind w:firstLine="850"/>
-        <w:jc w:val="both"/>
-        <w:rPr>
-          <w:rFonts w:ascii="Times New Roman" w:hAnsi="Times New Roman" w:cs="Times New Roman"/>
-          <w:sz w:val="28"/>
-          <w:szCs w:val="28"/>
-        </w:rPr>
-      </w:pPr>
-      <w:r>
-        <w:rPr>
-          <w:rFonts w:ascii="Times New Roman" w:hAnsi="Times New Roman" w:cs="Times New Roman"/>
-          <w:sz w:val="28"/>
-          <w:szCs w:val="28"/>
-        </w:rPr>
-        <w:tab/>
-      </w:r>
-      <w:r>
-        <w:rPr>
-          <w:rFonts w:ascii="Times New Roman" w:hAnsi="Times New Roman" w:cs="Times New Roman"/>
-          <w:sz w:val="28"/>
-          <w:szCs w:val="28"/>
-        </w:rPr>
-        <w:tab/>
-        <w:t>i. Название компании;</w:t>
-      </w:r>
-    </w:p>
-    <w:p>
-      <w:pPr>
-        <w:pStyle w:val="Standard"/>
-        <w:spacing w:line="360" w:lineRule="auto"/>
-        <w:ind w:firstLine="850"/>
-        <w:jc w:val="both"/>
-        <w:rPr>
-          <w:rFonts w:ascii="Times New Roman" w:hAnsi="Times New Roman" w:cs="Times New Roman"/>
-          <w:sz w:val="28"/>
-          <w:szCs w:val="28"/>
-        </w:rPr>
-      </w:pPr>
-      <w:r>
-        <w:rPr>
-          <w:rFonts w:ascii="Times New Roman" w:hAnsi="Times New Roman" w:cs="Times New Roman"/>
-          <w:sz w:val="28"/>
-          <w:szCs w:val="28"/>
-        </w:rPr>
-        <w:tab/>
-      </w:r>
-      <w:r>
-        <w:rPr>
-          <w:rFonts w:ascii="Times New Roman" w:hAnsi="Times New Roman" w:cs="Times New Roman"/>
-          <w:sz w:val="28"/>
-          <w:szCs w:val="28"/>
-        </w:rPr>
-        <w:tab/>
-      </w:r>
-      <w:proofErr w:type="spellStart"/>
-      <w:r>
-        <w:rPr>
-          <w:rFonts w:ascii="Times New Roman" w:hAnsi="Times New Roman" w:cs="Times New Roman"/>
-          <w:sz w:val="28"/>
-          <w:szCs w:val="28"/>
-        </w:rPr>
-        <w:t>ii</w:t>
-      </w:r>
-      <w:proofErr w:type="spellEnd"/>
-      <w:r>
-        <w:rPr>
-          <w:rFonts w:ascii="Times New Roman" w:hAnsi="Times New Roman" w:cs="Times New Roman"/>
-          <w:sz w:val="28"/>
-          <w:szCs w:val="28"/>
-        </w:rPr>
-        <w:t>. Представление;</w:t>
-      </w:r>
-    </w:p>
-    <w:p>
-      <w:pPr>
-        <w:pStyle w:val="Standard"/>
-        <w:spacing w:line="360" w:lineRule="auto"/>
-        <w:ind w:firstLine="850"/>
-        <w:jc w:val="both"/>
-        <w:rPr>
-          <w:rFonts w:ascii="Times New Roman" w:hAnsi="Times New Roman" w:cs="Times New Roman"/>
-          <w:sz w:val="28"/>
-          <w:szCs w:val="28"/>
-        </w:rPr>
-      </w:pPr>
-      <w:r>
-        <w:rPr>
-          <w:rFonts w:ascii="Times New Roman" w:hAnsi="Times New Roman" w:cs="Times New Roman"/>
-          <w:sz w:val="28"/>
-          <w:szCs w:val="28"/>
-        </w:rPr>
-        <w:lastRenderedPageBreak/>
-        <w:tab/>
-      </w:r>
-      <w:r>
-        <w:rPr>
-          <w:rFonts w:ascii="Times New Roman" w:hAnsi="Times New Roman" w:cs="Times New Roman"/>
-          <w:sz w:val="28"/>
-          <w:szCs w:val="28"/>
-        </w:rPr>
-        <w:tab/>
-      </w:r>
-      <w:proofErr w:type="spellStart"/>
-      <w:r>
-        <w:rPr>
-          <w:rFonts w:ascii="Times New Roman" w:hAnsi="Times New Roman" w:cs="Times New Roman"/>
-          <w:sz w:val="28"/>
-          <w:szCs w:val="28"/>
-        </w:rPr>
-        <w:t>iii</w:t>
-      </w:r>
-      <w:proofErr w:type="spellEnd"/>
-      <w:r>
-        <w:rPr>
-          <w:rFonts w:ascii="Times New Roman" w:hAnsi="Times New Roman" w:cs="Times New Roman"/>
-          <w:sz w:val="28"/>
-          <w:szCs w:val="28"/>
-        </w:rPr>
-        <w:t>. Ответственного сотрудника;</w:t>
-      </w:r>
-    </w:p>
-    <w:p>
-      <w:pPr>
-        <w:pStyle w:val="Standard"/>
-        <w:spacing w:line="360" w:lineRule="auto"/>
-        <w:ind w:firstLine="850"/>
-        <w:jc w:val="both"/>
-        <w:rPr>
-          <w:rFonts w:ascii="Times New Roman" w:hAnsi="Times New Roman" w:cs="Times New Roman"/>
-          <w:sz w:val="28"/>
-          <w:szCs w:val="28"/>
-        </w:rPr>
-      </w:pPr>
-      <w:r>
-        <w:rPr>
-          <w:rFonts w:ascii="Times New Roman" w:hAnsi="Times New Roman" w:cs="Times New Roman"/>
-          <w:sz w:val="28"/>
-          <w:szCs w:val="28"/>
-        </w:rPr>
-        <w:tab/>
-        <w:t>b. Сделайте скриншот карточки поставщика и добавьте его в отчет.</w:t>
-      </w:r>
-    </w:p>
-    <w:p>
-      <w:pPr>
-        <w:pStyle w:val="Standard"/>
-        <w:spacing w:line="360" w:lineRule="auto"/>
-        <w:ind w:firstLine="850"/>
-        <w:jc w:val="both"/>
-        <w:rPr>
-          <w:rFonts w:ascii="Times New Roman" w:hAnsi="Times New Roman" w:cs="Times New Roman"/>
-          <w:sz w:val="28"/>
-          <w:szCs w:val="28"/>
-        </w:rPr>
-      </w:pPr>
-      <w:r>
-        <w:rPr>
-          <w:rFonts w:ascii="Times New Roman" w:hAnsi="Times New Roman" w:cs="Times New Roman"/>
-          <w:sz w:val="28"/>
-          <w:szCs w:val="28"/>
-        </w:rPr>
-        <w:t>5. Задать начальные остатки:</w:t>
-      </w:r>
-    </w:p>
-    <w:p>
-      <w:pPr>
-        <w:pStyle w:val="Standard"/>
-        <w:spacing w:line="360" w:lineRule="auto"/>
-        <w:ind w:firstLine="850"/>
-        <w:jc w:val="both"/>
-        <w:rPr>
-          <w:rFonts w:ascii="Times New Roman" w:hAnsi="Times New Roman" w:cs="Times New Roman"/>
-          <w:sz w:val="28"/>
-          <w:szCs w:val="28"/>
-        </w:rPr>
-      </w:pPr>
-      <w:r>
-        <w:rPr>
-          <w:rFonts w:ascii="Times New Roman" w:hAnsi="Times New Roman" w:cs="Times New Roman"/>
-          <w:sz w:val="28"/>
-          <w:szCs w:val="28"/>
-        </w:rPr>
-        <w:tab/>
-        <w:t>a. Создайте вид цен — Розничные;</w:t>
-      </w:r>
-    </w:p>
-    <w:p>
-      <w:pPr>
-        <w:pStyle w:val="Standard"/>
-        <w:spacing w:line="360" w:lineRule="auto"/>
-        <w:ind w:firstLine="850"/>
-        <w:jc w:val="both"/>
-        <w:rPr>
-          <w:rFonts w:ascii="Times New Roman" w:hAnsi="Times New Roman" w:cs="Times New Roman"/>
-          <w:sz w:val="28"/>
-          <w:szCs w:val="28"/>
-        </w:rPr>
-      </w:pPr>
-      <w:r>
-        <w:rPr>
-          <w:rFonts w:ascii="Times New Roman" w:hAnsi="Times New Roman" w:cs="Times New Roman"/>
-          <w:sz w:val="28"/>
-          <w:szCs w:val="28"/>
-        </w:rPr>
-        <w:tab/>
-        <w:t>b. Установите начальные остатки;</w:t>
-      </w:r>
-    </w:p>
-    <w:p>
-      <w:pPr>
-        <w:pStyle w:val="Standard"/>
-        <w:spacing w:line="360" w:lineRule="auto"/>
-        <w:ind w:firstLine="850"/>
-        <w:jc w:val="both"/>
-        <w:rPr>
-          <w:rFonts w:ascii="Times New Roman" w:hAnsi="Times New Roman" w:cs="Times New Roman"/>
-          <w:sz w:val="28"/>
-          <w:szCs w:val="28"/>
-        </w:rPr>
-      </w:pPr>
-      <w:r>
-        <w:rPr>
-          <w:rFonts w:ascii="Times New Roman" w:hAnsi="Times New Roman" w:cs="Times New Roman"/>
-          <w:sz w:val="28"/>
-          <w:szCs w:val="28"/>
-        </w:rPr>
-        <w:tab/>
-        <w:t>c. Зафиксируйте этапы в отчете.</w:t>
-      </w:r>
-    </w:p>
-    <w:p>
-      <w:pPr>
-        <w:rPr>
-          <w:rFonts w:cs="Times New Roman"/>
-          <w:szCs w:val="28"/>
-        </w:rPr>
-      </w:pPr>
-      <w:r>
-        <w:rPr>
-          <w:rFonts w:cs="Times New Roman"/>
-          <w:szCs w:val="28"/>
-        </w:rPr>
-        <w:br w:type="page"/>
-      </w:r>
-    </w:p>
     <w:sdt>
       <w:sdtPr>
         <w:id w:val="1890761729"/>
@@ -1404,9 +491,13 @@
               <w:tab w:val="right" w:leader="dot" w:pos="9628"/>
             </w:tabs>
             <w:rPr>
-              <w:rFonts w:cs="Times New Roman"/>
+              <w:rFonts w:asciiTheme="minorHAnsi" w:eastAsiaTheme="minorEastAsia" w:hAnsiTheme="minorHAnsi" w:cstheme="minorBidi"/>
               <w:noProof/>
-              <w:szCs w:val="28"/>
+              <w:kern w:val="2"/>
+              <w:sz w:val="24"/>
+              <w:szCs w:val="24"/>
+              <w:lang w:eastAsia="ru-RU" w:bidi="ar-SA"/>
+              <w14:ligatures w14:val="standardContextual"/>
             </w:rPr>
           </w:pPr>
           <w:r>
@@ -1430,75 +521,59 @@
             </w:rPr>
             <w:fldChar w:fldCharType="separate"/>
           </w:r>
-          <w:hyperlink w:anchor="_Toc243696830" w:history="1">
+          <w:hyperlink w:anchor="_Toc243734131" w:history="1">
             <w:r>
               <w:rPr>
                 <w:rStyle w:val="ab"/>
-                <w:rFonts w:cs="Times New Roman"/>
-                <w:noProof/>
-                <w:szCs w:val="28"/>
+                <w:noProof/>
               </w:rPr>
               <w:t>Постановка задачи</w:t>
             </w:r>
             <w:r>
               <w:rPr>
-                <w:rFonts w:cs="Times New Roman"/>
-                <w:noProof/>
-                <w:webHidden/>
-                <w:szCs w:val="28"/>
+                <w:noProof/>
+                <w:webHidden/>
               </w:rPr>
               <w:tab/>
             </w:r>
             <w:r>
               <w:rPr>
-                <w:rFonts w:cs="Times New Roman"/>
-                <w:noProof/>
-                <w:webHidden/>
-                <w:szCs w:val="28"/>
+                <w:noProof/>
+                <w:webHidden/>
               </w:rPr>
               <w:fldChar w:fldCharType="begin"/>
             </w:r>
             <w:r>
               <w:rPr>
-                <w:rFonts w:cs="Times New Roman"/>
-                <w:noProof/>
-                <w:webHidden/>
-                <w:szCs w:val="28"/>
-              </w:rPr>
-              <w:instrText xml:space="preserve"> PAGEREF _Toc243696830 \h </w:instrText>
-            </w:r>
-            <w:r>
-              <w:rPr>
-                <w:rFonts w:cs="Times New Roman"/>
-                <w:noProof/>
-                <w:webHidden/>
-                <w:szCs w:val="28"/>
-              </w:rPr>
-            </w:r>
-            <w:r>
-              <w:rPr>
-                <w:rFonts w:cs="Times New Roman"/>
-                <w:noProof/>
-                <w:webHidden/>
-                <w:szCs w:val="28"/>
+                <w:noProof/>
+                <w:webHidden/>
+              </w:rPr>
+              <w:instrText xml:space="preserve"> PAGEREF _Toc243734131 \h </w:instrText>
+            </w:r>
+            <w:r>
+              <w:rPr>
+                <w:noProof/>
+                <w:webHidden/>
+              </w:rPr>
+            </w:r>
+            <w:r>
+              <w:rPr>
+                <w:noProof/>
+                <w:webHidden/>
               </w:rPr>
               <w:fldChar w:fldCharType="separate"/>
             </w:r>
             <w:r>
               <w:rPr>
-                <w:rFonts w:cs="Times New Roman"/>
-                <w:noProof/>
-                <w:webHidden/>
-                <w:szCs w:val="28"/>
-              </w:rPr>
-              <w:t>2</w:t>
-            </w:r>
-            <w:r>
-              <w:rPr>
-                <w:rFonts w:cs="Times New Roman"/>
-                <w:noProof/>
-                <w:webHidden/>
-                <w:szCs w:val="28"/>
+                <w:noProof/>
+                <w:webHidden/>
+              </w:rPr>
+              <w:t>3</w:t>
+            </w:r>
+            <w:r>
+              <w:rPr>
+                <w:noProof/>
+                <w:webHidden/>
               </w:rPr>
               <w:fldChar w:fldCharType="end"/>
             </w:r>
@@ -1506,85 +581,73 @@
         </w:p>
         <w:p>
           <w:pPr>
-            <w:pStyle w:val="2"/>
+            <w:pStyle w:val="21"/>
             <w:tabs>
               <w:tab w:val="right" w:leader="dot" w:pos="9628"/>
             </w:tabs>
             <w:rPr>
-              <w:rFonts w:cs="Times New Roman"/>
+              <w:rFonts w:asciiTheme="minorHAnsi" w:eastAsiaTheme="minorEastAsia" w:hAnsiTheme="minorHAnsi" w:cstheme="minorBidi"/>
               <w:noProof/>
-              <w:szCs w:val="28"/>
+              <w:kern w:val="2"/>
+              <w:sz w:val="24"/>
+              <w:szCs w:val="24"/>
+              <w:lang w:eastAsia="ru-RU" w:bidi="ar-SA"/>
+              <w14:ligatures w14:val="standardContextual"/>
             </w:rPr>
           </w:pPr>
-          <w:hyperlink w:anchor="_Toc243696831" w:history="1">
+          <w:hyperlink w:anchor="_Toc243734132" w:history="1">
             <w:r>
               <w:rPr>
                 <w:rStyle w:val="ab"/>
-                <w:rFonts w:cs="Times New Roman"/>
-                <w:noProof/>
-                <w:szCs w:val="28"/>
+                <w:noProof/>
               </w:rPr>
               <w:t>Цель:</w:t>
             </w:r>
             <w:r>
               <w:rPr>
-                <w:rFonts w:cs="Times New Roman"/>
-                <w:noProof/>
-                <w:webHidden/>
-                <w:szCs w:val="28"/>
+                <w:noProof/>
+                <w:webHidden/>
               </w:rPr>
               <w:tab/>
             </w:r>
             <w:r>
               <w:rPr>
-                <w:rFonts w:cs="Times New Roman"/>
-                <w:noProof/>
-                <w:webHidden/>
-                <w:szCs w:val="28"/>
+                <w:noProof/>
+                <w:webHidden/>
               </w:rPr>
               <w:fldChar w:fldCharType="begin"/>
             </w:r>
             <w:r>
               <w:rPr>
-                <w:rFonts w:cs="Times New Roman"/>
-                <w:noProof/>
-                <w:webHidden/>
-                <w:szCs w:val="28"/>
-              </w:rPr>
-              <w:instrText xml:space="preserve"> PAGEREF _Toc243696831 \h </w:instrText>
-            </w:r>
-            <w:r>
-              <w:rPr>
-                <w:rFonts w:cs="Times New Roman"/>
-                <w:noProof/>
-                <w:webHidden/>
-                <w:szCs w:val="28"/>
-              </w:rPr>
-            </w:r>
-            <w:r>
-              <w:rPr>
-                <w:rFonts w:cs="Times New Roman"/>
-                <w:noProof/>
-                <w:webHidden/>
-                <w:szCs w:val="28"/>
+                <w:noProof/>
+                <w:webHidden/>
+              </w:rPr>
+              <w:instrText xml:space="preserve"> PAGEREF _Toc243734132 \h </w:instrText>
+            </w:r>
+            <w:r>
+              <w:rPr>
+                <w:noProof/>
+                <w:webHidden/>
+              </w:rPr>
+            </w:r>
+            <w:r>
+              <w:rPr>
+                <w:noProof/>
+                <w:webHidden/>
               </w:rPr>
               <w:fldChar w:fldCharType="separate"/>
             </w:r>
             <w:r>
               <w:rPr>
-                <w:rFonts w:cs="Times New Roman"/>
-                <w:noProof/>
-                <w:webHidden/>
-                <w:szCs w:val="28"/>
-              </w:rPr>
-              <w:t>2</w:t>
-            </w:r>
-            <w:r>
-              <w:rPr>
-                <w:rFonts w:cs="Times New Roman"/>
-                <w:noProof/>
-                <w:webHidden/>
-                <w:szCs w:val="28"/>
+                <w:noProof/>
+                <w:webHidden/>
+              </w:rPr>
+              <w:t>3</w:t>
+            </w:r>
+            <w:r>
+              <w:rPr>
+                <w:noProof/>
+                <w:webHidden/>
               </w:rPr>
               <w:fldChar w:fldCharType="end"/>
             </w:r>
@@ -1592,85 +655,73 @@
         </w:p>
         <w:p>
           <w:pPr>
-            <w:pStyle w:val="2"/>
+            <w:pStyle w:val="21"/>
             <w:tabs>
               <w:tab w:val="right" w:leader="dot" w:pos="9628"/>
             </w:tabs>
             <w:rPr>
-              <w:rFonts w:cs="Times New Roman"/>
+              <w:rFonts w:asciiTheme="minorHAnsi" w:eastAsiaTheme="minorEastAsia" w:hAnsiTheme="minorHAnsi" w:cstheme="minorBidi"/>
               <w:noProof/>
-              <w:szCs w:val="28"/>
+              <w:kern w:val="2"/>
+              <w:sz w:val="24"/>
+              <w:szCs w:val="24"/>
+              <w:lang w:eastAsia="ru-RU" w:bidi="ar-SA"/>
+              <w14:ligatures w14:val="standardContextual"/>
             </w:rPr>
           </w:pPr>
-          <w:hyperlink w:anchor="_Toc243696832" w:history="1">
+          <w:hyperlink w:anchor="_Toc243734133" w:history="1">
             <w:r>
               <w:rPr>
                 <w:rStyle w:val="ab"/>
-                <w:rFonts w:cs="Times New Roman"/>
-                <w:noProof/>
-                <w:szCs w:val="28"/>
+                <w:noProof/>
               </w:rPr>
               <w:t>Задачи:</w:t>
             </w:r>
             <w:r>
               <w:rPr>
-                <w:rFonts w:cs="Times New Roman"/>
-                <w:noProof/>
-                <w:webHidden/>
-                <w:szCs w:val="28"/>
+                <w:noProof/>
+                <w:webHidden/>
               </w:rPr>
               <w:tab/>
             </w:r>
             <w:r>
               <w:rPr>
-                <w:rFonts w:cs="Times New Roman"/>
-                <w:noProof/>
-                <w:webHidden/>
-                <w:szCs w:val="28"/>
+                <w:noProof/>
+                <w:webHidden/>
               </w:rPr>
               <w:fldChar w:fldCharType="begin"/>
             </w:r>
             <w:r>
               <w:rPr>
-                <w:rFonts w:cs="Times New Roman"/>
-                <w:noProof/>
-                <w:webHidden/>
-                <w:szCs w:val="28"/>
-              </w:rPr>
-              <w:instrText xml:space="preserve"> PAGEREF _Toc243696832 \h </w:instrText>
-            </w:r>
-            <w:r>
-              <w:rPr>
-                <w:rFonts w:cs="Times New Roman"/>
-                <w:noProof/>
-                <w:webHidden/>
-                <w:szCs w:val="28"/>
-              </w:rPr>
-            </w:r>
-            <w:r>
-              <w:rPr>
-                <w:rFonts w:cs="Times New Roman"/>
-                <w:noProof/>
-                <w:webHidden/>
-                <w:szCs w:val="28"/>
+                <w:noProof/>
+                <w:webHidden/>
+              </w:rPr>
+              <w:instrText xml:space="preserve"> PAGEREF _Toc243734133 \h </w:instrText>
+            </w:r>
+            <w:r>
+              <w:rPr>
+                <w:noProof/>
+                <w:webHidden/>
+              </w:rPr>
+            </w:r>
+            <w:r>
+              <w:rPr>
+                <w:noProof/>
+                <w:webHidden/>
               </w:rPr>
               <w:fldChar w:fldCharType="separate"/>
             </w:r>
             <w:r>
               <w:rPr>
-                <w:rFonts w:cs="Times New Roman"/>
-                <w:noProof/>
-                <w:webHidden/>
-                <w:szCs w:val="28"/>
-              </w:rPr>
-              <w:t>2</w:t>
-            </w:r>
-            <w:r>
-              <w:rPr>
-                <w:rFonts w:cs="Times New Roman"/>
-                <w:noProof/>
-                <w:webHidden/>
-                <w:szCs w:val="28"/>
+                <w:noProof/>
+                <w:webHidden/>
+              </w:rPr>
+              <w:t>3</w:t>
+            </w:r>
+            <w:r>
+              <w:rPr>
+                <w:noProof/>
+                <w:webHidden/>
               </w:rPr>
               <w:fldChar w:fldCharType="end"/>
             </w:r>
@@ -1683,80 +734,68 @@
               <w:tab w:val="right" w:leader="dot" w:pos="9628"/>
             </w:tabs>
             <w:rPr>
-              <w:rFonts w:cs="Times New Roman"/>
+              <w:rFonts w:asciiTheme="minorHAnsi" w:eastAsiaTheme="minorEastAsia" w:hAnsiTheme="minorHAnsi" w:cstheme="minorBidi"/>
               <w:noProof/>
-              <w:szCs w:val="28"/>
+              <w:kern w:val="2"/>
+              <w:sz w:val="24"/>
+              <w:szCs w:val="24"/>
+              <w:lang w:eastAsia="ru-RU" w:bidi="ar-SA"/>
+              <w14:ligatures w14:val="standardContextual"/>
             </w:rPr>
           </w:pPr>
-          <w:hyperlink w:anchor="_Toc243696833" w:history="1">
+          <w:hyperlink w:anchor="_Toc243734134" w:history="1">
             <w:r>
               <w:rPr>
                 <w:rStyle w:val="ab"/>
-                <w:rFonts w:cs="Times New Roman"/>
-                <w:noProof/>
-                <w:szCs w:val="28"/>
+                <w:noProof/>
               </w:rPr>
               <w:t>Практическая часть.</w:t>
             </w:r>
             <w:r>
               <w:rPr>
-                <w:rFonts w:cs="Times New Roman"/>
-                <w:noProof/>
-                <w:webHidden/>
-                <w:szCs w:val="28"/>
+                <w:noProof/>
+                <w:webHidden/>
               </w:rPr>
               <w:tab/>
             </w:r>
             <w:r>
               <w:rPr>
-                <w:rFonts w:cs="Times New Roman"/>
-                <w:noProof/>
-                <w:webHidden/>
-                <w:szCs w:val="28"/>
+                <w:noProof/>
+                <w:webHidden/>
               </w:rPr>
               <w:fldChar w:fldCharType="begin"/>
             </w:r>
             <w:r>
               <w:rPr>
-                <w:rFonts w:cs="Times New Roman"/>
-                <w:noProof/>
-                <w:webHidden/>
-                <w:szCs w:val="28"/>
-              </w:rPr>
-              <w:instrText xml:space="preserve"> PAGEREF _Toc243696833 \h </w:instrText>
-            </w:r>
-            <w:r>
-              <w:rPr>
-                <w:rFonts w:cs="Times New Roman"/>
-                <w:noProof/>
-                <w:webHidden/>
-                <w:szCs w:val="28"/>
-              </w:rPr>
-            </w:r>
-            <w:r>
-              <w:rPr>
-                <w:rFonts w:cs="Times New Roman"/>
-                <w:noProof/>
-                <w:webHidden/>
-                <w:szCs w:val="28"/>
+                <w:noProof/>
+                <w:webHidden/>
+              </w:rPr>
+              <w:instrText xml:space="preserve"> PAGEREF _Toc243734134 \h </w:instrText>
+            </w:r>
+            <w:r>
+              <w:rPr>
+                <w:noProof/>
+                <w:webHidden/>
+              </w:rPr>
+            </w:r>
+            <w:r>
+              <w:rPr>
+                <w:noProof/>
+                <w:webHidden/>
               </w:rPr>
               <w:fldChar w:fldCharType="separate"/>
             </w:r>
             <w:r>
               <w:rPr>
-                <w:rFonts w:cs="Times New Roman"/>
-                <w:noProof/>
-                <w:webHidden/>
-                <w:szCs w:val="28"/>
+                <w:noProof/>
+                <w:webHidden/>
               </w:rPr>
               <w:t>5</w:t>
             </w:r>
             <w:r>
               <w:rPr>
-                <w:rFonts w:cs="Times New Roman"/>
-                <w:noProof/>
-                <w:webHidden/>
-                <w:szCs w:val="28"/>
+                <w:noProof/>
+                <w:webHidden/>
               </w:rPr>
               <w:fldChar w:fldCharType="end"/>
             </w:r>
@@ -1764,85 +803,73 @@
         </w:p>
         <w:p>
           <w:pPr>
-            <w:pStyle w:val="2"/>
+            <w:pStyle w:val="21"/>
             <w:tabs>
               <w:tab w:val="right" w:leader="dot" w:pos="9628"/>
             </w:tabs>
             <w:rPr>
-              <w:rFonts w:cs="Times New Roman"/>
+              <w:rFonts w:asciiTheme="minorHAnsi" w:eastAsiaTheme="minorEastAsia" w:hAnsiTheme="minorHAnsi" w:cstheme="minorBidi"/>
               <w:noProof/>
-              <w:szCs w:val="28"/>
+              <w:kern w:val="2"/>
+              <w:sz w:val="24"/>
+              <w:szCs w:val="24"/>
+              <w:lang w:eastAsia="ru-RU" w:bidi="ar-SA"/>
+              <w14:ligatures w14:val="standardContextual"/>
             </w:rPr>
           </w:pPr>
-          <w:hyperlink w:anchor="_Toc243696834" w:history="1">
+          <w:hyperlink w:anchor="_Toc243734135" w:history="1">
             <w:r>
               <w:rPr>
                 <w:rStyle w:val="ab"/>
-                <w:rFonts w:cs="Times New Roman"/>
-                <w:noProof/>
-                <w:szCs w:val="28"/>
+                <w:noProof/>
               </w:rPr>
               <w:t>Задача №1 установка и настройка.</w:t>
             </w:r>
             <w:r>
               <w:rPr>
-                <w:rFonts w:cs="Times New Roman"/>
-                <w:noProof/>
-                <w:webHidden/>
-                <w:szCs w:val="28"/>
+                <w:noProof/>
+                <w:webHidden/>
               </w:rPr>
               <w:tab/>
             </w:r>
             <w:r>
               <w:rPr>
-                <w:rFonts w:cs="Times New Roman"/>
-                <w:noProof/>
-                <w:webHidden/>
-                <w:szCs w:val="28"/>
+                <w:noProof/>
+                <w:webHidden/>
               </w:rPr>
               <w:fldChar w:fldCharType="begin"/>
             </w:r>
             <w:r>
               <w:rPr>
-                <w:rFonts w:cs="Times New Roman"/>
-                <w:noProof/>
-                <w:webHidden/>
-                <w:szCs w:val="28"/>
-              </w:rPr>
-              <w:instrText xml:space="preserve"> PAGEREF _Toc243696834 \h </w:instrText>
-            </w:r>
-            <w:r>
-              <w:rPr>
-                <w:rFonts w:cs="Times New Roman"/>
-                <w:noProof/>
-                <w:webHidden/>
-                <w:szCs w:val="28"/>
-              </w:rPr>
-            </w:r>
-            <w:r>
-              <w:rPr>
-                <w:rFonts w:cs="Times New Roman"/>
-                <w:noProof/>
-                <w:webHidden/>
-                <w:szCs w:val="28"/>
+                <w:noProof/>
+                <w:webHidden/>
+              </w:rPr>
+              <w:instrText xml:space="preserve"> PAGEREF _Toc243734135 \h </w:instrText>
+            </w:r>
+            <w:r>
+              <w:rPr>
+                <w:noProof/>
+                <w:webHidden/>
+              </w:rPr>
+            </w:r>
+            <w:r>
+              <w:rPr>
+                <w:noProof/>
+                <w:webHidden/>
               </w:rPr>
               <w:fldChar w:fldCharType="separate"/>
             </w:r>
             <w:r>
               <w:rPr>
-                <w:rFonts w:cs="Times New Roman"/>
-                <w:noProof/>
-                <w:webHidden/>
-                <w:szCs w:val="28"/>
+                <w:noProof/>
+                <w:webHidden/>
               </w:rPr>
               <w:t>5</w:t>
             </w:r>
             <w:r>
               <w:rPr>
-                <w:rFonts w:cs="Times New Roman"/>
-                <w:noProof/>
-                <w:webHidden/>
-                <w:szCs w:val="28"/>
+                <w:noProof/>
+                <w:webHidden/>
               </w:rPr>
               <w:fldChar w:fldCharType="end"/>
             </w:r>
@@ -1850,85 +877,73 @@
         </w:p>
         <w:p>
           <w:pPr>
-            <w:pStyle w:val="2"/>
+            <w:pStyle w:val="21"/>
             <w:tabs>
               <w:tab w:val="right" w:leader="dot" w:pos="9628"/>
             </w:tabs>
             <w:rPr>
-              <w:rFonts w:cs="Times New Roman"/>
+              <w:rFonts w:asciiTheme="minorHAnsi" w:eastAsiaTheme="minorEastAsia" w:hAnsiTheme="minorHAnsi" w:cstheme="minorBidi"/>
               <w:noProof/>
-              <w:szCs w:val="28"/>
+              <w:kern w:val="2"/>
+              <w:sz w:val="24"/>
+              <w:szCs w:val="24"/>
+              <w:lang w:eastAsia="ru-RU" w:bidi="ar-SA"/>
+              <w14:ligatures w14:val="standardContextual"/>
             </w:rPr>
           </w:pPr>
-          <w:hyperlink w:anchor="_Toc243696835" w:history="1">
+          <w:hyperlink w:anchor="_Toc243734136" w:history="1">
             <w:r>
               <w:rPr>
                 <w:rStyle w:val="ab"/>
-                <w:rFonts w:cs="Times New Roman"/>
-                <w:noProof/>
-                <w:szCs w:val="28"/>
+                <w:noProof/>
               </w:rPr>
               <w:t>Задача №2 настройка организации.</w:t>
             </w:r>
             <w:r>
               <w:rPr>
-                <w:rFonts w:cs="Times New Roman"/>
-                <w:noProof/>
-                <w:webHidden/>
-                <w:szCs w:val="28"/>
+                <w:noProof/>
+                <w:webHidden/>
               </w:rPr>
               <w:tab/>
             </w:r>
             <w:r>
               <w:rPr>
-                <w:rFonts w:cs="Times New Roman"/>
-                <w:noProof/>
-                <w:webHidden/>
-                <w:szCs w:val="28"/>
+                <w:noProof/>
+                <w:webHidden/>
               </w:rPr>
               <w:fldChar w:fldCharType="begin"/>
             </w:r>
             <w:r>
               <w:rPr>
-                <w:rFonts w:cs="Times New Roman"/>
-                <w:noProof/>
-                <w:webHidden/>
-                <w:szCs w:val="28"/>
-              </w:rPr>
-              <w:instrText xml:space="preserve"> PAGEREF _Toc243696835 \h </w:instrText>
-            </w:r>
-            <w:r>
-              <w:rPr>
-                <w:rFonts w:cs="Times New Roman"/>
-                <w:noProof/>
-                <w:webHidden/>
-                <w:szCs w:val="28"/>
-              </w:rPr>
-            </w:r>
-            <w:r>
-              <w:rPr>
-                <w:rFonts w:cs="Times New Roman"/>
-                <w:noProof/>
-                <w:webHidden/>
-                <w:szCs w:val="28"/>
+                <w:noProof/>
+                <w:webHidden/>
+              </w:rPr>
+              <w:instrText xml:space="preserve"> PAGEREF _Toc243734136 \h </w:instrText>
+            </w:r>
+            <w:r>
+              <w:rPr>
+                <w:noProof/>
+                <w:webHidden/>
+              </w:rPr>
+            </w:r>
+            <w:r>
+              <w:rPr>
+                <w:noProof/>
+                <w:webHidden/>
               </w:rPr>
               <w:fldChar w:fldCharType="separate"/>
             </w:r>
             <w:r>
               <w:rPr>
-                <w:rFonts w:cs="Times New Roman"/>
-                <w:noProof/>
-                <w:webHidden/>
-                <w:szCs w:val="28"/>
+                <w:noProof/>
+                <w:webHidden/>
               </w:rPr>
               <w:t>5</w:t>
             </w:r>
             <w:r>
               <w:rPr>
-                <w:rFonts w:cs="Times New Roman"/>
-                <w:noProof/>
-                <w:webHidden/>
-                <w:szCs w:val="28"/>
+                <w:noProof/>
+                <w:webHidden/>
               </w:rPr>
               <w:fldChar w:fldCharType="end"/>
             </w:r>
@@ -1936,85 +951,73 @@
         </w:p>
         <w:p>
           <w:pPr>
-            <w:pStyle w:val="2"/>
+            <w:pStyle w:val="21"/>
             <w:tabs>
               <w:tab w:val="right" w:leader="dot" w:pos="9628"/>
             </w:tabs>
             <w:rPr>
-              <w:rFonts w:cs="Times New Roman"/>
+              <w:rFonts w:asciiTheme="minorHAnsi" w:eastAsiaTheme="minorEastAsia" w:hAnsiTheme="minorHAnsi" w:cstheme="minorBidi"/>
               <w:noProof/>
-              <w:szCs w:val="28"/>
+              <w:kern w:val="2"/>
+              <w:sz w:val="24"/>
+              <w:szCs w:val="24"/>
+              <w:lang w:eastAsia="ru-RU" w:bidi="ar-SA"/>
+              <w14:ligatures w14:val="standardContextual"/>
             </w:rPr>
           </w:pPr>
-          <w:hyperlink w:anchor="_Toc243696836" w:history="1">
+          <w:hyperlink w:anchor="_Toc243734137" w:history="1">
             <w:r>
               <w:rPr>
                 <w:rStyle w:val="ab"/>
-                <w:rFonts w:cs="Times New Roman"/>
-                <w:noProof/>
-                <w:szCs w:val="28"/>
+                <w:noProof/>
               </w:rPr>
               <w:t>Задача №3 создание номенклатуры.</w:t>
             </w:r>
             <w:r>
               <w:rPr>
-                <w:rFonts w:cs="Times New Roman"/>
-                <w:noProof/>
-                <w:webHidden/>
-                <w:szCs w:val="28"/>
+                <w:noProof/>
+                <w:webHidden/>
               </w:rPr>
               <w:tab/>
             </w:r>
             <w:r>
               <w:rPr>
-                <w:rFonts w:cs="Times New Roman"/>
-                <w:noProof/>
-                <w:webHidden/>
-                <w:szCs w:val="28"/>
+                <w:noProof/>
+                <w:webHidden/>
               </w:rPr>
               <w:fldChar w:fldCharType="begin"/>
             </w:r>
             <w:r>
               <w:rPr>
-                <w:rFonts w:cs="Times New Roman"/>
-                <w:noProof/>
-                <w:webHidden/>
-                <w:szCs w:val="28"/>
-              </w:rPr>
-              <w:instrText xml:space="preserve"> PAGEREF _Toc243696836 \h </w:instrText>
-            </w:r>
-            <w:r>
-              <w:rPr>
-                <w:rFonts w:cs="Times New Roman"/>
-                <w:noProof/>
-                <w:webHidden/>
-                <w:szCs w:val="28"/>
-              </w:rPr>
-            </w:r>
-            <w:r>
-              <w:rPr>
-                <w:rFonts w:cs="Times New Roman"/>
-                <w:noProof/>
-                <w:webHidden/>
-                <w:szCs w:val="28"/>
+                <w:noProof/>
+                <w:webHidden/>
+              </w:rPr>
+              <w:instrText xml:space="preserve"> PAGEREF _Toc243734137 \h </w:instrText>
+            </w:r>
+            <w:r>
+              <w:rPr>
+                <w:noProof/>
+                <w:webHidden/>
+              </w:rPr>
+            </w:r>
+            <w:r>
+              <w:rPr>
+                <w:noProof/>
+                <w:webHidden/>
               </w:rPr>
               <w:fldChar w:fldCharType="separate"/>
             </w:r>
             <w:r>
               <w:rPr>
-                <w:rFonts w:cs="Times New Roman"/>
-                <w:noProof/>
-                <w:webHidden/>
-                <w:szCs w:val="28"/>
+                <w:noProof/>
+                <w:webHidden/>
               </w:rPr>
               <w:t>6</w:t>
             </w:r>
             <w:r>
               <w:rPr>
-                <w:rFonts w:cs="Times New Roman"/>
-                <w:noProof/>
-                <w:webHidden/>
-                <w:szCs w:val="28"/>
+                <w:noProof/>
+                <w:webHidden/>
               </w:rPr>
               <w:fldChar w:fldCharType="end"/>
             </w:r>
@@ -2022,85 +1025,73 @@
         </w:p>
         <w:p>
           <w:pPr>
-            <w:pStyle w:val="2"/>
+            <w:pStyle w:val="21"/>
             <w:tabs>
               <w:tab w:val="right" w:leader="dot" w:pos="9628"/>
             </w:tabs>
             <w:rPr>
-              <w:rFonts w:cs="Times New Roman"/>
+              <w:rFonts w:asciiTheme="minorHAnsi" w:eastAsiaTheme="minorEastAsia" w:hAnsiTheme="minorHAnsi" w:cstheme="minorBidi"/>
               <w:noProof/>
-              <w:szCs w:val="28"/>
+              <w:kern w:val="2"/>
+              <w:sz w:val="24"/>
+              <w:szCs w:val="24"/>
+              <w:lang w:eastAsia="ru-RU" w:bidi="ar-SA"/>
+              <w14:ligatures w14:val="standardContextual"/>
             </w:rPr>
           </w:pPr>
-          <w:hyperlink w:anchor="_Toc243696837" w:history="1">
+          <w:hyperlink w:anchor="_Toc243734138" w:history="1">
             <w:r>
               <w:rPr>
                 <w:rStyle w:val="ab"/>
-                <w:rFonts w:cs="Times New Roman"/>
-                <w:noProof/>
-                <w:szCs w:val="28"/>
+                <w:noProof/>
               </w:rPr>
               <w:t>Задача №4 создание поставщика.</w:t>
             </w:r>
             <w:r>
               <w:rPr>
-                <w:rFonts w:cs="Times New Roman"/>
-                <w:noProof/>
-                <w:webHidden/>
-                <w:szCs w:val="28"/>
+                <w:noProof/>
+                <w:webHidden/>
               </w:rPr>
               <w:tab/>
             </w:r>
             <w:r>
               <w:rPr>
-                <w:rFonts w:cs="Times New Roman"/>
-                <w:noProof/>
-                <w:webHidden/>
-                <w:szCs w:val="28"/>
+                <w:noProof/>
+                <w:webHidden/>
               </w:rPr>
               <w:fldChar w:fldCharType="begin"/>
             </w:r>
             <w:r>
               <w:rPr>
-                <w:rFonts w:cs="Times New Roman"/>
-                <w:noProof/>
-                <w:webHidden/>
-                <w:szCs w:val="28"/>
-              </w:rPr>
-              <w:instrText xml:space="preserve"> PAGEREF _Toc243696837 \h </w:instrText>
-            </w:r>
-            <w:r>
-              <w:rPr>
-                <w:rFonts w:cs="Times New Roman"/>
-                <w:noProof/>
-                <w:webHidden/>
-                <w:szCs w:val="28"/>
-              </w:rPr>
-            </w:r>
-            <w:r>
-              <w:rPr>
-                <w:rFonts w:cs="Times New Roman"/>
-                <w:noProof/>
-                <w:webHidden/>
-                <w:szCs w:val="28"/>
+                <w:noProof/>
+                <w:webHidden/>
+              </w:rPr>
+              <w:instrText xml:space="preserve"> PAGEREF _Toc243734138 \h </w:instrText>
+            </w:r>
+            <w:r>
+              <w:rPr>
+                <w:noProof/>
+                <w:webHidden/>
+              </w:rPr>
+            </w:r>
+            <w:r>
+              <w:rPr>
+                <w:noProof/>
+                <w:webHidden/>
               </w:rPr>
               <w:fldChar w:fldCharType="separate"/>
             </w:r>
             <w:r>
               <w:rPr>
-                <w:rFonts w:cs="Times New Roman"/>
-                <w:noProof/>
-                <w:webHidden/>
-                <w:szCs w:val="28"/>
+                <w:noProof/>
+                <w:webHidden/>
               </w:rPr>
               <w:t>9</w:t>
             </w:r>
             <w:r>
               <w:rPr>
-                <w:rFonts w:cs="Times New Roman"/>
-                <w:noProof/>
-                <w:webHidden/>
-                <w:szCs w:val="28"/>
+                <w:noProof/>
+                <w:webHidden/>
               </w:rPr>
               <w:fldChar w:fldCharType="end"/>
             </w:r>
@@ -2108,85 +1099,73 @@
         </w:p>
         <w:p>
           <w:pPr>
-            <w:pStyle w:val="2"/>
+            <w:pStyle w:val="21"/>
             <w:tabs>
               <w:tab w:val="right" w:leader="dot" w:pos="9628"/>
             </w:tabs>
             <w:rPr>
-              <w:rFonts w:cs="Times New Roman"/>
+              <w:rFonts w:asciiTheme="minorHAnsi" w:eastAsiaTheme="minorEastAsia" w:hAnsiTheme="minorHAnsi" w:cstheme="minorBidi"/>
               <w:noProof/>
-              <w:szCs w:val="28"/>
+              <w:kern w:val="2"/>
+              <w:sz w:val="24"/>
+              <w:szCs w:val="24"/>
+              <w:lang w:eastAsia="ru-RU" w:bidi="ar-SA"/>
+              <w14:ligatures w14:val="standardContextual"/>
             </w:rPr>
           </w:pPr>
-          <w:hyperlink w:anchor="_Toc243696838" w:history="1">
+          <w:hyperlink w:anchor="_Toc243734139" w:history="1">
             <w:r>
               <w:rPr>
                 <w:rStyle w:val="ab"/>
-                <w:rFonts w:cs="Times New Roman"/>
-                <w:noProof/>
-                <w:szCs w:val="28"/>
+                <w:noProof/>
               </w:rPr>
               <w:t>Задача №5 ввод начальных остатков.</w:t>
             </w:r>
             <w:r>
               <w:rPr>
-                <w:rFonts w:cs="Times New Roman"/>
-                <w:noProof/>
-                <w:webHidden/>
-                <w:szCs w:val="28"/>
+                <w:noProof/>
+                <w:webHidden/>
               </w:rPr>
               <w:tab/>
             </w:r>
             <w:r>
               <w:rPr>
-                <w:rFonts w:cs="Times New Roman"/>
-                <w:noProof/>
-                <w:webHidden/>
-                <w:szCs w:val="28"/>
+                <w:noProof/>
+                <w:webHidden/>
               </w:rPr>
               <w:fldChar w:fldCharType="begin"/>
             </w:r>
             <w:r>
               <w:rPr>
-                <w:rFonts w:cs="Times New Roman"/>
-                <w:noProof/>
-                <w:webHidden/>
-                <w:szCs w:val="28"/>
-              </w:rPr>
-              <w:instrText xml:space="preserve"> PAGEREF _Toc243696838 \h </w:instrText>
-            </w:r>
-            <w:r>
-              <w:rPr>
-                <w:rFonts w:cs="Times New Roman"/>
-                <w:noProof/>
-                <w:webHidden/>
-                <w:szCs w:val="28"/>
-              </w:rPr>
-            </w:r>
-            <w:r>
-              <w:rPr>
-                <w:rFonts w:cs="Times New Roman"/>
-                <w:noProof/>
-                <w:webHidden/>
-                <w:szCs w:val="28"/>
+                <w:noProof/>
+                <w:webHidden/>
+              </w:rPr>
+              <w:instrText xml:space="preserve"> PAGEREF _Toc243734139 \h </w:instrText>
+            </w:r>
+            <w:r>
+              <w:rPr>
+                <w:noProof/>
+                <w:webHidden/>
+              </w:rPr>
+            </w:r>
+            <w:r>
+              <w:rPr>
+                <w:noProof/>
+                <w:webHidden/>
               </w:rPr>
               <w:fldChar w:fldCharType="separate"/>
             </w:r>
             <w:r>
               <w:rPr>
-                <w:rFonts w:cs="Times New Roman"/>
-                <w:noProof/>
-                <w:webHidden/>
-                <w:szCs w:val="28"/>
+                <w:noProof/>
+                <w:webHidden/>
               </w:rPr>
               <w:t>10</w:t>
             </w:r>
             <w:r>
               <w:rPr>
-                <w:rFonts w:cs="Times New Roman"/>
-                <w:noProof/>
-                <w:webHidden/>
-                <w:szCs w:val="28"/>
+                <w:noProof/>
+                <w:webHidden/>
               </w:rPr>
               <w:fldChar w:fldCharType="end"/>
             </w:r>
@@ -2199,86 +1178,81 @@
               <w:tab w:val="right" w:leader="dot" w:pos="9628"/>
             </w:tabs>
             <w:rPr>
-              <w:rFonts w:cs="Times New Roman"/>
+              <w:rFonts w:asciiTheme="minorHAnsi" w:eastAsiaTheme="minorEastAsia" w:hAnsiTheme="minorHAnsi" w:cstheme="minorBidi"/>
               <w:noProof/>
-              <w:szCs w:val="28"/>
+              <w:kern w:val="2"/>
+              <w:sz w:val="24"/>
+              <w:szCs w:val="24"/>
+              <w:lang w:eastAsia="ru-RU" w:bidi="ar-SA"/>
+              <w14:ligatures w14:val="standardContextual"/>
             </w:rPr>
           </w:pPr>
-          <w:hyperlink w:anchor="_Toc243696839" w:history="1">
+          <w:hyperlink w:anchor="_Toc243734140" w:history="1">
             <w:r>
               <w:rPr>
                 <w:rStyle w:val="ab"/>
-                <w:rFonts w:cs="Times New Roman"/>
-                <w:noProof/>
-                <w:szCs w:val="28"/>
+                <w:noProof/>
               </w:rPr>
               <w:t>Вывод.</w:t>
             </w:r>
             <w:r>
               <w:rPr>
-                <w:rFonts w:cs="Times New Roman"/>
-                <w:noProof/>
-                <w:webHidden/>
-                <w:szCs w:val="28"/>
+                <w:noProof/>
+                <w:webHidden/>
               </w:rPr>
               <w:tab/>
             </w:r>
             <w:r>
               <w:rPr>
-                <w:rFonts w:cs="Times New Roman"/>
-                <w:noProof/>
-                <w:webHidden/>
-                <w:szCs w:val="28"/>
+                <w:noProof/>
+                <w:webHidden/>
               </w:rPr>
               <w:fldChar w:fldCharType="begin"/>
             </w:r>
             <w:r>
               <w:rPr>
-                <w:rFonts w:cs="Times New Roman"/>
-                <w:noProof/>
-                <w:webHidden/>
-                <w:szCs w:val="28"/>
-              </w:rPr>
-              <w:instrText xml:space="preserve"> PAGEREF _Toc243696839 \h </w:instrText>
-            </w:r>
-            <w:r>
-              <w:rPr>
-                <w:rFonts w:cs="Times New Roman"/>
-                <w:noProof/>
-                <w:webHidden/>
-                <w:szCs w:val="28"/>
-              </w:rPr>
-            </w:r>
-            <w:r>
-              <w:rPr>
-                <w:rFonts w:cs="Times New Roman"/>
-                <w:noProof/>
-                <w:webHidden/>
-                <w:szCs w:val="28"/>
+                <w:noProof/>
+                <w:webHidden/>
+              </w:rPr>
+              <w:instrText xml:space="preserve"> PAGEREF _Toc243734140 \h </w:instrText>
+            </w:r>
+            <w:r>
+              <w:rPr>
+                <w:noProof/>
+                <w:webHidden/>
+              </w:rPr>
+            </w:r>
+            <w:r>
+              <w:rPr>
+                <w:noProof/>
+                <w:webHidden/>
               </w:rPr>
               <w:fldChar w:fldCharType="separate"/>
             </w:r>
             <w:r>
               <w:rPr>
-                <w:rFonts w:cs="Times New Roman"/>
-                <w:noProof/>
-                <w:webHidden/>
-                <w:szCs w:val="28"/>
+                <w:noProof/>
+                <w:webHidden/>
               </w:rPr>
               <w:t>10</w:t>
             </w:r>
             <w:r>
               <w:rPr>
-                <w:rFonts w:cs="Times New Roman"/>
-                <w:noProof/>
-                <w:webHidden/>
-                <w:szCs w:val="28"/>
+                <w:noProof/>
+                <w:webHidden/>
               </w:rPr>
               <w:fldChar w:fldCharType="end"/>
             </w:r>
           </w:hyperlink>
         </w:p>
         <w:p>
+          <w:pPr>
+            <w:ind w:firstLine="0"/>
+            <w:rPr>
+              <w:b/>
+              <w:bCs/>
+            </w:rPr>
+          </w:pPr>
           <w:r>
             <w:rPr>
               <w:rFonts w:cs="Times New Roman"/>
@@ -2293,29 +1267,938 @@
     </w:sdt>
     <w:p>
       <w:pPr>
+        <w:spacing w:line="240" w:lineRule="auto"/>
+        <w:ind w:firstLine="0"/>
+        <w:jc w:val="left"/>
+      </w:pPr>
+      <w:r>
+        <w:br w:type="page"/>
+      </w:r>
+    </w:p>
+    <w:p>
+      <w:pPr>
+        <w:pStyle w:val="a6"/>
+        <w:rPr>
+          <w:bCs/>
+        </w:rPr>
+      </w:pPr>
+      <w:bookmarkStart w:id="0" w:name="_Toc243734131"/>
+      <w:r>
+        <w:lastRenderedPageBreak/>
+        <w:t>Постановка задачи</w:t>
+      </w:r>
+      <w:bookmarkEnd w:id="0"/>
+    </w:p>
+    <w:p>
+      <w:pPr>
+        <w:pStyle w:val="a8"/>
+      </w:pPr>
+      <w:bookmarkStart w:id="1" w:name="_Toc243734132"/>
+      <w:r>
+        <w:t>Цель:</w:t>
+      </w:r>
+      <w:bookmarkEnd w:id="1"/>
+    </w:p>
+    <w:p>
+      <w:pPr>
         <w:rPr>
           <w:rFonts w:cs="Times New Roman"/>
-          <w:b/>
+        </w:rPr>
+      </w:pPr>
+      <w:r>
+        <w:t xml:space="preserve"> </w:t>
+      </w:r>
+      <w:r>
+        <w:rPr>
+          <w:rFonts w:cs="Times New Roman"/>
+          <w:szCs w:val="28"/>
+        </w:rPr>
+        <w:t>установить и настроить «1</w:t>
+      </w:r>
+      <w:proofErr w:type="gramStart"/>
+      <w:r>
+        <w:rPr>
+          <w:rFonts w:cs="Times New Roman"/>
+          <w:szCs w:val="28"/>
+        </w:rPr>
+        <w:t>С:Предприятие</w:t>
+      </w:r>
+      <w:proofErr w:type="gramEnd"/>
+      <w:r>
+        <w:rPr>
+          <w:rFonts w:cs="Times New Roman"/>
+          <w:szCs w:val="28"/>
+        </w:rPr>
+        <w:t xml:space="preserve"> 8.3» и «1С:УНФ»</w:t>
+      </w:r>
+    </w:p>
+    <w:p>
+      <w:pPr>
+        <w:pStyle w:val="a8"/>
+      </w:pPr>
+      <w:bookmarkStart w:id="2" w:name="_Toc243734133"/>
+      <w:r>
+        <w:t>Задачи:</w:t>
+      </w:r>
+      <w:bookmarkEnd w:id="2"/>
+    </w:p>
+    <w:p>
+      <w:pPr>
+        <w:pStyle w:val="Standard"/>
+        <w:spacing w:line="360" w:lineRule="auto"/>
+        <w:jc w:val="both"/>
+        <w:rPr>
+          <w:rFonts w:ascii="Times New Roman" w:hAnsi="Times New Roman" w:cs="Times New Roman"/>
+          <w:sz w:val="28"/>
+          <w:szCs w:val="28"/>
+        </w:rPr>
+      </w:pPr>
+      <w:r>
+        <w:rPr>
+          <w:rFonts w:ascii="Times New Roman" w:hAnsi="Times New Roman" w:cs="Times New Roman"/>
+          <w:sz w:val="28"/>
+          <w:szCs w:val="28"/>
+        </w:rPr>
+        <w:t xml:space="preserve">              1. Установка и настройка:</w:t>
+      </w:r>
+    </w:p>
+    <w:p>
+      <w:pPr>
+        <w:pStyle w:val="Standard"/>
+        <w:spacing w:line="360" w:lineRule="auto"/>
+        <w:jc w:val="both"/>
+        <w:rPr>
+          <w:rFonts w:ascii="Times New Roman" w:hAnsi="Times New Roman" w:cs="Times New Roman"/>
+          <w:sz w:val="28"/>
+          <w:szCs w:val="28"/>
+        </w:rPr>
+      </w:pPr>
+      <w:r>
+        <w:rPr>
+          <w:rFonts w:ascii="Times New Roman" w:hAnsi="Times New Roman" w:cs="Times New Roman"/>
+          <w:sz w:val="28"/>
+          <w:szCs w:val="28"/>
+        </w:rPr>
+        <w:t xml:space="preserve">                       Установите программный продукт «1</w:t>
+      </w:r>
+      <w:proofErr w:type="gramStart"/>
+      <w:r>
+        <w:rPr>
+          <w:rFonts w:ascii="Times New Roman" w:hAnsi="Times New Roman" w:cs="Times New Roman"/>
+          <w:sz w:val="28"/>
+          <w:szCs w:val="28"/>
+        </w:rPr>
+        <w:t>С:Предприятие</w:t>
+      </w:r>
+      <w:proofErr w:type="gramEnd"/>
+      <w:r>
+        <w:rPr>
+          <w:rFonts w:ascii="Times New Roman" w:hAnsi="Times New Roman" w:cs="Times New Roman"/>
+          <w:sz w:val="28"/>
+          <w:szCs w:val="28"/>
+        </w:rPr>
+        <w:t xml:space="preserve"> 8.3»;</w:t>
+      </w:r>
+    </w:p>
+    <w:p>
+      <w:pPr>
+        <w:pStyle w:val="Standard"/>
+        <w:spacing w:line="360" w:lineRule="auto"/>
+        <w:ind w:firstLine="850"/>
+        <w:jc w:val="both"/>
+        <w:rPr>
+          <w:rFonts w:ascii="Times New Roman" w:hAnsi="Times New Roman" w:cs="Times New Roman"/>
+          <w:sz w:val="28"/>
+          <w:szCs w:val="28"/>
+        </w:rPr>
+      </w:pPr>
+      <w:r>
+        <w:rPr>
+          <w:rFonts w:ascii="Times New Roman" w:hAnsi="Times New Roman" w:cs="Times New Roman"/>
+          <w:sz w:val="28"/>
+          <w:szCs w:val="28"/>
+        </w:rPr>
+        <w:t xml:space="preserve">                       Разверните конфигурацию «1</w:t>
+      </w:r>
+      <w:proofErr w:type="gramStart"/>
+      <w:r>
+        <w:rPr>
+          <w:rFonts w:ascii="Times New Roman" w:hAnsi="Times New Roman" w:cs="Times New Roman"/>
+          <w:sz w:val="28"/>
+          <w:szCs w:val="28"/>
+        </w:rPr>
+        <w:t>С:УНФ</w:t>
+      </w:r>
+      <w:proofErr w:type="gramEnd"/>
+      <w:r>
+        <w:rPr>
+          <w:rFonts w:ascii="Times New Roman" w:hAnsi="Times New Roman" w:cs="Times New Roman"/>
+          <w:sz w:val="28"/>
+          <w:szCs w:val="28"/>
+        </w:rPr>
+        <w:t>»;</w:t>
+      </w:r>
+    </w:p>
+    <w:p>
+      <w:pPr>
+        <w:pStyle w:val="Standard"/>
+        <w:spacing w:line="360" w:lineRule="auto"/>
+        <w:jc w:val="both"/>
+        <w:rPr>
+          <w:rFonts w:ascii="Times New Roman" w:hAnsi="Times New Roman" w:cs="Times New Roman"/>
+          <w:sz w:val="28"/>
+          <w:szCs w:val="28"/>
+        </w:rPr>
+      </w:pPr>
+      <w:r>
+        <w:rPr>
+          <w:rFonts w:ascii="Times New Roman" w:hAnsi="Times New Roman" w:cs="Times New Roman"/>
+          <w:sz w:val="28"/>
+          <w:szCs w:val="28"/>
+        </w:rPr>
+        <w:t xml:space="preserve">                       Выберите вариант интернет-магазина (Детские товары)</w:t>
+      </w:r>
+    </w:p>
+    <w:p>
+      <w:pPr>
+        <w:pStyle w:val="Standard"/>
+        <w:spacing w:line="360" w:lineRule="auto"/>
+        <w:jc w:val="both"/>
+        <w:rPr>
+          <w:rFonts w:ascii="Times New Roman" w:hAnsi="Times New Roman" w:cs="Times New Roman"/>
+          <w:sz w:val="28"/>
+          <w:szCs w:val="28"/>
+        </w:rPr>
+      </w:pPr>
+      <w:r>
+        <w:rPr>
+          <w:rFonts w:ascii="Times New Roman" w:hAnsi="Times New Roman" w:cs="Times New Roman"/>
+          <w:sz w:val="28"/>
+          <w:szCs w:val="28"/>
+        </w:rPr>
+        <w:tab/>
+        <w:t xml:space="preserve">  2. Настройка организации:</w:t>
+      </w:r>
+    </w:p>
+    <w:p>
+      <w:pPr>
+        <w:pStyle w:val="Standard"/>
+        <w:spacing w:line="360" w:lineRule="auto"/>
+        <w:ind w:firstLine="850"/>
+        <w:jc w:val="both"/>
+        <w:rPr>
+          <w:rFonts w:ascii="Times New Roman" w:hAnsi="Times New Roman" w:cs="Times New Roman"/>
+          <w:sz w:val="28"/>
+          <w:szCs w:val="28"/>
+        </w:rPr>
+      </w:pPr>
+      <w:r>
+        <w:rPr>
+          <w:rFonts w:ascii="Times New Roman" w:hAnsi="Times New Roman" w:cs="Times New Roman"/>
+          <w:sz w:val="28"/>
+          <w:szCs w:val="28"/>
+        </w:rPr>
+        <w:tab/>
+        <w:t>a. Создайте организацию. Вид организации: Индивидуальный предприниматель (ИП);</w:t>
+      </w:r>
+    </w:p>
+    <w:p>
+      <w:pPr>
+        <w:pStyle w:val="Standard"/>
+        <w:spacing w:line="360" w:lineRule="auto"/>
+        <w:ind w:firstLine="850"/>
+        <w:jc w:val="both"/>
+        <w:rPr>
+          <w:rFonts w:ascii="Times New Roman" w:hAnsi="Times New Roman" w:cs="Times New Roman"/>
+          <w:sz w:val="28"/>
+          <w:szCs w:val="28"/>
+        </w:rPr>
+      </w:pPr>
+      <w:r>
+        <w:rPr>
+          <w:rFonts w:ascii="Times New Roman" w:hAnsi="Times New Roman" w:cs="Times New Roman"/>
+          <w:sz w:val="28"/>
+          <w:szCs w:val="28"/>
+        </w:rPr>
+        <w:tab/>
+        <w:t>b. Юридическое название: ИП Фамилия И.О. студента;</w:t>
+      </w:r>
+    </w:p>
+    <w:p>
+      <w:pPr>
+        <w:pStyle w:val="Standard"/>
+        <w:spacing w:line="360" w:lineRule="auto"/>
+        <w:ind w:firstLine="850"/>
+        <w:jc w:val="both"/>
+        <w:rPr>
+          <w:rFonts w:ascii="Times New Roman" w:hAnsi="Times New Roman" w:cs="Times New Roman"/>
+          <w:sz w:val="28"/>
+          <w:szCs w:val="28"/>
+        </w:rPr>
+      </w:pPr>
+      <w:r>
+        <w:rPr>
+          <w:rFonts w:ascii="Times New Roman" w:hAnsi="Times New Roman" w:cs="Times New Roman"/>
+          <w:sz w:val="28"/>
+          <w:szCs w:val="28"/>
+        </w:rPr>
+        <w:tab/>
+        <w:t>c. Вид бизнеса: продажи, розничный магазин и интернет-магазин;</w:t>
+      </w:r>
+    </w:p>
+    <w:p>
+      <w:pPr>
+        <w:pStyle w:val="Standard"/>
+        <w:spacing w:line="360" w:lineRule="auto"/>
+        <w:ind w:firstLine="850"/>
+        <w:jc w:val="both"/>
+        <w:rPr>
+          <w:rFonts w:ascii="Times New Roman" w:hAnsi="Times New Roman" w:cs="Times New Roman"/>
+          <w:sz w:val="28"/>
+          <w:szCs w:val="28"/>
+        </w:rPr>
+      </w:pPr>
+      <w:r>
+        <w:rPr>
+          <w:rFonts w:ascii="Times New Roman" w:hAnsi="Times New Roman" w:cs="Times New Roman"/>
+          <w:sz w:val="28"/>
+          <w:szCs w:val="28"/>
+        </w:rPr>
+        <w:tab/>
+        <w:t>d. Сделайте скриншот настройки организации и добавьте его в отчет.</w:t>
+      </w:r>
+    </w:p>
+    <w:p>
+      <w:pPr>
+        <w:pStyle w:val="Standard"/>
+        <w:spacing w:line="360" w:lineRule="auto"/>
+        <w:ind w:firstLine="850"/>
+        <w:jc w:val="both"/>
+        <w:rPr>
+          <w:rFonts w:ascii="Times New Roman" w:hAnsi="Times New Roman" w:cs="Times New Roman"/>
+          <w:sz w:val="28"/>
+          <w:szCs w:val="28"/>
+        </w:rPr>
+      </w:pPr>
+      <w:r>
+        <w:rPr>
+          <w:rFonts w:ascii="Times New Roman" w:hAnsi="Times New Roman" w:cs="Times New Roman"/>
+          <w:sz w:val="28"/>
+          <w:szCs w:val="28"/>
+        </w:rPr>
+        <w:t>3. Создание номенклатуры:</w:t>
+      </w:r>
+    </w:p>
+    <w:p>
+      <w:pPr>
+        <w:pStyle w:val="Standard"/>
+        <w:spacing w:line="360" w:lineRule="auto"/>
+        <w:ind w:firstLine="850"/>
+        <w:jc w:val="both"/>
+        <w:rPr>
+          <w:rFonts w:ascii="Times New Roman" w:hAnsi="Times New Roman" w:cs="Times New Roman"/>
+          <w:sz w:val="28"/>
+          <w:szCs w:val="28"/>
+        </w:rPr>
+      </w:pPr>
+      <w:r>
+        <w:rPr>
+          <w:rFonts w:ascii="Times New Roman" w:hAnsi="Times New Roman" w:cs="Times New Roman"/>
+          <w:sz w:val="28"/>
+          <w:szCs w:val="28"/>
+        </w:rPr>
+        <w:tab/>
+        <w:t>a. Добавьте 5 позиций номенклатуры с типом «Запас» и 2 позиции с</w:t>
+      </w:r>
+    </w:p>
+    <w:p>
+      <w:pPr>
+        <w:pStyle w:val="Standard"/>
+        <w:spacing w:line="360" w:lineRule="auto"/>
+        <w:ind w:firstLine="850"/>
+        <w:jc w:val="both"/>
+        <w:rPr>
+          <w:rFonts w:ascii="Times New Roman" w:hAnsi="Times New Roman" w:cs="Times New Roman"/>
+          <w:sz w:val="28"/>
+          <w:szCs w:val="28"/>
+        </w:rPr>
+      </w:pPr>
+      <w:r>
+        <w:rPr>
+          <w:rFonts w:ascii="Times New Roman" w:hAnsi="Times New Roman" w:cs="Times New Roman"/>
+          <w:sz w:val="28"/>
+          <w:szCs w:val="28"/>
+        </w:rPr>
+        <w:t>типом «Услуга»;</w:t>
+      </w:r>
+    </w:p>
+    <w:p>
+      <w:pPr>
+        <w:pStyle w:val="Standard"/>
+        <w:spacing w:line="360" w:lineRule="auto"/>
+        <w:ind w:firstLine="850"/>
+        <w:jc w:val="both"/>
+        <w:rPr>
+          <w:rFonts w:ascii="Times New Roman" w:hAnsi="Times New Roman" w:cs="Times New Roman"/>
+          <w:sz w:val="28"/>
+          <w:szCs w:val="28"/>
+        </w:rPr>
+      </w:pPr>
+      <w:r>
+        <w:rPr>
+          <w:rFonts w:ascii="Times New Roman" w:hAnsi="Times New Roman" w:cs="Times New Roman"/>
+          <w:sz w:val="28"/>
+          <w:szCs w:val="28"/>
+        </w:rPr>
+        <w:tab/>
+        <w:t>b. Для каждой номенклатуры укажите:</w:t>
+      </w:r>
+    </w:p>
+    <w:p>
+      <w:pPr>
+        <w:pStyle w:val="Standard"/>
+        <w:spacing w:line="360" w:lineRule="auto"/>
+        <w:ind w:firstLine="850"/>
+        <w:jc w:val="both"/>
+        <w:rPr>
+          <w:rFonts w:ascii="Times New Roman" w:hAnsi="Times New Roman" w:cs="Times New Roman"/>
+          <w:sz w:val="28"/>
+          <w:szCs w:val="28"/>
+        </w:rPr>
+      </w:pPr>
+      <w:r>
+        <w:rPr>
+          <w:rFonts w:ascii="Times New Roman" w:hAnsi="Times New Roman" w:cs="Times New Roman"/>
+          <w:sz w:val="28"/>
+          <w:szCs w:val="28"/>
+        </w:rPr>
+        <w:tab/>
+      </w:r>
+      <w:r>
+        <w:rPr>
+          <w:rFonts w:ascii="Times New Roman" w:hAnsi="Times New Roman" w:cs="Times New Roman"/>
+          <w:sz w:val="28"/>
+          <w:szCs w:val="28"/>
+        </w:rPr>
+        <w:tab/>
+        <w:t>i. Наименование;</w:t>
+      </w:r>
+    </w:p>
+    <w:p>
+      <w:pPr>
+        <w:pStyle w:val="Standard"/>
+        <w:spacing w:line="360" w:lineRule="auto"/>
+        <w:ind w:firstLine="850"/>
+        <w:jc w:val="both"/>
+        <w:rPr>
+          <w:rFonts w:ascii="Times New Roman" w:hAnsi="Times New Roman" w:cs="Times New Roman"/>
+          <w:sz w:val="28"/>
+          <w:szCs w:val="28"/>
+        </w:rPr>
+      </w:pPr>
+      <w:r>
+        <w:rPr>
+          <w:rFonts w:ascii="Times New Roman" w:hAnsi="Times New Roman" w:cs="Times New Roman"/>
+          <w:sz w:val="28"/>
+          <w:szCs w:val="28"/>
+        </w:rPr>
+        <w:tab/>
+      </w:r>
+      <w:r>
+        <w:rPr>
+          <w:rFonts w:ascii="Times New Roman" w:hAnsi="Times New Roman" w:cs="Times New Roman"/>
+          <w:sz w:val="28"/>
+          <w:szCs w:val="28"/>
+        </w:rPr>
+        <w:tab/>
+      </w:r>
+      <w:proofErr w:type="spellStart"/>
+      <w:r>
+        <w:rPr>
+          <w:rFonts w:ascii="Times New Roman" w:hAnsi="Times New Roman" w:cs="Times New Roman"/>
+          <w:sz w:val="28"/>
+          <w:szCs w:val="28"/>
+        </w:rPr>
+        <w:t>ii</w:t>
+      </w:r>
+      <w:proofErr w:type="spellEnd"/>
+      <w:r>
+        <w:rPr>
+          <w:rFonts w:ascii="Times New Roman" w:hAnsi="Times New Roman" w:cs="Times New Roman"/>
+          <w:sz w:val="28"/>
+          <w:szCs w:val="28"/>
+        </w:rPr>
+        <w:t>. Описание;</w:t>
+      </w:r>
+    </w:p>
+    <w:p>
+      <w:pPr>
+        <w:pStyle w:val="Standard"/>
+        <w:spacing w:line="360" w:lineRule="auto"/>
+        <w:ind w:firstLine="850"/>
+        <w:jc w:val="both"/>
+        <w:rPr>
+          <w:rFonts w:ascii="Times New Roman" w:hAnsi="Times New Roman" w:cs="Times New Roman"/>
+          <w:sz w:val="28"/>
+          <w:szCs w:val="28"/>
+        </w:rPr>
+      </w:pPr>
+      <w:r>
+        <w:rPr>
+          <w:rFonts w:ascii="Times New Roman" w:hAnsi="Times New Roman" w:cs="Times New Roman"/>
+          <w:sz w:val="28"/>
+          <w:szCs w:val="28"/>
+        </w:rPr>
+        <w:tab/>
+      </w:r>
+      <w:r>
+        <w:rPr>
+          <w:rFonts w:ascii="Times New Roman" w:hAnsi="Times New Roman" w:cs="Times New Roman"/>
+          <w:sz w:val="28"/>
+          <w:szCs w:val="28"/>
+        </w:rPr>
+        <w:tab/>
+      </w:r>
+      <w:proofErr w:type="spellStart"/>
+      <w:r>
+        <w:rPr>
+          <w:rFonts w:ascii="Times New Roman" w:hAnsi="Times New Roman" w:cs="Times New Roman"/>
+          <w:sz w:val="28"/>
+          <w:szCs w:val="28"/>
+        </w:rPr>
+        <w:t>iii</w:t>
+      </w:r>
+      <w:proofErr w:type="spellEnd"/>
+      <w:r>
+        <w:rPr>
+          <w:rFonts w:ascii="Times New Roman" w:hAnsi="Times New Roman" w:cs="Times New Roman"/>
+          <w:sz w:val="28"/>
+          <w:szCs w:val="28"/>
+        </w:rPr>
+        <w:t>. Изображение;</w:t>
+      </w:r>
+    </w:p>
+    <w:p>
+      <w:pPr>
+        <w:pStyle w:val="Standard"/>
+        <w:spacing w:line="360" w:lineRule="auto"/>
+        <w:ind w:firstLine="850"/>
+        <w:jc w:val="both"/>
+        <w:rPr>
+          <w:rFonts w:ascii="Times New Roman" w:hAnsi="Times New Roman" w:cs="Times New Roman"/>
+          <w:sz w:val="28"/>
+          <w:szCs w:val="28"/>
+        </w:rPr>
+      </w:pPr>
+      <w:r>
+        <w:rPr>
+          <w:rFonts w:ascii="Times New Roman" w:hAnsi="Times New Roman" w:cs="Times New Roman"/>
+          <w:sz w:val="28"/>
+          <w:szCs w:val="28"/>
+        </w:rPr>
+        <w:tab/>
+      </w:r>
+      <w:r>
+        <w:rPr>
+          <w:rFonts w:ascii="Times New Roman" w:hAnsi="Times New Roman" w:cs="Times New Roman"/>
+          <w:sz w:val="28"/>
+          <w:szCs w:val="28"/>
+        </w:rPr>
+        <w:tab/>
+      </w:r>
+      <w:proofErr w:type="spellStart"/>
+      <w:r>
+        <w:rPr>
+          <w:rFonts w:ascii="Times New Roman" w:hAnsi="Times New Roman" w:cs="Times New Roman"/>
+          <w:sz w:val="28"/>
+          <w:szCs w:val="28"/>
+        </w:rPr>
+        <w:t>iv</w:t>
+      </w:r>
+      <w:proofErr w:type="spellEnd"/>
+      <w:r>
+        <w:rPr>
+          <w:rFonts w:ascii="Times New Roman" w:hAnsi="Times New Roman" w:cs="Times New Roman"/>
+          <w:sz w:val="28"/>
+          <w:szCs w:val="28"/>
+        </w:rPr>
+        <w:t>. Единицу измерения;</w:t>
+      </w:r>
+    </w:p>
+    <w:p>
+      <w:pPr>
+        <w:pStyle w:val="Standard"/>
+        <w:spacing w:line="360" w:lineRule="auto"/>
+        <w:ind w:firstLine="850"/>
+        <w:jc w:val="both"/>
+        <w:rPr>
+          <w:rFonts w:ascii="Times New Roman" w:hAnsi="Times New Roman" w:cs="Times New Roman"/>
+          <w:sz w:val="28"/>
+          <w:szCs w:val="28"/>
+        </w:rPr>
+      </w:pPr>
+      <w:r>
+        <w:rPr>
+          <w:rFonts w:ascii="Times New Roman" w:hAnsi="Times New Roman" w:cs="Times New Roman"/>
+          <w:sz w:val="28"/>
+          <w:szCs w:val="28"/>
+        </w:rPr>
+        <w:tab/>
+      </w:r>
+      <w:r>
+        <w:rPr>
+          <w:rFonts w:ascii="Times New Roman" w:hAnsi="Times New Roman" w:cs="Times New Roman"/>
+          <w:sz w:val="28"/>
+          <w:szCs w:val="28"/>
+        </w:rPr>
+        <w:tab/>
+        <w:t>v. При необходимости создайте новый вид номенклатуры;</w:t>
+      </w:r>
+    </w:p>
+    <w:p>
+      <w:pPr>
+        <w:pStyle w:val="Standard"/>
+        <w:spacing w:line="360" w:lineRule="auto"/>
+        <w:ind w:firstLine="850"/>
+        <w:jc w:val="both"/>
+        <w:rPr>
+          <w:rFonts w:ascii="Times New Roman" w:hAnsi="Times New Roman" w:cs="Times New Roman"/>
+          <w:sz w:val="28"/>
+          <w:szCs w:val="28"/>
+        </w:rPr>
+      </w:pPr>
+      <w:r>
+        <w:rPr>
+          <w:rFonts w:ascii="Times New Roman" w:hAnsi="Times New Roman" w:cs="Times New Roman"/>
+          <w:sz w:val="28"/>
+          <w:szCs w:val="28"/>
+        </w:rPr>
+        <w:tab/>
+        <w:t>c. Сделайте скриншоты карточек каждой номенклатуры и добавьте</w:t>
+      </w:r>
+    </w:p>
+    <w:p>
+      <w:pPr>
+        <w:pStyle w:val="Standard"/>
+        <w:spacing w:line="360" w:lineRule="auto"/>
+        <w:jc w:val="both"/>
+        <w:rPr>
+          <w:rFonts w:ascii="Times New Roman" w:hAnsi="Times New Roman" w:cs="Times New Roman"/>
+          <w:sz w:val="28"/>
+          <w:szCs w:val="28"/>
+        </w:rPr>
+      </w:pPr>
+      <w:r>
+        <w:rPr>
+          <w:rFonts w:ascii="Times New Roman" w:hAnsi="Times New Roman" w:cs="Times New Roman"/>
+          <w:sz w:val="28"/>
+          <w:szCs w:val="28"/>
+        </w:rPr>
+        <w:t>их в отчет.</w:t>
+      </w:r>
+    </w:p>
+    <w:p>
+      <w:pPr>
+        <w:pStyle w:val="Standard"/>
+        <w:spacing w:line="360" w:lineRule="auto"/>
+        <w:ind w:firstLine="850"/>
+        <w:jc w:val="both"/>
+        <w:rPr>
+          <w:rFonts w:ascii="Times New Roman" w:hAnsi="Times New Roman" w:cs="Times New Roman"/>
+          <w:sz w:val="28"/>
+          <w:szCs w:val="28"/>
+        </w:rPr>
+      </w:pPr>
+      <w:r>
+        <w:rPr>
+          <w:rFonts w:ascii="Times New Roman" w:hAnsi="Times New Roman" w:cs="Times New Roman"/>
+          <w:sz w:val="28"/>
+          <w:szCs w:val="28"/>
+        </w:rPr>
+        <w:t>4. Создание поставщика:</w:t>
+      </w:r>
+    </w:p>
+    <w:p>
+      <w:pPr>
+        <w:pStyle w:val="Standard"/>
+        <w:spacing w:line="360" w:lineRule="auto"/>
+        <w:ind w:firstLine="850"/>
+        <w:jc w:val="both"/>
+        <w:rPr>
+          <w:rFonts w:ascii="Times New Roman" w:hAnsi="Times New Roman" w:cs="Times New Roman"/>
+          <w:sz w:val="28"/>
+          <w:szCs w:val="28"/>
+        </w:rPr>
+      </w:pPr>
+      <w:r>
+        <w:rPr>
+          <w:rFonts w:ascii="Times New Roman" w:hAnsi="Times New Roman" w:cs="Times New Roman"/>
+          <w:sz w:val="28"/>
+          <w:szCs w:val="28"/>
+        </w:rPr>
+        <w:tab/>
+        <w:t>a. Создайте поставщика. Укажите:</w:t>
+      </w:r>
+    </w:p>
+    <w:p>
+      <w:pPr>
+        <w:pStyle w:val="Standard"/>
+        <w:spacing w:line="360" w:lineRule="auto"/>
+        <w:ind w:firstLine="850"/>
+        <w:jc w:val="both"/>
+        <w:rPr>
+          <w:rFonts w:ascii="Times New Roman" w:hAnsi="Times New Roman" w:cs="Times New Roman"/>
+          <w:sz w:val="28"/>
+          <w:szCs w:val="28"/>
+        </w:rPr>
+      </w:pPr>
+      <w:r>
+        <w:rPr>
+          <w:rFonts w:ascii="Times New Roman" w:hAnsi="Times New Roman" w:cs="Times New Roman"/>
+          <w:sz w:val="28"/>
+          <w:szCs w:val="28"/>
+        </w:rPr>
+        <w:tab/>
+      </w:r>
+      <w:r>
+        <w:rPr>
+          <w:rFonts w:ascii="Times New Roman" w:hAnsi="Times New Roman" w:cs="Times New Roman"/>
+          <w:sz w:val="28"/>
+          <w:szCs w:val="28"/>
+        </w:rPr>
+        <w:tab/>
+        <w:t>i. Название компании;</w:t>
+      </w:r>
+    </w:p>
+    <w:p>
+      <w:pPr>
+        <w:pStyle w:val="Standard"/>
+        <w:spacing w:line="360" w:lineRule="auto"/>
+        <w:ind w:firstLine="850"/>
+        <w:jc w:val="both"/>
+        <w:rPr>
+          <w:rFonts w:ascii="Times New Roman" w:hAnsi="Times New Roman" w:cs="Times New Roman"/>
+          <w:sz w:val="28"/>
+          <w:szCs w:val="28"/>
+        </w:rPr>
+      </w:pPr>
+      <w:r>
+        <w:rPr>
+          <w:rFonts w:ascii="Times New Roman" w:hAnsi="Times New Roman" w:cs="Times New Roman"/>
+          <w:sz w:val="28"/>
+          <w:szCs w:val="28"/>
+        </w:rPr>
+        <w:tab/>
+      </w:r>
+      <w:r>
+        <w:rPr>
+          <w:rFonts w:ascii="Times New Roman" w:hAnsi="Times New Roman" w:cs="Times New Roman"/>
+          <w:sz w:val="28"/>
+          <w:szCs w:val="28"/>
+        </w:rPr>
+        <w:tab/>
+      </w:r>
+      <w:proofErr w:type="spellStart"/>
+      <w:r>
+        <w:rPr>
+          <w:rFonts w:ascii="Times New Roman" w:hAnsi="Times New Roman" w:cs="Times New Roman"/>
+          <w:sz w:val="28"/>
+          <w:szCs w:val="28"/>
+        </w:rPr>
+        <w:t>ii</w:t>
+      </w:r>
+      <w:proofErr w:type="spellEnd"/>
+      <w:r>
+        <w:rPr>
+          <w:rFonts w:ascii="Times New Roman" w:hAnsi="Times New Roman" w:cs="Times New Roman"/>
+          <w:sz w:val="28"/>
+          <w:szCs w:val="28"/>
+        </w:rPr>
+        <w:t>. Представление;</w:t>
+      </w:r>
+    </w:p>
+    <w:p>
+      <w:pPr>
+        <w:pStyle w:val="Standard"/>
+        <w:spacing w:line="360" w:lineRule="auto"/>
+        <w:ind w:firstLine="850"/>
+        <w:jc w:val="both"/>
+        <w:rPr>
+          <w:rFonts w:ascii="Times New Roman" w:hAnsi="Times New Roman" w:cs="Times New Roman"/>
+          <w:sz w:val="28"/>
+          <w:szCs w:val="28"/>
+        </w:rPr>
+      </w:pPr>
+      <w:r>
+        <w:rPr>
+          <w:rFonts w:ascii="Times New Roman" w:hAnsi="Times New Roman" w:cs="Times New Roman"/>
+          <w:sz w:val="28"/>
+          <w:szCs w:val="28"/>
+        </w:rPr>
+        <w:lastRenderedPageBreak/>
+        <w:tab/>
+      </w:r>
+      <w:r>
+        <w:rPr>
+          <w:rFonts w:ascii="Times New Roman" w:hAnsi="Times New Roman" w:cs="Times New Roman"/>
+          <w:sz w:val="28"/>
+          <w:szCs w:val="28"/>
+        </w:rPr>
+        <w:tab/>
+      </w:r>
+      <w:proofErr w:type="spellStart"/>
+      <w:r>
+        <w:rPr>
+          <w:rFonts w:ascii="Times New Roman" w:hAnsi="Times New Roman" w:cs="Times New Roman"/>
+          <w:sz w:val="28"/>
+          <w:szCs w:val="28"/>
+        </w:rPr>
+        <w:t>iii</w:t>
+      </w:r>
+      <w:proofErr w:type="spellEnd"/>
+      <w:r>
+        <w:rPr>
+          <w:rFonts w:ascii="Times New Roman" w:hAnsi="Times New Roman" w:cs="Times New Roman"/>
+          <w:sz w:val="28"/>
+          <w:szCs w:val="28"/>
+        </w:rPr>
+        <w:t>. Ответственного сотрудника;</w:t>
+      </w:r>
+    </w:p>
+    <w:p>
+      <w:pPr>
+        <w:pStyle w:val="Standard"/>
+        <w:spacing w:line="360" w:lineRule="auto"/>
+        <w:ind w:firstLine="850"/>
+        <w:jc w:val="both"/>
+        <w:rPr>
+          <w:rFonts w:ascii="Times New Roman" w:hAnsi="Times New Roman" w:cs="Times New Roman"/>
+          <w:sz w:val="28"/>
+          <w:szCs w:val="28"/>
+        </w:rPr>
+      </w:pPr>
+      <w:r>
+        <w:rPr>
+          <w:rFonts w:ascii="Times New Roman" w:hAnsi="Times New Roman" w:cs="Times New Roman"/>
+          <w:sz w:val="28"/>
+          <w:szCs w:val="28"/>
+        </w:rPr>
+        <w:tab/>
+        <w:t>b. Сделайте скриншот карточки поставщика и добавьте его в отчет.</w:t>
+      </w:r>
+    </w:p>
+    <w:p>
+      <w:pPr>
+        <w:pStyle w:val="Standard"/>
+        <w:spacing w:line="360" w:lineRule="auto"/>
+        <w:ind w:firstLine="850"/>
+        <w:jc w:val="both"/>
+        <w:rPr>
+          <w:rFonts w:ascii="Times New Roman" w:hAnsi="Times New Roman" w:cs="Times New Roman"/>
+          <w:sz w:val="28"/>
+          <w:szCs w:val="28"/>
+        </w:rPr>
+      </w:pPr>
+      <w:r>
+        <w:rPr>
+          <w:rFonts w:ascii="Times New Roman" w:hAnsi="Times New Roman" w:cs="Times New Roman"/>
+          <w:sz w:val="28"/>
+          <w:szCs w:val="28"/>
+        </w:rPr>
+        <w:t>5. Задать начальные остатки:</w:t>
+      </w:r>
+    </w:p>
+    <w:p>
+      <w:pPr>
+        <w:pStyle w:val="Standard"/>
+        <w:spacing w:line="360" w:lineRule="auto"/>
+        <w:ind w:firstLine="850"/>
+        <w:jc w:val="both"/>
+        <w:rPr>
+          <w:rFonts w:ascii="Times New Roman" w:hAnsi="Times New Roman" w:cs="Times New Roman"/>
+          <w:sz w:val="28"/>
+          <w:szCs w:val="28"/>
+        </w:rPr>
+      </w:pPr>
+      <w:r>
+        <w:rPr>
+          <w:rFonts w:ascii="Times New Roman" w:hAnsi="Times New Roman" w:cs="Times New Roman"/>
+          <w:sz w:val="28"/>
+          <w:szCs w:val="28"/>
+        </w:rPr>
+        <w:tab/>
+        <w:t>a. Создайте вид цен — Розничные;</w:t>
+      </w:r>
+    </w:p>
+    <w:p>
+      <w:pPr>
+        <w:pStyle w:val="Standard"/>
+        <w:spacing w:line="360" w:lineRule="auto"/>
+        <w:ind w:firstLine="850"/>
+        <w:jc w:val="both"/>
+        <w:rPr>
+          <w:rFonts w:ascii="Times New Roman" w:hAnsi="Times New Roman" w:cs="Times New Roman"/>
+          <w:sz w:val="28"/>
+          <w:szCs w:val="28"/>
+        </w:rPr>
+      </w:pPr>
+      <w:r>
+        <w:rPr>
+          <w:rFonts w:ascii="Times New Roman" w:hAnsi="Times New Roman" w:cs="Times New Roman"/>
+          <w:sz w:val="28"/>
+          <w:szCs w:val="28"/>
+        </w:rPr>
+        <w:tab/>
+        <w:t>b. Установите начальные остатки;</w:t>
+      </w:r>
+    </w:p>
+    <w:p>
+      <w:pPr>
+        <w:pStyle w:val="Standard"/>
+        <w:spacing w:line="360" w:lineRule="auto"/>
+        <w:ind w:firstLine="850"/>
+        <w:jc w:val="both"/>
+        <w:rPr>
+          <w:rFonts w:ascii="Times New Roman" w:hAnsi="Times New Roman" w:cs="Times New Roman"/>
+          <w:sz w:val="28"/>
+          <w:szCs w:val="28"/>
+        </w:rPr>
+      </w:pPr>
+      <w:r>
+        <w:rPr>
+          <w:rFonts w:ascii="Times New Roman" w:hAnsi="Times New Roman" w:cs="Times New Roman"/>
+          <w:sz w:val="28"/>
+          <w:szCs w:val="28"/>
+        </w:rPr>
+        <w:tab/>
+        <w:t>c. Зафиксируйте этапы в отчете.</w:t>
+      </w:r>
+    </w:p>
+    <w:p>
+      <w:pPr>
+        <w:rPr>
+          <w:rFonts w:cs="Times New Roman"/>
+          <w:szCs w:val="28"/>
+        </w:rPr>
+      </w:pPr>
+      <w:r>
+        <w:rPr>
+          <w:rFonts w:cs="Times New Roman"/>
+          <w:szCs w:val="28"/>
+        </w:rPr>
+        <w:br w:type="page"/>
+      </w:r>
+    </w:p>
+    <w:p>
+      <w:pPr>
+        <w:pStyle w:val="a6"/>
+        <w:rPr>
+          <w:rFonts w:cs="Times New Roman"/>
           <w:bCs/>
           <w:szCs w:val="28"/>
-          <w:lang w:val="en-US"/>
-        </w:rPr>
-      </w:pPr>
-      <w:r>
-        <w:rPr>
-          <w:rFonts w:cs="Times New Roman"/>
-          <w:b/>
-          <w:bCs/>
-          <w:szCs w:val="28"/>
-        </w:rPr>
-        <w:br w:type="page"/>
-      </w:r>
-    </w:p>
-    <w:p>
-      <w:pPr>
-        <w:pStyle w:val="a6"/>
-      </w:pPr>
-      <w:bookmarkStart w:id="3" w:name="_Toc243696833"/>
+        </w:rPr>
+      </w:pPr>
+      <w:bookmarkStart w:id="3" w:name="_Toc243734134"/>
       <w:r>
         <w:lastRenderedPageBreak/>
         <w:t>Практическая часть.</w:t>
@@ -2326,7 +2209,7 @@
       <w:pPr>
         <w:pStyle w:val="a8"/>
       </w:pPr>
-      <w:bookmarkStart w:id="4" w:name="_Toc243696834"/>
+      <w:bookmarkStart w:id="4" w:name="_Toc243734135"/>
       <w:r>
         <w:t>Задача №1 установка и настройка.</w:t>
       </w:r>
@@ -2375,7 +2258,7 @@
       <w:pPr>
         <w:pStyle w:val="a8"/>
       </w:pPr>
-      <w:bookmarkStart w:id="5" w:name="_Toc243696835"/>
+      <w:bookmarkStart w:id="5" w:name="_Toc243734136"/>
       <w:r>
         <w:t>Задача №2 настройка организации.</w:t>
       </w:r>
@@ -2457,8 +2340,8 @@
                                 <w:noProof/>
                               </w:rPr>
                               <w:drawing>
-                                <wp:inline distT="0" distB="0" distL="0" distR="0" wp14:anchorId="23DBB44A" wp14:editId="3EA03075">
-                                  <wp:extent cx="6120000" cy="3068280"/>
+                                <wp:inline distT="0" distB="0" distL="0" distR="0" wp14:anchorId="23DBB44A" wp14:editId="2E350E25">
+                                  <wp:extent cx="5562600" cy="2819400"/>
                                   <wp:effectExtent l="0" t="0" r="0" b="0"/>
                                   <wp:docPr id="1" name="Изображение1"/>
                                   <wp:cNvGraphicFramePr/>
@@ -2482,7 +2365,7 @@
                                         <pic:spPr>
                                           <a:xfrm>
                                             <a:off x="0" y="0"/>
-                                            <a:ext cx="6120000" cy="3068280"/>
+                                            <a:ext cx="5563701" cy="2819958"/>
                                           </a:xfrm>
                                           <a:prstGeom prst="rect">
                                             <a:avLst/>
@@ -2498,6 +2381,12 @@
                                 </wp:inline>
                               </w:drawing>
                             </w:r>
+                          </w:p>
+                          <w:p>
+                            <w:pPr>
+                              <w:pStyle w:val="Drawing"/>
+                              <w:jc w:val="center"/>
+                            </w:pPr>
                             <w:r>
                               <w:t>Рисунок 1 - Указание вида бизнеса</w:t>
                             </w:r>
@@ -2531,8 +2420,8 @@
                           <w:noProof/>
                         </w:rPr>
                         <w:drawing>
-                          <wp:inline distT="0" distB="0" distL="0" distR="0" wp14:anchorId="23DBB44A" wp14:editId="3EA03075">
-                            <wp:extent cx="6120000" cy="3068280"/>
+                          <wp:inline distT="0" distB="0" distL="0" distR="0" wp14:anchorId="23DBB44A" wp14:editId="2E350E25">
+                            <wp:extent cx="5562600" cy="2819400"/>
                             <wp:effectExtent l="0" t="0" r="0" b="0"/>
                             <wp:docPr id="1" name="Изображение1"/>
                             <wp:cNvGraphicFramePr/>
@@ -2544,7 +2433,7 @@
                                     <pic:cNvPicPr/>
                                   </pic:nvPicPr>
                                   <pic:blipFill>
-                                    <a:blip r:embed="rId8">
+                                    <a:blip r:embed="rId9">
                                       <a:lum/>
                                       <a:alphaModFix/>
                                     </a:blip>
@@ -2556,7 +2445,7 @@
                                   <pic:spPr>
                                     <a:xfrm>
                                       <a:off x="0" y="0"/>
-                                      <a:ext cx="6120000" cy="3068280"/>
+                                      <a:ext cx="5563701" cy="2819958"/>
                                     </a:xfrm>
                                     <a:prstGeom prst="rect">
                                       <a:avLst/>
@@ -2572,6 +2461,12 @@
                           </wp:inline>
                         </w:drawing>
                       </w:r>
+                    </w:p>
+                    <w:p>
+                      <w:pPr>
+                        <w:pStyle w:val="Drawing"/>
+                        <w:jc w:val="center"/>
+                      </w:pPr>
                       <w:r>
                         <w:t>Рисунок 1 - Указание вида бизнеса</w:t>
                       </w:r>
@@ -2604,7 +2499,6 @@
           <w:sz w:val="28"/>
           <w:szCs w:val="28"/>
         </w:rPr>
-        <w:lastRenderedPageBreak/>
         <mc:AlternateContent>
           <mc:Choice Requires="wps">
             <w:drawing>
@@ -2635,13 +2529,14 @@
                           <w:p>
                             <w:pPr>
                               <w:pStyle w:val="Drawing"/>
+                              <w:jc w:val="center"/>
                             </w:pPr>
                             <w:r>
                               <w:rPr>
                                 <w:noProof/>
                               </w:rPr>
                               <w:drawing>
-                                <wp:inline distT="0" distB="0" distL="0" distR="0" wp14:anchorId="226FCD7A" wp14:editId="362A740C">
+                                <wp:inline distT="0" distB="0" distL="0" distR="0" wp14:anchorId="226FCD7A" wp14:editId="0B3E67CD">
                                   <wp:extent cx="6120000" cy="3068280"/>
                                   <wp:effectExtent l="0" t="0" r="0" b="0"/>
                                   <wp:docPr id="3" name="Изображение2"/>
@@ -2654,7 +2549,7 @@
                                           <pic:cNvPicPr/>
                                         </pic:nvPicPr>
                                         <pic:blipFill>
-                                          <a:blip r:embed="rId9">
+                                          <a:blip r:embed="rId10">
                                             <a:lum/>
                                             <a:alphaModFix/>
                                           </a:blip>
@@ -2705,13 +2600,14 @@
                     <w:p>
                       <w:pPr>
                         <w:pStyle w:val="Drawing"/>
+                        <w:jc w:val="center"/>
                       </w:pPr>
                       <w:r>
                         <w:rPr>
                           <w:noProof/>
                         </w:rPr>
                         <w:drawing>
-                          <wp:inline distT="0" distB="0" distL="0" distR="0" wp14:anchorId="226FCD7A" wp14:editId="362A740C">
+                          <wp:inline distT="0" distB="0" distL="0" distR="0" wp14:anchorId="226FCD7A" wp14:editId="0B3E67CD">
                             <wp:extent cx="6120000" cy="3068280"/>
                             <wp:effectExtent l="0" t="0" r="0" b="0"/>
                             <wp:docPr id="3" name="Изображение2"/>
@@ -2724,7 +2620,7 @@
                                     <pic:cNvPicPr/>
                                   </pic:nvPicPr>
                                   <pic:blipFill>
-                                    <a:blip r:embed="rId9">
+                                    <a:blip r:embed="rId11">
                                       <a:lum/>
                                       <a:alphaModFix/>
                                     </a:blip>
@@ -2769,8 +2665,9 @@
       <w:pPr>
         <w:pStyle w:val="a8"/>
       </w:pPr>
-      <w:bookmarkStart w:id="6" w:name="_Toc243696836"/>
-      <w:r>
+      <w:bookmarkStart w:id="6" w:name="_Toc243734137"/>
+      <w:r>
+        <w:lastRenderedPageBreak/>
         <w:t>Задача №3 создание номенклатуры.</w:t>
       </w:r>
       <w:bookmarkEnd w:id="6"/>
@@ -2845,15 +2742,16 @@
                           <w:p>
                             <w:pPr>
                               <w:pStyle w:val="Drawing"/>
+                              <w:jc w:val="center"/>
                             </w:pPr>
                             <w:r>
                               <w:rPr>
                                 <w:noProof/>
                               </w:rPr>
                               <w:drawing>
-                                <wp:inline distT="0" distB="0" distL="0" distR="0" wp14:anchorId="15B2C914" wp14:editId="06D8BA25">
+                                <wp:inline distT="0" distB="0" distL="0" distR="0" wp14:anchorId="15B2C914" wp14:editId="5C6DA119">
                                   <wp:extent cx="6120000" cy="3606120"/>
-                                  <wp:effectExtent l="0" t="0" r="0" b="0"/>
+                                  <wp:effectExtent l="0" t="0" r="0" b="7620"/>
                                   <wp:docPr id="5" name="Изображение3"/>
                                   <wp:cNvGraphicFramePr/>
                                   <a:graphic xmlns:a="http://schemas.openxmlformats.org/drawingml/2006/main">
@@ -2864,7 +2762,7 @@
                                           <pic:cNvPicPr/>
                                         </pic:nvPicPr>
                                         <pic:blipFill>
-                                          <a:blip r:embed="rId10">
+                                          <a:blip r:embed="rId12">
                                             <a:lum/>
                                             <a:alphaModFix/>
                                           </a:blip>
@@ -2915,15 +2813,16 @@
                     <w:p>
                       <w:pPr>
                         <w:pStyle w:val="Drawing"/>
+                        <w:jc w:val="center"/>
                       </w:pPr>
                       <w:r>
                         <w:rPr>
                           <w:noProof/>
                         </w:rPr>
                         <w:drawing>
-                          <wp:inline distT="0" distB="0" distL="0" distR="0" wp14:anchorId="15B2C914" wp14:editId="06D8BA25">
+                          <wp:inline distT="0" distB="0" distL="0" distR="0" wp14:anchorId="15B2C914" wp14:editId="5C6DA119">
                             <wp:extent cx="6120000" cy="3606120"/>
-                            <wp:effectExtent l="0" t="0" r="0" b="0"/>
+                            <wp:effectExtent l="0" t="0" r="0" b="7620"/>
                             <wp:docPr id="5" name="Изображение3"/>
                             <wp:cNvGraphicFramePr/>
                             <a:graphic xmlns:a="http://schemas.openxmlformats.org/drawingml/2006/main">
@@ -2934,7 +2833,7 @@
                                     <pic:cNvPicPr/>
                                   </pic:nvPicPr>
                                   <pic:blipFill>
-                                    <a:blip r:embed="rId10">
+                                    <a:blip r:embed="rId13">
                                       <a:lum/>
                                       <a:alphaModFix/>
                                     </a:blip>
@@ -2994,7 +2893,6 @@
           <w:sz w:val="28"/>
           <w:szCs w:val="28"/>
         </w:rPr>
-        <w:lastRenderedPageBreak/>
         <mc:AlternateContent>
           <mc:Choice Requires="wps">
             <w:drawing>
@@ -3025,13 +2923,14 @@
                           <w:p>
                             <w:pPr>
                               <w:pStyle w:val="Drawing"/>
+                              <w:jc w:val="center"/>
                             </w:pPr>
                             <w:r>
                               <w:rPr>
                                 <w:noProof/>
                               </w:rPr>
                               <w:drawing>
-                                <wp:inline distT="0" distB="0" distL="0" distR="0" wp14:anchorId="4369C18F" wp14:editId="4B33538E">
+                                <wp:inline distT="0" distB="0" distL="0" distR="0" wp14:anchorId="4369C18F" wp14:editId="0C9A87DE">
                                   <wp:extent cx="6120000" cy="2838960"/>
                                   <wp:effectExtent l="0" t="0" r="0" b="0"/>
                                   <wp:docPr id="7" name="Изображение4"/>
@@ -3044,7 +2943,7 @@
                                           <pic:cNvPicPr/>
                                         </pic:nvPicPr>
                                         <pic:blipFill>
-                                          <a:blip r:embed="rId11">
+                                          <a:blip r:embed="rId14">
                                             <a:lum/>
                                             <a:alphaModFix/>
                                           </a:blip>
@@ -3095,13 +2994,14 @@
                     <w:p>
                       <w:pPr>
                         <w:pStyle w:val="Drawing"/>
+                        <w:jc w:val="center"/>
                       </w:pPr>
                       <w:r>
                         <w:rPr>
                           <w:noProof/>
                         </w:rPr>
                         <w:drawing>
-                          <wp:inline distT="0" distB="0" distL="0" distR="0" wp14:anchorId="4369C18F" wp14:editId="4B33538E">
+                          <wp:inline distT="0" distB="0" distL="0" distR="0" wp14:anchorId="4369C18F" wp14:editId="0C9A87DE">
                             <wp:extent cx="6120000" cy="2838960"/>
                             <wp:effectExtent l="0" t="0" r="0" b="0"/>
                             <wp:docPr id="7" name="Изображение4"/>
@@ -3114,7 +3014,7 @@
                                     <pic:cNvPicPr/>
                                   </pic:nvPicPr>
                                   <pic:blipFill>
-                                    <a:blip r:embed="rId11">
+                                    <a:blip r:embed="rId15">
                                       <a:lum/>
                                       <a:alphaModFix/>
                                     </a:blip>
@@ -3174,10 +3074,11 @@
           <w:sz w:val="28"/>
           <w:szCs w:val="28"/>
         </w:rPr>
+        <w:lastRenderedPageBreak/>
         <mc:AlternateContent>
           <mc:Choice Requires="wps">
             <w:drawing>
-              <wp:inline distT="0" distB="0" distL="0" distR="0" wp14:anchorId="39F6C138" wp14:editId="4A5F46A7">
+              <wp:inline distT="0" distB="0" distL="0" distR="0" wp14:anchorId="39F6C138" wp14:editId="720AC742">
                 <wp:extent cx="6120000" cy="3057480"/>
                 <wp:effectExtent l="0" t="0" r="0" b="0"/>
                 <wp:docPr id="10" name="Врезка5"/>
@@ -3204,15 +3105,16 @@
                           <w:p>
                             <w:pPr>
                               <w:pStyle w:val="Drawing"/>
+                              <w:jc w:val="center"/>
                             </w:pPr>
                             <w:r>
                               <w:rPr>
                                 <w:noProof/>
                               </w:rPr>
                               <w:drawing>
-                                <wp:inline distT="0" distB="0" distL="0" distR="0" wp14:anchorId="0B1948CE" wp14:editId="640AAE9F">
+                                <wp:inline distT="0" distB="0" distL="0" distR="0" wp14:anchorId="0B1948CE" wp14:editId="49F90A3E">
                                   <wp:extent cx="6120000" cy="3057480"/>
-                                  <wp:effectExtent l="0" t="0" r="0" b="0"/>
+                                  <wp:effectExtent l="0" t="0" r="0" b="7620"/>
                                   <wp:docPr id="9" name="Изображение5"/>
                                   <wp:cNvGraphicFramePr/>
                                   <a:graphic xmlns:a="http://schemas.openxmlformats.org/drawingml/2006/main">
@@ -3223,7 +3125,7 @@
                                           <pic:cNvPicPr/>
                                         </pic:nvPicPr>
                                         <pic:blipFill>
-                                          <a:blip r:embed="rId12">
+                                          <a:blip r:embed="rId16">
                                             <a:lum/>
                                             <a:alphaModFix/>
                                           </a:blip>
@@ -3274,15 +3176,16 @@
                     <w:p>
                       <w:pPr>
                         <w:pStyle w:val="Drawing"/>
+                        <w:jc w:val="center"/>
                       </w:pPr>
                       <w:r>
                         <w:rPr>
                           <w:noProof/>
                         </w:rPr>
                         <w:drawing>
-                          <wp:inline distT="0" distB="0" distL="0" distR="0" wp14:anchorId="0B1948CE" wp14:editId="640AAE9F">
+                          <wp:inline distT="0" distB="0" distL="0" distR="0" wp14:anchorId="0B1948CE" wp14:editId="49F90A3E">
                             <wp:extent cx="6120000" cy="3057480"/>
-                            <wp:effectExtent l="0" t="0" r="0" b="0"/>
+                            <wp:effectExtent l="0" t="0" r="0" b="7620"/>
                             <wp:docPr id="9" name="Изображение5"/>
                             <wp:cNvGraphicFramePr/>
                             <a:graphic xmlns:a="http://schemas.openxmlformats.org/drawingml/2006/main">
@@ -3293,7 +3196,7 @@
                                     <pic:cNvPicPr/>
                                   </pic:nvPicPr>
                                   <pic:blipFill>
-                                    <a:blip r:embed="rId12">
+                                    <a:blip r:embed="rId17">
                                       <a:lum/>
                                       <a:alphaModFix/>
                                     </a:blip>
@@ -3357,7 +3260,6 @@
           <w:sz w:val="28"/>
           <w:szCs w:val="28"/>
         </w:rPr>
-        <w:lastRenderedPageBreak/>
         <mc:AlternateContent>
           <mc:Choice Requires="wps">
             <w:drawing>
@@ -3388,6 +3290,7 @@
                           <w:p>
                             <w:pPr>
                               <w:pStyle w:val="Drawing"/>
+                              <w:jc w:val="center"/>
                             </w:pPr>
                             <w:r>
                               <w:rPr>
@@ -3407,7 +3310,7 @@
                                           <pic:cNvPicPr/>
                                         </pic:nvPicPr>
                                         <pic:blipFill>
-                                          <a:blip r:embed="rId13">
+                                          <a:blip r:embed="rId18">
                                             <a:lum/>
                                             <a:alphaModFix/>
                                           </a:blip>
@@ -3458,6 +3361,7 @@
                     <w:p>
                       <w:pPr>
                         <w:pStyle w:val="Drawing"/>
+                        <w:jc w:val="center"/>
                       </w:pPr>
                       <w:r>
                         <w:rPr>
@@ -3477,7 +3381,7 @@
                                     <pic:cNvPicPr/>
                                   </pic:nvPicPr>
                                   <pic:blipFill>
-                                    <a:blip r:embed="rId13">
+                                    <a:blip r:embed="rId19">
                                       <a:lum/>
                                       <a:alphaModFix/>
                                     </a:blip>
@@ -3541,6 +3445,7 @@
           <w:sz w:val="28"/>
           <w:szCs w:val="28"/>
         </w:rPr>
+        <w:lastRenderedPageBreak/>
         <mc:AlternateContent>
           <mc:Choice Requires="wps">
             <w:drawing>
@@ -3571,6 +3476,7 @@
                           <w:p>
                             <w:pPr>
                               <w:pStyle w:val="Drawing"/>
+                              <w:jc w:val="center"/>
                             </w:pPr>
                             <w:r>
                               <w:rPr>
@@ -3590,7 +3496,7 @@
                                           <pic:cNvPicPr/>
                                         </pic:nvPicPr>
                                         <pic:blipFill>
-                                          <a:blip r:embed="rId14">
+                                          <a:blip r:embed="rId20">
                                             <a:lum/>
                                             <a:alphaModFix/>
                                           </a:blip>
@@ -3641,6 +3547,7 @@
                     <w:p>
                       <w:pPr>
                         <w:pStyle w:val="Drawing"/>
+                        <w:jc w:val="center"/>
                       </w:pPr>
                       <w:r>
                         <w:rPr>
@@ -3660,7 +3567,7 @@
                                     <pic:cNvPicPr/>
                                   </pic:nvPicPr>
                                   <pic:blipFill>
-                                    <a:blip r:embed="rId14">
+                                    <a:blip r:embed="rId21">
                                       <a:lum/>
                                       <a:alphaModFix/>
                                     </a:blip>
@@ -3724,7 +3631,6 @@
           <w:sz w:val="28"/>
           <w:szCs w:val="28"/>
         </w:rPr>
-        <w:lastRenderedPageBreak/>
         <mc:AlternateContent>
           <mc:Choice Requires="wps">
             <w:drawing>
@@ -3755,6 +3661,7 @@
                           <w:p>
                             <w:pPr>
                               <w:pStyle w:val="Drawing"/>
+                              <w:jc w:val="center"/>
                             </w:pPr>
                             <w:r>
                               <w:rPr>
@@ -3774,7 +3681,7 @@
                                           <pic:cNvPicPr/>
                                         </pic:nvPicPr>
                                         <pic:blipFill>
-                                          <a:blip r:embed="rId15">
+                                          <a:blip r:embed="rId22">
                                             <a:lum/>
                                             <a:alphaModFix/>
                                           </a:blip>
@@ -3825,6 +3732,7 @@
                     <w:p>
                       <w:pPr>
                         <w:pStyle w:val="Drawing"/>
+                        <w:jc w:val="center"/>
                       </w:pPr>
                       <w:r>
                         <w:rPr>
@@ -3844,7 +3752,7 @@
                                     <pic:cNvPicPr/>
                                   </pic:nvPicPr>
                                   <pic:blipFill>
-                                    <a:blip r:embed="rId15">
+                                    <a:blip r:embed="rId23">
                                       <a:lum/>
                                       <a:alphaModFix/>
                                     </a:blip>
@@ -3908,6 +3816,7 @@
           <w:sz w:val="28"/>
           <w:szCs w:val="28"/>
         </w:rPr>
+        <w:lastRenderedPageBreak/>
         <mc:AlternateContent>
           <mc:Choice Requires="wps">
             <w:drawing>
@@ -3938,6 +3847,7 @@
                           <w:p>
                             <w:pPr>
                               <w:pStyle w:val="Drawing"/>
+                              <w:jc w:val="center"/>
                             </w:pPr>
                             <w:r>
                               <w:rPr>
@@ -3957,7 +3867,7 @@
                                           <pic:cNvPicPr/>
                                         </pic:nvPicPr>
                                         <pic:blipFill>
-                                          <a:blip r:embed="rId16">
+                                          <a:blip r:embed="rId24">
                                             <a:lum/>
                                             <a:alphaModFix/>
                                           </a:blip>
@@ -4008,6 +3918,7 @@
                     <w:p>
                       <w:pPr>
                         <w:pStyle w:val="Drawing"/>
+                        <w:jc w:val="center"/>
                       </w:pPr>
                       <w:r>
                         <w:rPr>
@@ -4027,7 +3938,7 @@
                                     <pic:cNvPicPr/>
                                   </pic:nvPicPr>
                                   <pic:blipFill>
-                                    <a:blip r:embed="rId16">
+                                    <a:blip r:embed="rId25">
                                       <a:lum/>
                                       <a:alphaModFix/>
                                     </a:blip>
@@ -4072,7 +3983,7 @@
       <w:pPr>
         <w:pStyle w:val="a8"/>
       </w:pPr>
-      <w:bookmarkStart w:id="7" w:name="_Toc243696837"/>
+      <w:bookmarkStart w:id="7" w:name="_Toc243734138"/>
       <w:r>
         <w:t>Задача №4 создание поставщика.</w:t>
       </w:r>
@@ -4122,7 +4033,6 @@
           <w:sz w:val="28"/>
           <w:szCs w:val="28"/>
         </w:rPr>
-        <w:lastRenderedPageBreak/>
         <mc:AlternateContent>
           <mc:Choice Requires="wps">
             <w:drawing>
@@ -4153,6 +4063,7 @@
                           <w:p>
                             <w:pPr>
                               <w:pStyle w:val="Drawing"/>
+                              <w:jc w:val="center"/>
                             </w:pPr>
                             <w:r>
                               <w:rPr>
@@ -4172,7 +4083,7 @@
                                           <pic:cNvPicPr/>
                                         </pic:nvPicPr>
                                         <pic:blipFill>
-                                          <a:blip r:embed="rId17">
+                                          <a:blip r:embed="rId26">
                                             <a:lum/>
                                             <a:alphaModFix/>
                                           </a:blip>
@@ -4223,6 +4134,7 @@
                     <w:p>
                       <w:pPr>
                         <w:pStyle w:val="Drawing"/>
+                        <w:jc w:val="center"/>
                       </w:pPr>
                       <w:r>
                         <w:rPr>
@@ -4242,7 +4154,7 @@
                                     <pic:cNvPicPr/>
                                   </pic:nvPicPr>
                                   <pic:blipFill>
-                                    <a:blip r:embed="rId17">
+                                    <a:blip r:embed="rId27">
                                       <a:lum/>
                                       <a:alphaModFix/>
                                     </a:blip>
@@ -4287,7 +4199,7 @@
       <w:pPr>
         <w:pStyle w:val="a8"/>
       </w:pPr>
-      <w:bookmarkStart w:id="8" w:name="_Toc243696838"/>
+      <w:bookmarkStart w:id="8" w:name="_Toc243734139"/>
       <w:r>
         <w:t>Задача №5 ввод начальных остатков.</w:t>
       </w:r>
@@ -4333,6 +4245,7 @@
           <w:sz w:val="28"/>
           <w:szCs w:val="28"/>
         </w:rPr>
+        <w:lastRenderedPageBreak/>
         <mc:AlternateContent>
           <mc:Choice Requires="wps">
             <w:drawing>
@@ -4363,6 +4276,7 @@
                           <w:p>
                             <w:pPr>
                               <w:pStyle w:val="Drawing"/>
+                              <w:jc w:val="center"/>
                             </w:pPr>
                             <w:r>
                               <w:rPr>
@@ -4382,7 +4296,7 @@
                                           <pic:cNvPicPr/>
                                         </pic:nvPicPr>
                                         <pic:blipFill>
-                                          <a:blip r:embed="rId18">
+                                          <a:blip r:embed="rId28">
                                             <a:lum/>
                                             <a:alphaModFix/>
                                           </a:blip>
@@ -4433,6 +4347,7 @@
                     <w:p>
                       <w:pPr>
                         <w:pStyle w:val="Drawing"/>
+                        <w:jc w:val="center"/>
                       </w:pPr>
                       <w:r>
                         <w:rPr>
@@ -4452,7 +4367,7 @@
                                     <pic:cNvPicPr/>
                                   </pic:nvPicPr>
                                   <pic:blipFill>
-                                    <a:blip r:embed="rId18">
+                                    <a:blip r:embed="rId29">
                                       <a:lum/>
                                       <a:alphaModFix/>
                                     </a:blip>
@@ -4497,7 +4412,7 @@
       <w:pPr>
         <w:pStyle w:val="a6"/>
       </w:pPr>
-      <w:bookmarkStart w:id="9" w:name="_Toc243696839"/>
+      <w:bookmarkStart w:id="9" w:name="_Toc243734140"/>
       <w:r>
         <w:t>Вывод.</w:t>
       </w:r>
@@ -4521,21 +4436,51 @@
           <w:sz w:val="28"/>
           <w:szCs w:val="28"/>
         </w:rPr>
-        <w:t xml:space="preserve">В ходе выполнения лабораторной работы была выполнена поставленная цель. Были получены практические навыки по установке, настройке и работе с </w:t>
-      </w:r>
-      <w:r>
-        <w:rPr>
-          <w:rFonts w:ascii="Times New Roman" w:hAnsi="Times New Roman" w:cs="Times New Roman"/>
-          <w:sz w:val="28"/>
-          <w:szCs w:val="28"/>
-        </w:rPr>
-        <w:lastRenderedPageBreak/>
-        <w:t>основным интерфейсом программы 1С: Предприятие, такие как: регистрация компании, создание номенклатуры, создание поставщика и ввод начальных остатков. Эти навыки являются фундаментом в работе с программой и введения учета.</w:t>
+        <w:t>В ходе выполнения лабораторной работы была выполнена поставленная цель. Были получены практические навыки по установке, настройке и работе с основным интерфейсом программы 1С: Предприятие, такие как: регистрация компании, создание номенклатуры, создание поставщика и ввод начальных остатков. Эти навыки являются фундаментом в работе с программой и введения учета.</w:t>
+      </w:r>
+    </w:p>
+    <w:p>
+      <w:pPr>
+        <w:pStyle w:val="Standard"/>
+        <w:spacing w:line="360" w:lineRule="auto"/>
+        <w:ind w:firstLine="850"/>
+        <w:jc w:val="both"/>
+        <w:rPr>
+          <w:rFonts w:ascii="Times New Roman" w:hAnsi="Times New Roman" w:cs="Times New Roman"/>
+          <w:sz w:val="28"/>
+          <w:szCs w:val="28"/>
+        </w:rPr>
+      </w:pPr>
+      <w:r>
+        <w:rPr>
+          <w:rFonts w:ascii="Times New Roman" w:hAnsi="Times New Roman" w:cs="Times New Roman"/>
+          <w:sz w:val="28"/>
+          <w:szCs w:val="28"/>
+        </w:rPr>
+        <w:t>Также были освоены развертывание конфигурации «1</w:t>
+      </w:r>
+      <w:proofErr w:type="gramStart"/>
+      <w:r>
+        <w:rPr>
+          <w:rFonts w:ascii="Times New Roman" w:hAnsi="Times New Roman" w:cs="Times New Roman"/>
+          <w:sz w:val="28"/>
+          <w:szCs w:val="28"/>
+        </w:rPr>
+        <w:t>С:УНФ</w:t>
+      </w:r>
+      <w:proofErr w:type="gramEnd"/>
+      <w:r>
+        <w:rPr>
+          <w:rFonts w:ascii="Times New Roman" w:hAnsi="Times New Roman" w:cs="Times New Roman"/>
+          <w:sz w:val="28"/>
+          <w:szCs w:val="28"/>
+        </w:rPr>
+        <w:t>» из шаблона, выбор профиля «Детские товары» и настройка видов бизнеса под розничную и интернет-торговлю. Отработана работа со справочниками: создание номенклатуры с типами «Запас» и «Услуга», заполнение карточек поставщиков и настройка вида цен «Розничные» с вводом начальных остатков. В результате база подготовлена к дальнейшему ведению учета и моделированию торговых операций, что подтверждает практическую ценность полученных навыков.</w:t>
       </w:r>
     </w:p>
     <w:sectPr>
-      <w:footerReference w:type="default" r:id="rId19"/>
-      <w:footerReference w:type="first" r:id="rId20"/>
+      <w:footerReference w:type="default" r:id="rId30"/>
+      <w:footerReference w:type="first" r:id="rId31"/>
       <w:pgSz w:w="11906" w:h="16838"/>
       <w:pgMar w:top="1134" w:right="1134" w:bottom="1474" w:left="1134" w:header="720" w:footer="1134" w:gutter="0"/>
       <w:cols w:space="720"/>
@@ -5154,10 +5099,32 @@
       <w:szCs w:val="29"/>
     </w:rPr>
   </w:style>
+  <w:style w:type="paragraph" w:styleId="2">
+    <w:name w:val="heading 2"/>
+    <w:basedOn w:val="a"/>
+    <w:next w:val="a"/>
+    <w:link w:val="20"/>
+    <w:uiPriority w:val="9"/>
+    <w:semiHidden/>
+    <w:unhideWhenUsed/>
+    <w:qFormat/>
+    <w:rsid w:val="00D0339B"/>
+    <w:pPr>
+      <w:keepNext/>
+      <w:keepLines/>
+      <w:spacing w:before="40"/>
+      <w:outlineLvl w:val="1"/>
+    </w:pPr>
+    <w:rPr>
+      <w:rFonts w:asciiTheme="majorHAnsi" w:eastAsiaTheme="majorEastAsia" w:hAnsiTheme="majorHAnsi" w:cs="Mangal"/>
+      <w:color w:val="0F4761" w:themeColor="accent1" w:themeShade="BF"/>
+      <w:sz w:val="26"/>
+      <w:szCs w:val="23"/>
+    </w:rPr>
+  </w:style>
   <w:style w:type="character" w:default="1" w:styleId="a0">
     <w:name w:val="Default Paragraph Font"/>
     <w:uiPriority w:val="1"/>
-    <w:semiHidden/>
     <w:unhideWhenUsed/>
   </w:style>
   <w:style w:type="table" w:default="1" w:styleId="a1">
@@ -5302,24 +5269,26 @@
   </w:style>
   <w:style w:type="paragraph" w:styleId="a8">
     <w:name w:val="Subtitle"/>
-    <w:basedOn w:val="a"/>
+    <w:basedOn w:val="2"/>
     <w:next w:val="a"/>
     <w:link w:val="a9"/>
     <w:autoRedefine/>
     <w:uiPriority w:val="11"/>
     <w:qFormat/>
-    <w:rsid w:val="007C33BD"/>
+    <w:rsid w:val="00D0339B"/>
     <w:pPr>
       <w:numPr>
         <w:ilvl w:val="1"/>
       </w:numPr>
-      <w:outlineLvl w:val="1"/>
+      <w:spacing w:before="0"/>
+      <w:ind w:firstLine="851"/>
     </w:pPr>
     <w:rPr>
-      <w:rFonts w:eastAsiaTheme="minorEastAsia" w:cs="Mangal"/>
+      <w:rFonts w:ascii="Times New Roman" w:eastAsiaTheme="minorEastAsia" w:hAnsi="Times New Roman"/>
       <w:b/>
       <w:color w:val="000000" w:themeColor="text1"/>
       <w:spacing w:val="15"/>
+      <w:sz w:val="28"/>
       <w:szCs w:val="20"/>
     </w:rPr>
   </w:style>
@@ -5328,7 +5297,7 @@
     <w:basedOn w:val="a0"/>
     <w:link w:val="a8"/>
     <w:uiPriority w:val="11"/>
-    <w:rsid w:val="007C33BD"/>
+    <w:rsid w:val="00D0339B"/>
     <w:rPr>
       <w:rFonts w:ascii="Times New Roman" w:eastAsiaTheme="minorEastAsia" w:hAnsi="Times New Roman" w:cs="Mangal"/>
       <w:b/>
@@ -5389,7 +5358,7 @@
       <w:szCs w:val="21"/>
     </w:rPr>
   </w:style>
-  <w:style w:type="paragraph" w:styleId="2">
+  <w:style w:type="paragraph" w:styleId="21">
     <w:name w:val="toc 2"/>
     <w:basedOn w:val="a"/>
     <w:next w:val="a"/>
@@ -5415,6 +5384,20 @@
     <w:rPr>
       <w:color w:val="467886" w:themeColor="hyperlink"/>
       <w:u w:val="single"/>
+    </w:rPr>
+  </w:style>
+  <w:style w:type="character" w:customStyle="1" w:styleId="20">
+    <w:name w:val="Заголовок 2 Знак"/>
+    <w:basedOn w:val="a0"/>
+    <w:link w:val="2"/>
+    <w:uiPriority w:val="9"/>
+    <w:semiHidden/>
+    <w:rsid w:val="00D0339B"/>
+    <w:rPr>
+      <w:rFonts w:asciiTheme="majorHAnsi" w:eastAsiaTheme="majorEastAsia" w:hAnsiTheme="majorHAnsi" w:cs="Mangal"/>
+      <w:color w:val="0F4761" w:themeColor="accent1" w:themeShade="BF"/>
+      <w:sz w:val="26"/>
+      <w:szCs w:val="23"/>
     </w:rPr>
   </w:style>
 </w:styles>
